--- a/09-通信电路/05-其他通信电路/红外通信IrDA电路/红外通信IrDA电路.docx
+++ b/09-通信电路/05-其他通信电路/红外通信IrDA电路/红外通信IrDA电路.docx
@@ -2420,6 +2420,20 @@
     </w:p>
     <w:bookmarkEnd w:id="26"/>
     <w:bookmarkEnd w:id="27"/>
+    <w:p>
+      <w:pPr>
+        <w:spacing w:before="360"/>
+        <w:jc w:val="center"/>
+      </w:pPr>
+      <w:r>
+        <w:rPr>
+          <w:rFonts w:ascii="Times New Roman" w:hAnsi="Times New Roman"/>
+          <w:color w:val="555555"/>
+          <w:sz w:val="21"/>
+        </w:rPr>
+        <w:t>材料收集者：杜文杰</w:t>
+      </w:r>
+    </w:p>
     <w:sectPr>
       <w:headerReference r:id="rId9" w:type="default"/>
       <w:footerReference r:id="rId10" w:type="default"/>

--- a/09-通信电路/05-其他通信电路/红外通信IrDA电路/红外通信IrDA电路.docx
+++ b/09-通信电路/05-其他通信电路/红外通信IrDA电路/红外通信IrDA电路.docx
@@ -1,6 +1,6 @@
 
 <file path=word/document.xml><?xml version="1.0" encoding="utf-8"?>
-<w:document xmlns:w="http://schemas.openxmlformats.org/wordprocessingml/2006/main" xmlns:m="http://schemas.openxmlformats.org/officeDocument/2006/math" xmlns:r="http://schemas.openxmlformats.org/officeDocument/2006/relationships" xmlns:o="urn:schemas-microsoft-com:office:office" xmlns:v="urn:schemas-microsoft-com:vml" xmlns:w10="urn:schemas-microsoft-com:office:word" xmlns:a="http://schemas.openxmlformats.org/drawingml/2006/main" xmlns:pic="http://schemas.openxmlformats.org/drawingml/2006/picture" xmlns:wp="http://schemas.openxmlformats.org/drawingml/2006/wordprocessingDrawing">
+<w:document xmlns:m="http://schemas.openxmlformats.org/officeDocument/2006/math" xmlns:r="http://schemas.openxmlformats.org/officeDocument/2006/relationships" xmlns:w="http://schemas.openxmlformats.org/wordprocessingml/2006/main" xmlns:o="urn:schemas-microsoft-com:office:office" xmlns:v="urn:schemas-microsoft-com:vml" xmlns:w10="urn:schemas-microsoft-com:office:word" xmlns:a="http://schemas.openxmlformats.org/drawingml/2006/main" xmlns:pic="http://schemas.openxmlformats.org/drawingml/2006/picture" xmlns:wp="http://schemas.openxmlformats.org/drawingml/2006/wordprocessingDrawing">
   <w:body>
     <w:bookmarkStart w:id="27" w:name="红外通信-irda-电路"/>
     <w:p>
@@ -9,16 +9,19 @@
       </w:pPr>
       <w:r>
         <w:rPr>
-          <w:rFonts w:hint="eastAsia"/>
+          <w:rFonts w:hint="eastAsia" w:eastAsia="黑体"/>
         </w:rPr>
         <w:t xml:space="preserve">红外通信</w:t>
       </w:r>
       <w:r>
+        <w:rPr>
+          <w:rFonts w:eastAsia="黑体"/>
+        </w:rPr>
         <w:t xml:space="preserve"> IrDA </w:t>
       </w:r>
       <w:r>
         <w:rPr>
-          <w:rFonts w:hint="eastAsia"/>
+          <w:rFonts w:hint="eastAsia" w:eastAsia="黑体"/>
         </w:rPr>
         <w:t xml:space="preserve">电路</w:t>
       </w:r>
@@ -30,7 +33,7 @@
       </w:pPr>
       <w:r>
         <w:rPr>
-          <w:rFonts w:hint="eastAsia"/>
+          <w:rFonts w:hint="eastAsia" w:eastAsia="黑体"/>
         </w:rPr>
         <w:t xml:space="preserve">拓扑描述</w:t>
       </w:r>
@@ -41,16 +44,19 @@
       </w:pPr>
       <w:r>
         <w:rPr>
-          <w:rFonts w:hint="eastAsia"/>
+          <w:rFonts w:hint="eastAsia" w:eastAsia="黑体"/>
         </w:rPr>
         <w:t xml:space="preserve">由</w:t>
       </w:r>
       <w:r>
+        <w:rPr>
+          <w:rFonts w:eastAsia="黑体"/>
+        </w:rPr>
         <w:t xml:space="preserve"> </w:t>
       </w:r>
       <w:r>
         <w:rPr>
-          <w:rFonts w:hint="eastAsia"/>
+          <w:rFonts w:hint="eastAsia" w:eastAsia="黑体"/>
           <w:b/>
           <w:bCs/>
         </w:rPr>
@@ -58,6 +64,7 @@
       </w:r>
       <w:r>
         <w:rPr>
+          <w:rFonts w:eastAsia="黑体"/>
           <w:b/>
           <w:bCs/>
         </w:rPr>
@@ -65,7 +72,7 @@
       </w:r>
       <w:r>
         <w:rPr>
-          <w:rFonts w:hint="eastAsia"/>
+          <w:rFonts w:hint="eastAsia" w:eastAsia="黑体"/>
           <w:b/>
           <w:bCs/>
         </w:rPr>
@@ -86,15 +93,21 @@
         </m:sSub>
       </m:oMath>
       <w:r>
+        <w:rPr>
+          <w:rFonts w:eastAsia="黑体"/>
+        </w:rPr>
         <w:t xml:space="preserve"> </w:t>
       </w:r>
       <w:r>
         <w:rPr>
-          <w:rFonts w:hint="eastAsia"/>
+          <w:rFonts w:hint="eastAsia" w:eastAsia="黑体"/>
         </w:rPr>
         <w:t xml:space="preserve">与其驱动电路（限流电阻</w:t>
       </w:r>
       <w:r>
+        <w:rPr>
+          <w:rFonts w:eastAsia="黑体"/>
+        </w:rPr>
         <w:t xml:space="preserve"> </w:t>
       </w:r>
       <m:oMath>
@@ -119,13 +132,13 @@
       </m:oMath>
       <w:r>
         <w:rPr>
-          <w:rFonts w:hint="eastAsia"/>
+          <w:rFonts w:hint="eastAsia" w:eastAsia="黑体"/>
         </w:rPr>
         <w:t xml:space="preserve">/驱动管）、</w:t>
       </w:r>
       <w:r>
         <w:rPr>
-          <w:rFonts w:hint="eastAsia"/>
+          <w:rFonts w:hint="eastAsia" w:eastAsia="黑体"/>
           <w:b/>
           <w:bCs/>
         </w:rPr>
@@ -133,11 +146,14 @@
       </w:r>
       <w:r>
         <w:rPr>
-          <w:rFonts w:hint="eastAsia"/>
+          <w:rFonts w:hint="eastAsia" w:eastAsia="黑体"/>
         </w:rPr>
         <w:t xml:space="preserve">（光电二极管</w:t>
       </w:r>
       <w:r>
+        <w:rPr>
+          <w:rFonts w:eastAsia="黑体"/>
+        </w:rPr>
         <w:t xml:space="preserve"> </w:t>
       </w:r>
       <m:oMath>
@@ -158,32 +174,44 @@
         </m:sSub>
       </m:oMath>
       <w:r>
+        <w:rPr>
+          <w:rFonts w:eastAsia="黑体"/>
+        </w:rPr>
         <w:t xml:space="preserve"> </w:t>
       </w:r>
       <w:r>
+        <w:rPr>
+          <w:rFonts w:eastAsia="黑体"/>
+        </w:rPr>
         <w:t xml:space="preserve">+ </w:t>
       </w:r>
       <w:r>
         <w:rPr>
-          <w:rFonts w:hint="eastAsia"/>
+          <w:rFonts w:hint="eastAsia" w:eastAsia="黑体"/>
         </w:rPr>
         <w:t xml:space="preserve">放大器</w:t>
       </w:r>
       <w:r>
+        <w:rPr>
+          <w:rFonts w:eastAsia="黑体"/>
+        </w:rPr>
         <w:t xml:space="preserve"> + </w:t>
       </w:r>
       <w:r>
         <w:rPr>
-          <w:rFonts w:hint="eastAsia"/>
+          <w:rFonts w:hint="eastAsia" w:eastAsia="黑体"/>
         </w:rPr>
         <w:t xml:space="preserve">解调，或一体化接收头）与</w:t>
       </w:r>
       <w:r>
+        <w:rPr>
+          <w:rFonts w:eastAsia="黑体"/>
+        </w:rPr>
         <w:t xml:space="preserve"> </w:t>
       </w:r>
       <w:r>
         <w:rPr>
-          <w:rFonts w:hint="eastAsia"/>
+          <w:rFonts w:hint="eastAsia" w:eastAsia="黑体"/>
           <w:b/>
           <w:bCs/>
         </w:rPr>
@@ -191,6 +219,7 @@
       </w:r>
       <w:r>
         <w:rPr>
+          <w:rFonts w:eastAsia="黑体"/>
           <w:b/>
           <w:bCs/>
         </w:rPr>
@@ -198,31 +227,37 @@
       </w:r>
       <w:r>
         <w:rPr>
-          <w:rFonts w:hint="eastAsia"/>
+          <w:rFonts w:hint="eastAsia" w:eastAsia="黑体"/>
         </w:rPr>
         <w:t xml:space="preserve">（UART/IrDA</w:t>
       </w:r>
       <w:r>
+        <w:rPr>
+          <w:rFonts w:eastAsia="黑体"/>
+        </w:rPr>
         <w:t xml:space="preserve"> </w:t>
       </w:r>
       <w:r>
         <w:rPr>
-          <w:rFonts w:hint="eastAsia"/>
+          <w:rFonts w:hint="eastAsia" w:eastAsia="黑体"/>
         </w:rPr>
         <w:t xml:space="preserve">控制器）组成。电路共有</w:t>
       </w:r>
       <w:r>
+        <w:rPr>
+          <w:rFonts w:eastAsia="黑体"/>
+        </w:rPr>
         <w:t xml:space="preserve"> 6 </w:t>
       </w:r>
       <w:r>
         <w:rPr>
-          <w:rFonts w:hint="eastAsia"/>
+          <w:rFonts w:hint="eastAsia" w:eastAsia="黑体"/>
         </w:rPr>
         <w:t xml:space="preserve">个关键节点：</w:t>
       </w:r>
       <w:r>
         <w:rPr>
-          <w:rFonts w:hint="eastAsia"/>
+          <w:rFonts w:hint="eastAsia" w:eastAsia="黑体"/>
           <w:b/>
           <w:bCs/>
         </w:rPr>
@@ -230,6 +265,7 @@
       </w:r>
       <w:r>
         <w:rPr>
+          <w:rFonts w:eastAsia="黑体"/>
           <w:b/>
           <w:bCs/>
         </w:rPr>
@@ -237,7 +273,7 @@
       </w:r>
       <w:r>
         <w:rPr>
-          <w:rFonts w:hint="eastAsia"/>
+          <w:rFonts w:hint="eastAsia" w:eastAsia="黑体"/>
           <w:b/>
           <w:bCs/>
         </w:rPr>
@@ -245,6 +281,7 @@
       </w:r>
       <w:r>
         <w:rPr>
+          <w:rFonts w:eastAsia="黑体"/>
           <w:b/>
           <w:bCs/>
         </w:rPr>
@@ -252,13 +289,13 @@
       </w:r>
       <w:r>
         <w:rPr>
-          <w:rFonts w:hint="eastAsia"/>
+          <w:rFonts w:hint="eastAsia" w:eastAsia="黑体"/>
         </w:rPr>
         <w:t xml:space="preserve">；</w:t>
       </w:r>
       <w:r>
         <w:rPr>
-          <w:rFonts w:hint="eastAsia"/>
+          <w:rFonts w:hint="eastAsia" w:eastAsia="黑体"/>
           <w:b/>
           <w:bCs/>
         </w:rPr>
@@ -266,6 +303,7 @@
       </w:r>
       <w:r>
         <w:rPr>
+          <w:rFonts w:eastAsia="黑体"/>
           <w:b/>
           <w:bCs/>
         </w:rPr>
@@ -273,7 +311,7 @@
       </w:r>
       <w:r>
         <w:rPr>
-          <w:rFonts w:hint="eastAsia"/>
+          <w:rFonts w:hint="eastAsia" w:eastAsia="黑体"/>
           <w:b/>
           <w:bCs/>
         </w:rPr>
@@ -281,11 +319,14 @@
       </w:r>
       <w:r>
         <w:rPr>
-          <w:rFonts w:hint="eastAsia"/>
+          <w:rFonts w:hint="eastAsia" w:eastAsia="黑体"/>
         </w:rPr>
         <w:t xml:space="preserve">（驱动器输出经</w:t>
       </w:r>
       <w:r>
+        <w:rPr>
+          <w:rFonts w:eastAsia="黑体"/>
+        </w:rPr>
         <w:t xml:space="preserve"> </w:t>
       </w:r>
       <m:oMath>
@@ -309,17 +350,20 @@
         </m:sSub>
       </m:oMath>
       <w:r>
+        <w:rPr>
+          <w:rFonts w:eastAsia="黑体"/>
+        </w:rPr>
         <w:t xml:space="preserve"> </w:t>
       </w:r>
       <w:r>
         <w:rPr>
-          <w:rFonts w:hint="eastAsia"/>
+          <w:rFonts w:hint="eastAsia" w:eastAsia="黑体"/>
         </w:rPr>
         <w:t xml:space="preserve">到发射管）；</w:t>
       </w:r>
       <w:r>
         <w:rPr>
-          <w:rFonts w:hint="eastAsia"/>
+          <w:rFonts w:hint="eastAsia" w:eastAsia="黑体"/>
           <w:b/>
           <w:bCs/>
         </w:rPr>
@@ -327,6 +371,7 @@
       </w:r>
       <w:r>
         <w:rPr>
+          <w:rFonts w:eastAsia="黑体"/>
           <w:b/>
           <w:bCs/>
         </w:rPr>
@@ -334,7 +379,7 @@
       </w:r>
       <w:r>
         <w:rPr>
-          <w:rFonts w:hint="eastAsia"/>
+          <w:rFonts w:hint="eastAsia" w:eastAsia="黑体"/>
           <w:b/>
           <w:bCs/>
         </w:rPr>
@@ -342,13 +387,13 @@
       </w:r>
       <w:r>
         <w:rPr>
-          <w:rFonts w:hint="eastAsia"/>
+          <w:rFonts w:hint="eastAsia" w:eastAsia="黑体"/>
         </w:rPr>
         <w:t xml:space="preserve">；</w:t>
       </w:r>
       <w:r>
         <w:rPr>
-          <w:rFonts w:hint="eastAsia"/>
+          <w:rFonts w:hint="eastAsia" w:eastAsia="黑体"/>
           <w:b/>
           <w:bCs/>
         </w:rPr>
@@ -356,6 +401,7 @@
       </w:r>
       <w:r>
         <w:rPr>
+          <w:rFonts w:eastAsia="黑体"/>
           <w:b/>
           <w:bCs/>
         </w:rPr>
@@ -363,7 +409,7 @@
       </w:r>
       <w:r>
         <w:rPr>
-          <w:rFonts w:hint="eastAsia"/>
+          <w:rFonts w:hint="eastAsia" w:eastAsia="黑体"/>
           <w:b/>
           <w:bCs/>
         </w:rPr>
@@ -371,13 +417,13 @@
       </w:r>
       <w:r>
         <w:rPr>
-          <w:rFonts w:hint="eastAsia"/>
+          <w:rFonts w:hint="eastAsia" w:eastAsia="黑体"/>
         </w:rPr>
         <w:t xml:space="preserve">（光电二极管输出到放大级）；</w:t>
       </w:r>
       <w:r>
         <w:rPr>
-          <w:rFonts w:hint="eastAsia"/>
+          <w:rFonts w:hint="eastAsia" w:eastAsia="黑体"/>
           <w:b/>
           <w:bCs/>
         </w:rPr>
@@ -385,6 +431,7 @@
       </w:r>
       <w:r>
         <w:rPr>
+          <w:rFonts w:eastAsia="黑体"/>
           <w:b/>
           <w:bCs/>
         </w:rPr>
@@ -392,7 +439,7 @@
       </w:r>
       <w:r>
         <w:rPr>
-          <w:rFonts w:hint="eastAsia"/>
+          <w:rFonts w:hint="eastAsia" w:eastAsia="黑体"/>
           <w:b/>
           <w:bCs/>
         </w:rPr>
@@ -400,6 +447,7 @@
       </w:r>
       <w:r>
         <w:rPr>
+          <w:rFonts w:eastAsia="黑体"/>
           <w:b/>
           <w:bCs/>
         </w:rPr>
@@ -407,13 +455,13 @@
       </w:r>
       <w:r>
         <w:rPr>
-          <w:rFonts w:hint="eastAsia"/>
+          <w:rFonts w:hint="eastAsia" w:eastAsia="黑体"/>
         </w:rPr>
         <w:t xml:space="preserve">；</w:t>
       </w:r>
       <w:r>
         <w:rPr>
-          <w:rFonts w:hint="eastAsia"/>
+          <w:rFonts w:hint="eastAsia" w:eastAsia="黑体"/>
           <w:b/>
           <w:bCs/>
         </w:rPr>
@@ -421,6 +469,7 @@
       </w:r>
       <w:r>
         <w:rPr>
+          <w:rFonts w:eastAsia="黑体"/>
           <w:b/>
           <w:bCs/>
         </w:rPr>
@@ -428,7 +477,7 @@
       </w:r>
       <w:r>
         <w:rPr>
-          <w:rFonts w:hint="eastAsia"/>
+          <w:rFonts w:hint="eastAsia" w:eastAsia="黑体"/>
           <w:b/>
           <w:bCs/>
         </w:rPr>
@@ -436,16 +485,19 @@
       </w:r>
       <w:r>
         <w:rPr>
-          <w:rFonts w:hint="eastAsia"/>
+          <w:rFonts w:hint="eastAsia" w:eastAsia="黑体"/>
         </w:rPr>
         <w:t xml:space="preserve">（VCC）与</w:t>
       </w:r>
       <w:r>
+        <w:rPr>
+          <w:rFonts w:eastAsia="黑体"/>
+        </w:rPr>
         <w:t xml:space="preserve"> </w:t>
       </w:r>
       <w:r>
         <w:rPr>
-          <w:rFonts w:hint="eastAsia"/>
+          <w:rFonts w:hint="eastAsia" w:eastAsia="黑体"/>
           <w:b/>
           <w:bCs/>
         </w:rPr>
@@ -453,6 +505,7 @@
       </w:r>
       <w:r>
         <w:rPr>
+          <w:rFonts w:eastAsia="黑体"/>
           <w:b/>
           <w:bCs/>
         </w:rPr>
@@ -460,7 +513,7 @@
       </w:r>
       <w:r>
         <w:rPr>
-          <w:rFonts w:hint="eastAsia"/>
+          <w:rFonts w:hint="eastAsia" w:eastAsia="黑体"/>
           <w:b/>
           <w:bCs/>
         </w:rPr>
@@ -468,7 +521,7 @@
       </w:r>
       <w:r>
         <w:rPr>
-          <w:rFonts w:hint="eastAsia"/>
+          <w:rFonts w:hint="eastAsia" w:eastAsia="黑体"/>
         </w:rPr>
         <w:t xml:space="preserve">（GND）。</w:t>
       </w:r>
@@ -477,41 +530,51 @@
       <w:pPr/>
       <w:r>
         <w:rPr>
-          <w:rFonts w:hint="eastAsia"/>
+          <w:rFonts w:hint="eastAsia" w:eastAsia="黑体"/>
         </w:rPr>
         <w:t xml:space="preserve">各器件管脚连接：</w:t>
       </w:r>
       <w:r>
         <w:rPr>
+          <w:rFonts w:eastAsia="黑体"/>
           <w:b/>
           <w:bCs/>
         </w:rPr>
         <w:t xml:space="preserve">A1</w:t>
       </w:r>
       <w:r>
+        <w:rPr>
+          <w:rFonts w:eastAsia="黑体"/>
+        </w:rPr>
         <w:t xml:space="preserve"> </w:t>
       </w:r>
       <w:r>
         <w:rPr>
-          <w:rFonts w:hint="eastAsia"/>
+          <w:rFonts w:hint="eastAsia" w:eastAsia="黑体"/>
         </w:rPr>
         <w:t xml:space="preserve">的发射端（TXD/IrDA</w:t>
       </w:r>
       <w:r>
+        <w:rPr>
+          <w:rFonts w:eastAsia="黑体"/>
+        </w:rPr>
         <w:t xml:space="preserve"> </w:t>
       </w:r>
       <w:r>
         <w:rPr>
-          <w:rFonts w:hint="eastAsia"/>
+          <w:rFonts w:hint="eastAsia" w:eastAsia="黑体"/>
         </w:rPr>
         <w:t xml:space="preserve">调制输出）接节点①，驱动级输出经</w:t>
       </w:r>
       <w:r>
+        <w:rPr>
+          <w:rFonts w:eastAsia="黑体"/>
+        </w:rPr>
         <w:t xml:space="preserve"> </w:t>
       </w:r>
       <w:r>
         <w:rPr>
-          <w:rFonts w:hint="eastAsia"/>
+          <w:rFonts w:hint="eastAsia" w:eastAsia="黑体"/>
           <w:b/>
           <w:bCs/>
         </w:rPr>
@@ -519,6 +582,7 @@
       </w:r>
       <w:r>
         <w:rPr>
+          <w:rFonts w:eastAsia="黑体"/>
           <w:b/>
           <w:bCs/>
         </w:rPr>
@@ -545,20 +609,26 @@
         </m:sSub>
       </m:oMath>
       <w:r>
+        <w:rPr>
+          <w:rFonts w:eastAsia="黑体"/>
+        </w:rPr>
         <w:t xml:space="preserve"> </w:t>
       </w:r>
       <w:r>
         <w:rPr>
-          <w:rFonts w:hint="eastAsia"/>
+          <w:rFonts w:hint="eastAsia" w:eastAsia="黑体"/>
         </w:rPr>
         <w:t xml:space="preserve">接</w:t>
       </w:r>
       <w:r>
+        <w:rPr>
+          <w:rFonts w:eastAsia="黑体"/>
+        </w:rPr>
         <w:t xml:space="preserve"> </w:t>
       </w:r>
       <w:r>
         <w:rPr>
-          <w:rFonts w:hint="eastAsia"/>
+          <w:rFonts w:hint="eastAsia" w:eastAsia="黑体"/>
           <w:b/>
           <w:bCs/>
         </w:rPr>
@@ -580,6 +650,7 @@
       </m:oMath>
       <w:r>
         <w:rPr>
+          <w:rFonts w:eastAsia="黑体"/>
           <w:b/>
           <w:bCs/>
         </w:rPr>
@@ -587,7 +658,7 @@
       </w:r>
       <w:r>
         <w:rPr>
-          <w:rFonts w:hint="eastAsia"/>
+          <w:rFonts w:hint="eastAsia" w:eastAsia="黑体"/>
           <w:b/>
           <w:bCs/>
         </w:rPr>
@@ -595,7 +666,7 @@
       </w:r>
       <w:r>
         <w:rPr>
-          <w:rFonts w:hint="eastAsia"/>
+          <w:rFonts w:hint="eastAsia" w:eastAsia="黑体"/>
         </w:rPr>
         <w:t xml:space="preserve">，</w:t>
       </w:r>
@@ -614,15 +685,21 @@
         </m:sSub>
       </m:oMath>
       <w:r>
+        <w:rPr>
+          <w:rFonts w:eastAsia="黑体"/>
+        </w:rPr>
         <w:t xml:space="preserve"> </w:t>
       </w:r>
       <w:r>
         <w:rPr>
-          <w:rFonts w:hint="eastAsia"/>
+          <w:rFonts w:hint="eastAsia" w:eastAsia="黑体"/>
         </w:rPr>
         <w:t xml:space="preserve">阴极接节点③（地或驱动开关管），正向电流</w:t>
       </w:r>
       <w:r>
+        <w:rPr>
+          <w:rFonts w:eastAsia="黑体"/>
+        </w:rPr>
         <w:t xml:space="preserve"> </w:t>
       </w:r>
       <m:oMath>
@@ -712,32 +789,41 @@
         </m:f>
       </m:oMath>
       <w:r>
+        <w:rPr>
+          <w:rFonts w:eastAsia="黑体"/>
+        </w:rPr>
         <w:t xml:space="preserve"> </w:t>
       </w:r>
       <w:r>
         <w:rPr>
-          <w:rFonts w:hint="eastAsia"/>
+          <w:rFonts w:hint="eastAsia" w:eastAsia="黑体"/>
         </w:rPr>
         <w:t xml:space="preserve">控制发光，数据调制为红外脉冲发射。</w:t>
       </w:r>
       <w:r>
         <w:rPr>
-          <w:rFonts w:hint="eastAsia"/>
+          <w:rFonts w:hint="eastAsia" w:eastAsia="黑体"/>
           <w:b/>
           <w:bCs/>
         </w:rPr>
         <w:t xml:space="preserve">接收模块</w:t>
       </w:r>
       <w:r>
+        <w:rPr>
+          <w:rFonts w:eastAsia="黑体"/>
+        </w:rPr>
         <w:t xml:space="preserve"> </w:t>
       </w:r>
       <w:r>
         <w:rPr>
-          <w:rFonts w:hint="eastAsia"/>
+          <w:rFonts w:hint="eastAsia" w:eastAsia="黑体"/>
         </w:rPr>
         <w:t xml:space="preserve">的光电二极管</w:t>
       </w:r>
       <w:r>
+        <w:rPr>
+          <w:rFonts w:eastAsia="黑体"/>
+        </w:rPr>
         <w:t xml:space="preserve"> </w:t>
       </w:r>
       <m:oMath>
@@ -758,15 +844,21 @@
         </m:sSub>
       </m:oMath>
       <w:r>
+        <w:rPr>
+          <w:rFonts w:eastAsia="黑体"/>
+        </w:rPr>
         <w:t xml:space="preserve"> </w:t>
       </w:r>
       <w:r>
         <w:rPr>
-          <w:rFonts w:hint="eastAsia"/>
+          <w:rFonts w:hint="eastAsia" w:eastAsia="黑体"/>
         </w:rPr>
         <w:t xml:space="preserve">反偏（阴极接电源、阳极接放大级），把光脉冲转为光电流</w:t>
       </w:r>
       <w:r>
+        <w:rPr>
+          <w:rFonts w:eastAsia="黑体"/>
+        </w:rPr>
         <w:t xml:space="preserve"> </w:t>
       </w:r>
       <m:oMath>
@@ -822,52 +914,67 @@
       </m:oMath>
       <w:r>
         <w:rPr>
-          <w:rFonts w:hint="eastAsia"/>
+          <w:rFonts w:hint="eastAsia" w:eastAsia="黑体"/>
         </w:rPr>
         <w:t xml:space="preserve">，经放大、AGC</w:t>
       </w:r>
       <w:r>
+        <w:rPr>
+          <w:rFonts w:eastAsia="黑体"/>
+        </w:rPr>
         <w:t xml:space="preserve"> </w:t>
       </w:r>
       <w:r>
         <w:rPr>
-          <w:rFonts w:hint="eastAsia"/>
+          <w:rFonts w:hint="eastAsia" w:eastAsia="黑体"/>
         </w:rPr>
         <w:t xml:space="preserve">与解调后输出数字信号（节点⑤）接</w:t>
       </w:r>
       <w:r>
+        <w:rPr>
+          <w:rFonts w:eastAsia="黑体"/>
+        </w:rPr>
         <w:t xml:space="preserve"> A1 </w:t>
       </w:r>
       <w:r>
         <w:rPr>
-          <w:rFonts w:hint="eastAsia"/>
+          <w:rFonts w:hint="eastAsia" w:eastAsia="黑体"/>
         </w:rPr>
         <w:t xml:space="preserve">的</w:t>
       </w:r>
       <w:r>
+        <w:rPr>
+          <w:rFonts w:eastAsia="黑体"/>
+        </w:rPr>
         <w:t xml:space="preserve"> </w:t>
       </w:r>
       <w:r>
         <w:rPr>
-          <w:rFonts w:hint="eastAsia"/>
+          <w:rFonts w:hint="eastAsia" w:eastAsia="黑体"/>
         </w:rPr>
         <w:t xml:space="preserve">RXD，并带载波解调以抑制环境光干扰。电源</w:t>
       </w:r>
       <w:r>
+        <w:rPr>
+          <w:rFonts w:eastAsia="黑体"/>
+        </w:rPr>
         <w:t xml:space="preserve"> VCC </w:t>
       </w:r>
       <w:r>
         <w:rPr>
-          <w:rFonts w:hint="eastAsia"/>
+          <w:rFonts w:hint="eastAsia" w:eastAsia="黑体"/>
         </w:rPr>
         <w:t xml:space="preserve">与地</w:t>
       </w:r>
       <w:r>
+        <w:rPr>
+          <w:rFonts w:eastAsia="黑体"/>
+        </w:rPr>
         <w:t xml:space="preserve"> </w:t>
       </w:r>
       <w:r>
         <w:rPr>
-          <w:rFonts w:hint="eastAsia"/>
+          <w:rFonts w:hint="eastAsia" w:eastAsia="黑体"/>
         </w:rPr>
         <w:t xml:space="preserve">GND（节点⑥/⑦）按各自去耦。</w:t>
       </w:r>
@@ -876,43 +983,55 @@
       <w:pPr/>
       <w:r>
         <w:rPr>
-          <w:rFonts w:hint="eastAsia"/>
+          <w:rFonts w:hint="eastAsia" w:eastAsia="黑体"/>
         </w:rPr>
         <w:t xml:space="preserve">由此构成”控制器把数据调制成红外脉冲、限流电阻驱动</w:t>
       </w:r>
       <w:r>
+        <w:rPr>
+          <w:rFonts w:eastAsia="黑体"/>
+        </w:rPr>
         <w:t xml:space="preserve"> LED </w:t>
       </w:r>
       <w:r>
         <w:rPr>
-          <w:rFonts w:hint="eastAsia"/>
+          <w:rFonts w:hint="eastAsia" w:eastAsia="黑体"/>
         </w:rPr>
         <w:t xml:space="preserve">发光、接收头光电转换并解调还原”的短距点对点无线通信接口，标准速率覆盖</w:t>
       </w:r>
       <w:r>
+        <w:rPr>
+          <w:rFonts w:eastAsia="黑体"/>
+        </w:rPr>
         <w:t xml:space="preserve"> 2.4 kbps </w:t>
       </w:r>
       <w:r>
         <w:rPr>
-          <w:rFonts w:hint="eastAsia"/>
+          <w:rFonts w:hint="eastAsia" w:eastAsia="黑体"/>
         </w:rPr>
         <w:t xml:space="preserve">至</w:t>
       </w:r>
       <w:r>
+        <w:rPr>
+          <w:rFonts w:eastAsia="黑体"/>
+        </w:rPr>
         <w:t xml:space="preserve"> 16 </w:t>
       </w:r>
       <w:r>
         <w:rPr>
-          <w:rFonts w:hint="eastAsia"/>
+          <w:rFonts w:hint="eastAsia" w:eastAsia="黑体"/>
         </w:rPr>
         <w:t xml:space="preserve">Mbps（VFIR），距离约</w:t>
       </w:r>
       <w:r>
+        <w:rPr>
+          <w:rFonts w:eastAsia="黑体"/>
+        </w:rPr>
         <w:t xml:space="preserve"> 1 </w:t>
       </w:r>
       <w:r>
         <w:rPr>
-          <w:rFonts w:hint="eastAsia"/>
+          <w:rFonts w:hint="eastAsia" w:eastAsia="黑体"/>
         </w:rPr>
         <w:t xml:space="preserve">m，用于手机、遥控器、笔记本等短距无线通信。</w:t>
       </w:r>
@@ -925,7 +1044,7 @@
       </w:pPr>
       <w:r>
         <w:rPr>
-          <w:rFonts w:hint="eastAsia"/>
+          <w:rFonts w:hint="eastAsia" w:eastAsia="黑体"/>
         </w:rPr>
         <w:t xml:space="preserve">工作原理</w:t>
       </w:r>
@@ -936,56 +1055,74 @@
       </w:pPr>
       <w:r>
         <w:rPr>
-          <w:rFonts w:hint="eastAsia"/>
+          <w:rFonts w:hint="eastAsia" w:eastAsia="黑体"/>
         </w:rPr>
         <w:t xml:space="preserve">数据经</w:t>
       </w:r>
       <w:r>
+        <w:rPr>
+          <w:rFonts w:eastAsia="黑体"/>
+        </w:rPr>
         <w:t xml:space="preserve"> IrDA </w:t>
       </w:r>
       <w:r>
         <w:rPr>
-          <w:rFonts w:hint="eastAsia"/>
+          <w:rFonts w:hint="eastAsia" w:eastAsia="黑体"/>
         </w:rPr>
         <w:t xml:space="preserve">协议编码为</w:t>
       </w:r>
       <w:r>
+        <w:rPr>
+          <w:rFonts w:eastAsia="黑体"/>
+        </w:rPr>
         <w:t xml:space="preserve"> NRZ </w:t>
       </w:r>
       <w:r>
         <w:rPr>
-          <w:rFonts w:hint="eastAsia"/>
+          <w:rFonts w:hint="eastAsia" w:eastAsia="黑体"/>
         </w:rPr>
         <w:t xml:space="preserve">脉冲，调制到</w:t>
       </w:r>
       <w:r>
+        <w:rPr>
+          <w:rFonts w:eastAsia="黑体"/>
+        </w:rPr>
         <w:t xml:space="preserve"> LED </w:t>
       </w:r>
       <w:r>
         <w:rPr>
-          <w:rFonts w:hint="eastAsia"/>
+          <w:rFonts w:hint="eastAsia" w:eastAsia="黑体"/>
         </w:rPr>
         <w:t xml:space="preserve">光脉冲发射；接收端光电二极管接收光脉冲，经放大、自动增益控制与解调恢复数字信号。标准速率覆盖</w:t>
       </w:r>
       <w:r>
+        <w:rPr>
+          <w:rFonts w:eastAsia="黑体"/>
+        </w:rPr>
         <w:t xml:space="preserve"> 2.4 kbps </w:t>
       </w:r>
       <w:r>
         <w:rPr>
-          <w:rFonts w:hint="eastAsia"/>
+          <w:rFonts w:hint="eastAsia" w:eastAsia="黑体"/>
         </w:rPr>
         <w:t xml:space="preserve">至</w:t>
       </w:r>
       <w:r>
+        <w:rPr>
+          <w:rFonts w:eastAsia="黑体"/>
+        </w:rPr>
         <w:t xml:space="preserve"> 16 </w:t>
       </w:r>
       <w:r>
         <w:rPr>
-          <w:rFonts w:hint="eastAsia"/>
+          <w:rFonts w:hint="eastAsia" w:eastAsia="黑体"/>
         </w:rPr>
         <w:t xml:space="preserve">Mbps（VFIR），传输距离约</w:t>
       </w:r>
       <w:r>
+        <w:rPr>
+          <w:rFonts w:eastAsia="黑体"/>
+        </w:rPr>
         <w:t xml:space="preserve"> 1 m。</w:t>
       </w:r>
     </w:p>
@@ -997,7 +1134,7 @@
       </w:pPr>
       <w:r>
         <w:rPr>
-          <w:rFonts w:hint="eastAsia"/>
+          <w:rFonts w:hint="eastAsia" w:eastAsia="黑体"/>
         </w:rPr>
         <w:t xml:space="preserve">关键计算公式</w:t>
       </w:r>
@@ -1010,11 +1147,14 @@
         </w:numPr>
       </w:pPr>
       <w:r>
+        <w:rPr>
+          <w:rFonts w:eastAsia="黑体"/>
+        </w:rPr>
         <w:t xml:space="preserve">LED </w:t>
       </w:r>
       <w:r>
         <w:rPr>
-          <w:rFonts w:hint="eastAsia"/>
+          <w:rFonts w:hint="eastAsia" w:eastAsia="黑体"/>
         </w:rPr>
         <w:t xml:space="preserve">驱动偏置电流（发光条件）：</w:t>
       </w:r>
@@ -1125,7 +1265,7 @@
       </w:pPr>
       <w:r>
         <w:rPr>
-          <w:rFonts w:hint="eastAsia"/>
+          <w:rFonts w:hint="eastAsia" w:eastAsia="黑体"/>
         </w:rPr>
         <w:t xml:space="preserve">光脉冲功率与占空比（辐照度）：</w:t>
       </w:r>
@@ -1206,7 +1346,7 @@
       </w:pPr>
       <w:r>
         <w:rPr>
-          <w:rFonts w:hint="eastAsia"/>
+          <w:rFonts w:hint="eastAsia" w:eastAsia="黑体"/>
         </w:rPr>
         <w:t xml:space="preserve">接收光电流：</w:t>
       </w:r>
@@ -1282,7 +1422,7 @@
       </w:pPr>
       <w:r>
         <w:rPr>
-          <w:rFonts w:hint="eastAsia"/>
+          <w:rFonts w:hint="eastAsia" w:eastAsia="黑体"/>
         </w:rPr>
         <w:t xml:space="preserve">传输距离与视角（视距链路）：</w:t>
       </w:r>
@@ -1414,7 +1554,7 @@
             </w:pPr>
             <w:r>
               <w:rPr>
-                <w:rFonts w:hint="eastAsia"/>
+                <w:rFonts w:hint="eastAsia" w:eastAsia="黑体"/>
               </w:rPr>
               <w:t xml:space="preserve">符号</w:t>
             </w:r>
@@ -1428,7 +1568,7 @@
             </w:pPr>
             <w:r>
               <w:rPr>
-                <w:rFonts w:hint="eastAsia"/>
+                <w:rFonts w:hint="eastAsia" w:eastAsia="黑体"/>
               </w:rPr>
               <w:t xml:space="preserve">含义</w:t>
             </w:r>
@@ -1442,7 +1582,7 @@
             </w:pPr>
             <w:r>
               <w:rPr>
-                <w:rFonts w:hint="eastAsia"/>
+                <w:rFonts w:hint="eastAsia" w:eastAsia="黑体"/>
               </w:rPr>
               <w:t xml:space="preserve">单位</w:t>
             </w:r>
@@ -1477,6 +1617,9 @@
               </m:sSub>
             </m:oMath>
             <w:r>
+              <w:rPr>
+                <w:rFonts w:eastAsia="黑体"/>
+              </w:rPr>
               <w:t xml:space="preserve">​</w:t>
             </w:r>
           </w:p>
@@ -1488,11 +1631,14 @@
               <w:pStyle w:val="Compact"/>
             </w:pPr>
             <w:r>
+              <w:rPr>
+                <w:rFonts w:eastAsia="黑体"/>
+              </w:rPr>
               <w:t xml:space="preserve">LED </w:t>
             </w:r>
             <w:r>
               <w:rPr>
-                <w:rFonts w:hint="eastAsia"/>
+                <w:rFonts w:hint="eastAsia" w:eastAsia="黑体"/>
               </w:rPr>
               <w:t xml:space="preserve">驱动电流</w:t>
             </w:r>
@@ -1505,6 +1651,9 @@
               <w:pStyle w:val="Compact"/>
             </w:pPr>
             <w:r>
+              <w:rPr>
+                <w:rFonts w:eastAsia="黑体"/>
+              </w:rPr>
               <w:t xml:space="preserve">A</w:t>
             </w:r>
           </w:p>
@@ -1532,6 +1681,9 @@
               </m:sSub>
             </m:oMath>
             <w:r>
+              <w:rPr>
+                <w:rFonts w:eastAsia="黑体"/>
+              </w:rPr>
               <w:t xml:space="preserve">​</w:t>
             </w:r>
           </w:p>
@@ -1543,11 +1695,14 @@
               <w:pStyle w:val="Compact"/>
             </w:pPr>
             <w:r>
+              <w:rPr>
+                <w:rFonts w:eastAsia="黑体"/>
+              </w:rPr>
               <w:t xml:space="preserve">LED </w:t>
             </w:r>
             <w:r>
               <w:rPr>
-                <w:rFonts w:hint="eastAsia"/>
+                <w:rFonts w:hint="eastAsia" w:eastAsia="黑体"/>
               </w:rPr>
               <w:t xml:space="preserve">正向压降</w:t>
             </w:r>
@@ -1560,6 +1715,9 @@
               <w:pStyle w:val="Compact"/>
             </w:pPr>
             <w:r>
+              <w:rPr>
+                <w:rFonts w:eastAsia="黑体"/>
+              </w:rPr>
               <w:t xml:space="preserve">V</w:t>
             </w:r>
           </w:p>
@@ -1593,6 +1751,9 @@
               </m:sSub>
             </m:oMath>
             <w:r>
+              <w:rPr>
+                <w:rFonts w:eastAsia="黑体"/>
+              </w:rPr>
               <w:t xml:space="preserve">​</w:t>
             </w:r>
           </w:p>
@@ -1605,7 +1766,7 @@
             </w:pPr>
             <w:r>
               <w:rPr>
-                <w:rFonts w:hint="eastAsia"/>
+                <w:rFonts w:hint="eastAsia" w:eastAsia="黑体"/>
               </w:rPr>
               <w:t xml:space="preserve">限流电阻</w:t>
             </w:r>
@@ -1618,6 +1779,9 @@
               <w:pStyle w:val="Compact"/>
             </w:pPr>
             <w:r>
+              <w:rPr>
+                <w:rFonts w:eastAsia="黑体"/>
+              </w:rPr>
               <w:t xml:space="preserve">Ω</w:t>
             </w:r>
           </w:p>
@@ -1636,6 +1800,9 @@
               </m:r>
             </m:oMath>
             <w:r>
+              <w:rPr>
+                <w:rFonts w:eastAsia="黑体"/>
+              </w:rPr>
               <w:t xml:space="preserve">​</w:t>
             </w:r>
           </w:p>
@@ -1648,7 +1815,7 @@
             </w:pPr>
             <w:r>
               <w:rPr>
-                <w:rFonts w:hint="eastAsia"/>
+                <w:rFonts w:hint="eastAsia" w:eastAsia="黑体"/>
               </w:rPr>
               <w:t xml:space="preserve">光功率</w:t>
             </w:r>
@@ -1661,6 +1828,9 @@
               <w:pStyle w:val="Compact"/>
             </w:pPr>
             <w:r>
+              <w:rPr>
+                <w:rFonts w:eastAsia="黑体"/>
+              </w:rPr>
               <w:t xml:space="preserve">W</w:t>
             </w:r>
           </w:p>
@@ -1679,6 +1849,9 @@
               </m:r>
             </m:oMath>
             <w:r>
+              <w:rPr>
+                <w:rFonts w:eastAsia="黑体"/>
+              </w:rPr>
               <w:t xml:space="preserve">​</w:t>
             </w:r>
           </w:p>
@@ -1691,7 +1864,7 @@
             </w:pPr>
             <w:r>
               <w:rPr>
-                <w:rFonts w:hint="eastAsia"/>
+                <w:rFonts w:hint="eastAsia" w:eastAsia="黑体"/>
               </w:rPr>
               <w:t xml:space="preserve">占空比</w:t>
             </w:r>
@@ -1704,6 +1877,9 @@
               <w:pStyle w:val="Compact"/>
             </w:pPr>
             <w:r>
+              <w:rPr>
+                <w:rFonts w:eastAsia="黑体"/>
+              </w:rPr>
               <w:t xml:space="preserve">—</w:t>
             </w:r>
           </w:p>
@@ -1726,6 +1902,9 @@
               </m:r>
             </m:oMath>
             <w:r>
+              <w:rPr>
+                <w:rFonts w:eastAsia="黑体"/>
+              </w:rPr>
               <w:t xml:space="preserve">​</w:t>
             </w:r>
           </w:p>
@@ -1738,7 +1917,7 @@
             </w:pPr>
             <w:r>
               <w:rPr>
-                <w:rFonts w:hint="eastAsia"/>
+                <w:rFonts w:hint="eastAsia" w:eastAsia="黑体"/>
               </w:rPr>
               <w:t xml:space="preserve">光电响应度</w:t>
             </w:r>
@@ -1751,6 +1930,9 @@
               <w:pStyle w:val="Compact"/>
             </w:pPr>
             <w:r>
+              <w:rPr>
+                <w:rFonts w:eastAsia="黑体"/>
+              </w:rPr>
               <w:t xml:space="preserve">A/W</w:t>
             </w:r>
           </w:p>
@@ -1765,7 +1947,7 @@
       </w:pPr>
       <w:r>
         <w:rPr>
-          <w:rFonts w:hint="eastAsia"/>
+          <w:rFonts w:hint="eastAsia" w:eastAsia="黑体"/>
         </w:rPr>
         <w:t xml:space="preserve">元件调整影响</w:t>
       </w:r>
@@ -1780,7 +1962,7 @@
       </w:pPr>
       <w:r>
         <w:rPr>
-          <w:rFonts w:hint="eastAsia"/>
+          <w:rFonts w:hint="eastAsia" w:eastAsia="黑体"/>
           <w:b/>
           <w:bCs/>
         </w:rPr>
@@ -1788,20 +1970,27 @@
       </w:r>
       <w:r>
         <w:rPr>
+          <w:rFonts w:eastAsia="黑体"/>
           <w:b/>
           <w:bCs/>
         </w:rPr>
         <w:t xml:space="preserve"> R_lim ↑</w:t>
       </w:r>
       <w:r>
+        <w:rPr>
+          <w:rFonts w:eastAsia="黑体"/>
+        </w:rPr>
         <w:t xml:space="preserve"> </w:t>
       </w:r>
       <w:r>
+        <w:rPr>
+          <w:rFonts w:eastAsia="黑体"/>
+        </w:rPr>
         <w:t xml:space="preserve">→ </w:t>
       </w:r>
       <w:r>
         <w:rPr>
-          <w:rFonts w:hint="eastAsia"/>
+          <w:rFonts w:hint="eastAsia" w:eastAsia="黑体"/>
         </w:rPr>
         <w:t xml:space="preserve">驱动电流减小、发射功率下降，通信距离缩短。</w:t>
       </w:r>
@@ -1816,7 +2005,7 @@
       </w:pPr>
       <w:r>
         <w:rPr>
-          <w:rFonts w:hint="eastAsia"/>
+          <w:rFonts w:hint="eastAsia" w:eastAsia="黑体"/>
           <w:b/>
           <w:bCs/>
         </w:rPr>
@@ -1824,6 +2013,7 @@
       </w:r>
       <w:r>
         <w:rPr>
+          <w:rFonts w:eastAsia="黑体"/>
           <w:b/>
           <w:bCs/>
         </w:rPr>
@@ -1831,7 +2021,7 @@
       </w:r>
       <w:r>
         <w:rPr>
-          <w:rFonts w:hint="eastAsia"/>
+          <w:rFonts w:hint="eastAsia" w:eastAsia="黑体"/>
           <w:b/>
           <w:bCs/>
         </w:rPr>
@@ -1839,29 +2029,39 @@
       </w:r>
       <w:r>
         <w:rPr>
+          <w:rFonts w:eastAsia="黑体"/>
           <w:b/>
           <w:bCs/>
         </w:rPr>
         <w:t xml:space="preserve"> ↑</w:t>
       </w:r>
       <w:r>
+        <w:rPr>
+          <w:rFonts w:eastAsia="黑体"/>
+        </w:rPr>
         <w:t xml:space="preserve"> </w:t>
       </w:r>
       <w:r>
+        <w:rPr>
+          <w:rFonts w:eastAsia="黑体"/>
+        </w:rPr>
         <w:t xml:space="preserve">→ </w:t>
       </w:r>
       <w:r>
         <w:rPr>
-          <w:rFonts w:hint="eastAsia"/>
+          <w:rFonts w:hint="eastAsia" w:eastAsia="黑体"/>
         </w:rPr>
         <w:t xml:space="preserve">增加瞬时功率，需在</w:t>
       </w:r>
       <w:r>
+        <w:rPr>
+          <w:rFonts w:eastAsia="黑体"/>
+        </w:rPr>
         <w:t xml:space="preserve"> LED </w:t>
       </w:r>
       <w:r>
         <w:rPr>
-          <w:rFonts w:hint="eastAsia"/>
+          <w:rFonts w:hint="eastAsia" w:eastAsia="黑体"/>
         </w:rPr>
         <w:t xml:space="preserve">允许范围内。</w:t>
       </w:r>
@@ -1876,7 +2076,7 @@
       </w:pPr>
       <w:r>
         <w:rPr>
-          <w:rFonts w:hint="eastAsia"/>
+          <w:rFonts w:hint="eastAsia" w:eastAsia="黑体"/>
           <w:b/>
           <w:bCs/>
         </w:rPr>
@@ -1884,20 +2084,27 @@
       </w:r>
       <w:r>
         <w:rPr>
+          <w:rFonts w:eastAsia="黑体"/>
           <w:b/>
           <w:bCs/>
         </w:rPr>
         <w:t xml:space="preserve"> ↑</w:t>
       </w:r>
       <w:r>
+        <w:rPr>
+          <w:rFonts w:eastAsia="黑体"/>
+        </w:rPr>
         <w:t xml:space="preserve"> </w:t>
       </w:r>
       <w:r>
+        <w:rPr>
+          <w:rFonts w:eastAsia="黑体"/>
+        </w:rPr>
         <w:t xml:space="preserve">→ </w:t>
       </w:r>
       <w:r>
         <w:rPr>
-          <w:rFonts w:hint="eastAsia"/>
+          <w:rFonts w:hint="eastAsia" w:eastAsia="黑体"/>
         </w:rPr>
         <w:t xml:space="preserve">对齐容差增大但辐照度下降。</w:t>
       </w:r>
@@ -1912,7 +2119,7 @@
       </w:pPr>
       <w:r>
         <w:rPr>
-          <w:rFonts w:hint="eastAsia"/>
+          <w:rFonts w:hint="eastAsia" w:eastAsia="黑体"/>
           <w:b/>
           <w:bCs/>
         </w:rPr>
@@ -1920,20 +2127,27 @@
       </w:r>
       <w:r>
         <w:rPr>
+          <w:rFonts w:eastAsia="黑体"/>
           <w:b/>
           <w:bCs/>
         </w:rPr>
         <w:t xml:space="preserve"> / AGC</w:t>
       </w:r>
       <w:r>
+        <w:rPr>
+          <w:rFonts w:eastAsia="黑体"/>
+        </w:rPr>
         <w:t xml:space="preserve"> </w:t>
       </w:r>
       <w:r>
+        <w:rPr>
+          <w:rFonts w:eastAsia="黑体"/>
+        </w:rPr>
         <w:t xml:space="preserve">→ </w:t>
       </w:r>
       <w:r>
         <w:rPr>
-          <w:rFonts w:hint="eastAsia"/>
+          <w:rFonts w:hint="eastAsia" w:eastAsia="黑体"/>
         </w:rPr>
         <w:t xml:space="preserve">决定最小可探测功率与最大作用距离。</w:t>
       </w:r>
@@ -1946,7 +2160,7 @@
       </w:pPr>
       <w:r>
         <w:rPr>
-          <w:rFonts w:hint="eastAsia"/>
+          <w:rFonts w:hint="eastAsia" w:eastAsia="黑体"/>
         </w:rPr>
         <w:t xml:space="preserve">典型参数示例</w:t>
       </w:r>
@@ -1961,11 +2175,14 @@
       </w:pPr>
       <w:r>
         <w:rPr>
-          <w:rFonts w:hint="eastAsia"/>
+          <w:rFonts w:hint="eastAsia" w:eastAsia="黑体"/>
         </w:rPr>
         <w:t xml:space="preserve">取</w:t>
       </w:r>
       <w:r>
+        <w:rPr>
+          <w:rFonts w:eastAsia="黑体"/>
+        </w:rPr>
         <w:t xml:space="preserve"> </w:t>
       </w:r>
       <m:oMath>
@@ -1995,9 +2212,15 @@
         </m:r>
       </m:oMath>
       <w:r>
+        <w:rPr>
+          <w:rFonts w:eastAsia="黑体"/>
+        </w:rPr>
         <w:t xml:space="preserve"> </w:t>
       </w:r>
       <w:r>
+        <w:rPr>
+          <w:rFonts w:eastAsia="黑体"/>
+        </w:rPr>
         <w:t xml:space="preserve">V、</w:t>
       </w:r>
       <m:oMath>
@@ -2024,9 +2247,15 @@
         </m:r>
       </m:oMath>
       <w:r>
+        <w:rPr>
+          <w:rFonts w:eastAsia="黑体"/>
+        </w:rPr>
         <w:t xml:space="preserve"> </w:t>
       </w:r>
       <w:r>
+        <w:rPr>
+          <w:rFonts w:eastAsia="黑体"/>
+        </w:rPr>
         <w:t xml:space="preserve">V、</w:t>
       </w:r>
       <m:oMath>
@@ -2059,11 +2288,14 @@
         </m:r>
       </m:oMath>
       <w:r>
+        <w:rPr>
+          <w:rFonts w:eastAsia="黑体"/>
+        </w:rPr>
         <w:t xml:space="preserve"> </w:t>
       </w:r>
       <w:r>
         <w:rPr>
-          <w:rFonts w:hint="eastAsia"/>
+          <w:rFonts w:hint="eastAsia" w:eastAsia="黑体"/>
         </w:rPr>
         <w:t xml:space="preserve">mA：</w:t>
       </w:r>
@@ -2136,6 +2368,9 @@
         </m:r>
       </m:oMath>
       <w:r>
+        <w:rPr>
+          <w:rFonts w:eastAsia="黑体"/>
+        </w:rPr>
         <w:t xml:space="preserve">。</w:t>
       </w:r>
     </w:p>
@@ -2148,42 +2383,57 @@
         </w:numPr>
       </w:pPr>
       <w:r>
+        <w:rPr>
+          <w:rFonts w:eastAsia="黑体"/>
+        </w:rPr>
         <w:t xml:space="preserve">IrDA </w:t>
       </w:r>
       <w:r>
         <w:rPr>
-          <w:rFonts w:hint="eastAsia"/>
+          <w:rFonts w:hint="eastAsia" w:eastAsia="黑体"/>
         </w:rPr>
         <w:t xml:space="preserve">标准通信距离约</w:t>
       </w:r>
       <w:r>
+        <w:rPr>
+          <w:rFonts w:eastAsia="黑体"/>
+        </w:rPr>
         <w:t xml:space="preserve"> 1 </w:t>
       </w:r>
       <w:r>
         <w:rPr>
-          <w:rFonts w:hint="eastAsia"/>
+          <w:rFonts w:hint="eastAsia" w:eastAsia="黑体"/>
         </w:rPr>
         <w:t xml:space="preserve">m，半角约</w:t>
       </w:r>
       <w:r>
+        <w:rPr>
+          <w:rFonts w:eastAsia="黑体"/>
+        </w:rPr>
         <w:t xml:space="preserve"> </w:t>
       </w:r>
       <w:r>
         <w:rPr>
-          <w:rFonts w:hint="eastAsia"/>
+          <w:rFonts w:hint="eastAsia" w:eastAsia="黑体"/>
         </w:rPr>
         <w:t xml:space="preserve">±15°，SIR</w:t>
       </w:r>
       <w:r>
+        <w:rPr>
+          <w:rFonts w:eastAsia="黑体"/>
+        </w:rPr>
         <w:t xml:space="preserve"> </w:t>
       </w:r>
       <w:r>
         <w:rPr>
-          <w:rFonts w:hint="eastAsia"/>
+          <w:rFonts w:hint="eastAsia" w:eastAsia="黑体"/>
         </w:rPr>
         <w:t xml:space="preserve">速率</w:t>
       </w:r>
       <w:r>
+        <w:rPr>
+          <w:rFonts w:eastAsia="黑体"/>
+        </w:rPr>
         <w:t xml:space="preserve"> 115.2 kbps。</w:t>
       </w:r>
     </w:p>
@@ -2195,7 +2445,7 @@
       </w:pPr>
       <w:r>
         <w:rPr>
-          <w:rFonts w:hint="eastAsia"/>
+          <w:rFonts w:hint="eastAsia" w:eastAsia="黑体"/>
         </w:rPr>
         <w:t xml:space="preserve">常见器件型号</w:t>
       </w:r>
@@ -2210,34 +2460,43 @@
       </w:pPr>
       <w:r>
         <w:rPr>
-          <w:rFonts w:hint="eastAsia"/>
+          <w:rFonts w:hint="eastAsia" w:eastAsia="黑体"/>
         </w:rPr>
         <w:t xml:space="preserve">收发控制器：配套</w:t>
       </w:r>
       <w:r>
+        <w:rPr>
+          <w:rFonts w:eastAsia="黑体"/>
+        </w:rPr>
         <w:t xml:space="preserve"> UART </w:t>
       </w:r>
       <w:r>
         <w:rPr>
-          <w:rFonts w:hint="eastAsia"/>
+          <w:rFonts w:hint="eastAsia" w:eastAsia="黑体"/>
         </w:rPr>
         <w:t xml:space="preserve">的</w:t>
       </w:r>
       <w:r>
+        <w:rPr>
+          <w:rFonts w:eastAsia="黑体"/>
+        </w:rPr>
         <w:t xml:space="preserve"> </w:t>
       </w:r>
       <w:r>
         <w:rPr>
-          <w:rFonts w:hint="eastAsia"/>
+          <w:rFonts w:hint="eastAsia" w:eastAsia="黑体"/>
         </w:rPr>
         <w:t xml:space="preserve">MCU（带</w:t>
       </w:r>
       <w:r>
+        <w:rPr>
+          <w:rFonts w:eastAsia="黑体"/>
+        </w:rPr>
         <w:t xml:space="preserve"> IrDA </w:t>
       </w:r>
       <w:r>
         <w:rPr>
-          <w:rFonts w:hint="eastAsia"/>
+          <w:rFonts w:hint="eastAsia" w:eastAsia="黑体"/>
         </w:rPr>
         <w:t xml:space="preserve">模式）。</w:t>
       </w:r>
@@ -2252,7 +2511,7 @@
       </w:pPr>
       <w:r>
         <w:rPr>
-          <w:rFonts w:hint="eastAsia"/>
+          <w:rFonts w:hint="eastAsia" w:eastAsia="黑体"/>
         </w:rPr>
         <w:t xml:space="preserve">一体化收发模块：TFDU4101、TFBS4711、HSDL-3600。</w:t>
       </w:r>
@@ -2267,7 +2526,7 @@
       </w:pPr>
       <w:r>
         <w:rPr>
-          <w:rFonts w:hint="eastAsia"/>
+          <w:rFonts w:hint="eastAsia" w:eastAsia="黑体"/>
         </w:rPr>
         <w:t xml:space="preserve">红外发射管：TSAL6100、SFH4511。</w:t>
       </w:r>
@@ -2280,7 +2539,7 @@
       </w:pPr>
       <w:r>
         <w:rPr>
-          <w:rFonts w:hint="eastAsia"/>
+          <w:rFonts w:hint="eastAsia" w:eastAsia="黑体"/>
         </w:rPr>
         <w:t xml:space="preserve">注意事项</w:t>
       </w:r>
@@ -2295,16 +2554,19 @@
       </w:pPr>
       <w:r>
         <w:rPr>
-          <w:rFonts w:hint="eastAsia"/>
+          <w:rFonts w:hint="eastAsia" w:eastAsia="黑体"/>
         </w:rPr>
         <w:t xml:space="preserve">收发必须视距无遮挡，且发光与受光波长要匹配（850~900</w:t>
       </w:r>
       <w:r>
+        <w:rPr>
+          <w:rFonts w:eastAsia="黑体"/>
+        </w:rPr>
         <w:t xml:space="preserve"> </w:t>
       </w:r>
       <w:r>
         <w:rPr>
-          <w:rFonts w:hint="eastAsia"/>
+          <w:rFonts w:hint="eastAsia" w:eastAsia="黑体"/>
         </w:rPr>
         <w:t xml:space="preserve">nm）。</w:t>
       </w:r>
@@ -2318,11 +2580,14 @@
         </w:numPr>
       </w:pPr>
       <w:r>
+        <w:rPr>
+          <w:rFonts w:eastAsia="黑体"/>
+        </w:rPr>
         <w:t xml:space="preserve">LED </w:t>
       </w:r>
       <w:r>
         <w:rPr>
-          <w:rFonts w:hint="eastAsia"/>
+          <w:rFonts w:hint="eastAsia" w:eastAsia="黑体"/>
         </w:rPr>
         <w:t xml:space="preserve">峰值电流不能超额定，占空比与脉冲宽度按协议限制。</w:t>
       </w:r>
@@ -2337,7 +2602,7 @@
       </w:pPr>
       <w:r>
         <w:rPr>
-          <w:rFonts w:hint="eastAsia"/>
+          <w:rFonts w:hint="eastAsia" w:eastAsia="黑体"/>
         </w:rPr>
         <w:t xml:space="preserve">受环境光（日光、荧光灯）干扰，接收头需带载波解调与屏蔽。</w:t>
       </w:r>
@@ -2352,7 +2617,7 @@
       </w:pPr>
       <w:r>
         <w:rPr>
-          <w:rFonts w:hint="eastAsia"/>
+          <w:rFonts w:hint="eastAsia" w:eastAsia="黑体"/>
         </w:rPr>
         <w:t xml:space="preserve">速率与距离成反比，高速模式（MIR/FIR）距离更短。</w:t>
       </w:r>
@@ -2365,7 +2630,7 @@
       </w:pPr>
       <w:r>
         <w:rPr>
-          <w:rFonts w:hint="eastAsia"/>
+          <w:rFonts w:hint="eastAsia" w:eastAsia="黑体"/>
         </w:rPr>
         <w:t xml:space="preserve">参考资料</w:t>
       </w:r>
@@ -2379,6 +2644,9 @@
         </w:numPr>
       </w:pPr>
       <w:r>
+        <w:rPr>
+          <w:rFonts w:eastAsia="黑体"/>
+        </w:rPr>
         <w:t xml:space="preserve">Wikipedia: IrDA。</w:t>
       </w:r>
     </w:p>
@@ -2391,11 +2659,14 @@
         </w:numPr>
       </w:pPr>
       <w:r>
+        <w:rPr>
+          <w:rFonts w:eastAsia="黑体"/>
+        </w:rPr>
         <w:t xml:space="preserve">IrDA </w:t>
       </w:r>
       <w:r>
         <w:rPr>
-          <w:rFonts w:hint="eastAsia"/>
+          <w:rFonts w:hint="eastAsia" w:eastAsia="黑体"/>
         </w:rPr>
         <w:t xml:space="preserve">物理层规范（irda.org）。</w:t>
       </w:r>
@@ -2409,11 +2680,14 @@
         </w:numPr>
       </w:pPr>
       <w:r>
+        <w:rPr>
+          <w:rFonts w:eastAsia="黑体"/>
+        </w:rPr>
         <w:t xml:space="preserve">Vishay TFDU4101 </w:t>
       </w:r>
       <w:r>
         <w:rPr>
-          <w:rFonts w:hint="eastAsia"/>
+          <w:rFonts w:hint="eastAsia" w:eastAsia="黑体"/>
         </w:rPr>
         <w:t xml:space="preserve">数据手册。</w:t>
       </w:r>
@@ -2427,11 +2701,11 @@
       </w:pPr>
       <w:r>
         <w:rPr>
-          <w:rFonts w:ascii="Times New Roman" w:hAnsi="Times New Roman"/>
+          <w:rFonts w:ascii="Times New Roman" w:hAnsi="Times New Roman" w:eastAsia="黑体"/>
           <w:color w:val="555555"/>
           <w:sz w:val="21"/>
         </w:rPr>
-        <w:t>材料收集者：杜文杰</w:t>
+        <w:t>材料收集者：杜文杰，WX手机：19519196569，QQ:3478827729</w:t>
       </w:r>
     </w:p>
     <w:sectPr>
@@ -2451,7 +2725,7 @@
 </file>
 
 <file path=word/footer1.xml><?xml version="1.0" encoding="utf-8"?>
-<w:ftr xmlns:m="http://schemas.openxmlformats.org/officeDocument/2006/math" xmlns:mc="http://schemas.openxmlformats.org/markup-compatibility/2006" xmlns:mo="http://schemas.microsoft.com/office/mac/office/2008/main" xmlns:mv="urn:schemas-microsoft-com:mac:vml" xmlns:o="urn:schemas-microsoft-com:office:office" xmlns:r="http://schemas.openxmlformats.org/officeDocument/2006/relationships" xmlns:v="urn:schemas-microsoft-com:vml" xmlns:w10="urn:schemas-microsoft-com:office:word" xmlns:w14="http://schemas.microsoft.com/office/word/2010/wordml" xmlns:w="http://schemas.openxmlformats.org/wordprocessingml/2006/main" xmlns:wne="http://schemas.microsoft.com/office/word/2006/wordml" xmlns:wp14="http://schemas.microsoft.com/office/word/2010/wordprocessingDrawing" xmlns:wp="http://schemas.openxmlformats.org/drawingml/2006/wordprocessingDrawing" xmlns:wpc="http://schemas.microsoft.com/office/word/2010/wordprocessingCanvas" xmlns:wpg="http://schemas.microsoft.com/office/word/2010/wordprocessingGroup" xmlns:wpi="http://schemas.microsoft.com/office/word/2010/wordprocessingInk" xmlns:wps="http://schemas.microsoft.com/office/word/2010/wordprocessingShape" mc:Ignorable="w14 wp14">
+<w:ftr xmlns:mc="http://schemas.openxmlformats.org/markup-compatibility/2006" xmlns:w="http://schemas.openxmlformats.org/wordprocessingml/2006/main" xmlns:m="http://schemas.openxmlformats.org/officeDocument/2006/math" xmlns:mo="http://schemas.microsoft.com/office/mac/office/2008/main" xmlns:mv="urn:schemas-microsoft-com:mac:vml" xmlns:o="urn:schemas-microsoft-com:office:office" xmlns:r="http://schemas.openxmlformats.org/officeDocument/2006/relationships" xmlns:v="urn:schemas-microsoft-com:vml" xmlns:w10="urn:schemas-microsoft-com:office:word" xmlns:w14="http://schemas.microsoft.com/office/word/2010/wordml" xmlns:wne="http://schemas.microsoft.com/office/word/2006/wordml" xmlns:wp14="http://schemas.microsoft.com/office/word/2010/wordprocessingDrawing" xmlns:wp="http://schemas.openxmlformats.org/drawingml/2006/wordprocessingDrawing" xmlns:wpc="http://schemas.microsoft.com/office/word/2010/wordprocessingCanvas" xmlns:wpg="http://schemas.microsoft.com/office/word/2010/wordprocessingGroup" xmlns:wpi="http://schemas.microsoft.com/office/word/2010/wordprocessingInk" xmlns:wps="http://schemas.microsoft.com/office/word/2010/wordprocessingShape" mc:Ignorable="w14 wp14">
   <w:p>
     <w:pPr>
       <w:pStyle w:val="Footer"/>
@@ -2459,12 +2733,14 @@
     </w:pPr>
     <w:r>
       <w:rPr>
+        <w:rFonts w:eastAsia="黑体"/>
         <w:sz w:val="18"/>
       </w:rPr>
       <w:t xml:space="preserve">第 </w:t>
     </w:r>
     <w:r>
       <w:rPr>
+        <w:rFonts w:eastAsia="黑体"/>
         <w:sz w:val="18"/>
       </w:rPr>
       <w:fldChar w:fldCharType="begin"/>
@@ -2473,6 +2749,7 @@
     </w:r>
     <w:r>
       <w:rPr>
+        <w:rFonts w:eastAsia="黑体"/>
         <w:sz w:val="18"/>
       </w:rPr>
       <w:t xml:space="preserve"> 页</w:t>
@@ -2486,6 +2763,9 @@
   <w:footnote w:type="continuationSeparator" w:id="0">
     <w:p>
       <w:r>
+        <w:rPr>
+          <w:rFonts w:eastAsia="黑体"/>
+        </w:rPr>
         <w:continuationSeparator/>
       </w:r>
     </w:p>
@@ -2493,6 +2773,9 @@
   <w:footnote w:type="separator" w:id="-1">
     <w:p>
       <w:r>
+        <w:rPr>
+          <w:rFonts w:eastAsia="黑体"/>
+        </w:rPr>
         <w:separator/>
       </w:r>
     </w:p>
@@ -2501,7 +2784,7 @@
 </file>
 
 <file path=word/header1.xml><?xml version="1.0" encoding="utf-8"?>
-<w:hdr xmlns:m="http://schemas.openxmlformats.org/officeDocument/2006/math" xmlns:mc="http://schemas.openxmlformats.org/markup-compatibility/2006" xmlns:mo="http://schemas.microsoft.com/office/mac/office/2008/main" xmlns:mv="urn:schemas-microsoft-com:mac:vml" xmlns:o="urn:schemas-microsoft-com:office:office" xmlns:r="http://schemas.openxmlformats.org/officeDocument/2006/relationships" xmlns:v="urn:schemas-microsoft-com:vml" xmlns:w10="urn:schemas-microsoft-com:office:word" xmlns:w14="http://schemas.microsoft.com/office/word/2010/wordml" xmlns:w="http://schemas.openxmlformats.org/wordprocessingml/2006/main" xmlns:wne="http://schemas.microsoft.com/office/word/2006/wordml" xmlns:wp14="http://schemas.microsoft.com/office/word/2010/wordprocessingDrawing" xmlns:wp="http://schemas.openxmlformats.org/drawingml/2006/wordprocessingDrawing" xmlns:wpc="http://schemas.microsoft.com/office/word/2010/wordprocessingCanvas" xmlns:wpg="http://schemas.microsoft.com/office/word/2010/wordprocessingGroup" xmlns:wpi="http://schemas.microsoft.com/office/word/2010/wordprocessingInk" xmlns:wps="http://schemas.microsoft.com/office/word/2010/wordprocessingShape" mc:Ignorable="w14 wp14">
+<w:hdr xmlns:mc="http://schemas.openxmlformats.org/markup-compatibility/2006" xmlns:w="http://schemas.openxmlformats.org/wordprocessingml/2006/main" xmlns:m="http://schemas.openxmlformats.org/officeDocument/2006/math" xmlns:mo="http://schemas.microsoft.com/office/mac/office/2008/main" xmlns:mv="urn:schemas-microsoft-com:mac:vml" xmlns:o="urn:schemas-microsoft-com:office:office" xmlns:r="http://schemas.openxmlformats.org/officeDocument/2006/relationships" xmlns:v="urn:schemas-microsoft-com:vml" xmlns:w10="urn:schemas-microsoft-com:office:word" xmlns:w14="http://schemas.microsoft.com/office/word/2010/wordml" xmlns:wne="http://schemas.microsoft.com/office/word/2006/wordml" xmlns:wp14="http://schemas.microsoft.com/office/word/2010/wordprocessingDrawing" xmlns:wp="http://schemas.openxmlformats.org/drawingml/2006/wordprocessingDrawing" xmlns:wpc="http://schemas.microsoft.com/office/word/2010/wordprocessingCanvas" xmlns:wpg="http://schemas.microsoft.com/office/word/2010/wordprocessingGroup" xmlns:wpi="http://schemas.microsoft.com/office/word/2010/wordprocessingInk" xmlns:wps="http://schemas.microsoft.com/office/word/2010/wordprocessingShape" mc:Ignorable="w14 wp14">
   <w:p>
     <w:pPr>
       <w:pStyle w:val="Header"/>
@@ -2509,7 +2792,7 @@
     </w:pPr>
     <w:r>
       <w:rPr>
-        <w:rFonts w:ascii="Times New Roman" w:hAnsi="Times New Roman"/>
+        <w:rFonts w:ascii="Times New Roman" w:hAnsi="Times New Roman" w:eastAsia="黑体"/>
         <w:sz w:val="18"/>
         <w:rFonts w:eastAsia="黑体"/>
         <w:rFonts w:eastAsia="黑体"/>
@@ -2521,7 +2804,7 @@
 </file>
 
 <file path=word/numbering.xml><?xml version="1.0" encoding="utf-8"?>
-<w:numbering xmlns:m="http://schemas.openxmlformats.org/officeDocument/2006/math" xmlns:mc="http://schemas.openxmlformats.org/markup-compatibility/2006" xmlns:mo="http://schemas.microsoft.com/office/mac/office/2008/main" xmlns:mv="urn:schemas-microsoft-com:mac:vml" xmlns:o="urn:schemas-microsoft-com:office:office" xmlns:r="http://schemas.openxmlformats.org/officeDocument/2006/relationships" xmlns:v="urn:schemas-microsoft-com:vml" xmlns:w="http://schemas.openxmlformats.org/wordprocessingml/2006/main" xmlns:w10="urn:schemas-microsoft-com:office:word" xmlns:w14="http://schemas.microsoft.com/office/word/2010/wordml" xmlns:wne="http://schemas.microsoft.com/office/word/2006/wordml" xmlns:wp="http://schemas.openxmlformats.org/drawingml/2006/wordprocessingDrawing" xmlns:wp14="http://schemas.microsoft.com/office/word/2010/wordprocessingDrawing" xmlns:wpc="http://schemas.microsoft.com/office/word/2010/wordprocessingCanvas" xmlns:wpg="http://schemas.microsoft.com/office/word/2010/wordprocessingGroup" xmlns:wpi="http://schemas.microsoft.com/office/word/2010/wordprocessingInk" xmlns:wps="http://schemas.microsoft.com/office/word/2010/wordprocessingShape" mc:Ignorable="w14 wp14">
+<w:numbering xmlns:mc="http://schemas.openxmlformats.org/markup-compatibility/2006" xmlns:w="http://schemas.openxmlformats.org/wordprocessingml/2006/main" xmlns:m="http://schemas.openxmlformats.org/officeDocument/2006/math" xmlns:mo="http://schemas.microsoft.com/office/mac/office/2008/main" xmlns:mv="urn:schemas-microsoft-com:mac:vml" xmlns:o="urn:schemas-microsoft-com:office:office" xmlns:r="http://schemas.openxmlformats.org/officeDocument/2006/relationships" xmlns:v="urn:schemas-microsoft-com:vml" xmlns:w10="urn:schemas-microsoft-com:office:word" xmlns:w14="http://schemas.microsoft.com/office/word/2010/wordml" xmlns:wne="http://schemas.microsoft.com/office/word/2006/wordml" xmlns:wp="http://schemas.openxmlformats.org/drawingml/2006/wordprocessingDrawing" xmlns:wp14="http://schemas.microsoft.com/office/word/2010/wordprocessingDrawing" xmlns:wpc="http://schemas.microsoft.com/office/word/2010/wordprocessingCanvas" xmlns:wpg="http://schemas.microsoft.com/office/word/2010/wordprocessingGroup" xmlns:wpi="http://schemas.microsoft.com/office/word/2010/wordprocessingInk" xmlns:wps="http://schemas.microsoft.com/office/word/2010/wordprocessingShape" mc:Ignorable="w14 wp14">
   <w:abstractNum w:abstractNumId="0">
     <w:nsid w:val="FFFFFF7C"/>
     <w:multiLevelType w:val="singleLevel"/>
@@ -2608,7 +2891,7 @@
         <w:ind w:hanging="360" w:left="1440"/>
       </w:pPr>
       <w:rPr>
-        <w:rFonts w:ascii="Symbol" w:hAnsi="Symbol" w:hint="default"/>
+        <w:rFonts w:ascii="Symbol" w:hAnsi="Symbol" w:hint="default" w:eastAsia="黑体"/>
       </w:rPr>
     </w:lvl>
   </w:abstractNum>
@@ -2629,7 +2912,7 @@
         <w:ind w:hanging="360" w:left="1080"/>
       </w:pPr>
       <w:rPr>
-        <w:rFonts w:ascii="Symbol" w:hAnsi="Symbol" w:hint="default"/>
+        <w:rFonts w:ascii="Symbol" w:hAnsi="Symbol" w:hint="default" w:eastAsia="黑体"/>
       </w:rPr>
     </w:lvl>
   </w:abstractNum>
@@ -2650,7 +2933,7 @@
         <w:ind w:hanging="360" w:left="720"/>
       </w:pPr>
       <w:rPr>
-        <w:rFonts w:ascii="Symbol" w:hAnsi="Symbol" w:hint="default"/>
+        <w:rFonts w:ascii="Symbol" w:hAnsi="Symbol" w:hint="default" w:eastAsia="黑体"/>
       </w:rPr>
     </w:lvl>
   </w:abstractNum>
@@ -2689,7 +2972,7 @@
         <w:ind w:hanging="360" w:left="360"/>
       </w:pPr>
       <w:rPr>
-        <w:rFonts w:ascii="Symbol" w:hAnsi="Symbol" w:hint="default"/>
+        <w:rFonts w:ascii="Symbol" w:hAnsi="Symbol" w:hint="default" w:eastAsia="黑体"/>
       </w:rPr>
     </w:lvl>
   </w:abstractNum>
@@ -2780,7 +3063,7 @@
         <w:ind w:left="720" w:hanging="360"/>
       </w:pPr>
       <w:rPr>
-        <w:rFonts w:ascii="Symbol" w:hAnsi="Symbol" w:cs="Symbol" w:hint="default"/>
+        <w:rFonts w:ascii="Symbol" w:hAnsi="Symbol" w:cs="Symbol" w:hint="default" w:eastAsia="黑体"/>
       </w:rPr>
     </w:lvl>
     <w:lvl w:ilvl="1">
@@ -2791,7 +3074,7 @@
         <w:ind w:left="1440" w:hanging="360"/>
       </w:pPr>
       <w:rPr>
-        <w:rFonts w:ascii="Courier New" w:hAnsi="Courier New" w:cs="Courier New" w:hint="default"/>
+        <w:rFonts w:ascii="Courier New" w:hAnsi="Courier New" w:cs="Courier New" w:hint="default" w:eastAsia="黑体"/>
       </w:rPr>
     </w:lvl>
     <w:lvl w:ilvl="2">
@@ -2802,7 +3085,7 @@
         <w:ind w:left="2160" w:hanging="360"/>
       </w:pPr>
       <w:rPr>
-        <w:rFonts w:ascii="Wingdings" w:hAnsi="Wingdings" w:cs="Wingdings" w:hint="default"/>
+        <w:rFonts w:ascii="Wingdings" w:hAnsi="Wingdings" w:cs="Wingdings" w:hint="default" w:eastAsia="黑体"/>
       </w:rPr>
     </w:lvl>
     <w:lvl w:ilvl="3">
@@ -2813,7 +3096,7 @@
         <w:ind w:left="2880" w:hanging="360"/>
       </w:pPr>
       <w:rPr>
-        <w:rFonts w:ascii="Symbol" w:hAnsi="Symbol" w:cs="Symbol" w:hint="default"/>
+        <w:rFonts w:ascii="Symbol" w:hAnsi="Symbol" w:cs="Symbol" w:hint="default" w:eastAsia="黑体"/>
       </w:rPr>
     </w:lvl>
     <w:lvl w:ilvl="4">
@@ -2824,7 +3107,7 @@
         <w:ind w:left="3600" w:hanging="360"/>
       </w:pPr>
       <w:rPr>
-        <w:rFonts w:ascii="Courier New" w:hAnsi="Courier New" w:cs="Courier New" w:hint="default"/>
+        <w:rFonts w:ascii="Courier New" w:hAnsi="Courier New" w:cs="Courier New" w:hint="default" w:eastAsia="黑体"/>
       </w:rPr>
     </w:lvl>
     <w:lvl w:ilvl="5">
@@ -2835,7 +3118,7 @@
         <w:ind w:left="4320" w:hanging="360"/>
       </w:pPr>
       <w:rPr>
-        <w:rFonts w:ascii="Wingdings" w:hAnsi="Wingdings" w:cs="Wingdings" w:hint="default"/>
+        <w:rFonts w:ascii="Wingdings" w:hAnsi="Wingdings" w:cs="Wingdings" w:hint="default" w:eastAsia="黑体"/>
       </w:rPr>
     </w:lvl>
     <w:lvl w:ilvl="6">
@@ -2846,7 +3129,7 @@
         <w:ind w:left="5040" w:hanging="360"/>
       </w:pPr>
       <w:rPr>
-        <w:rFonts w:ascii="Symbol" w:hAnsi="Symbol" w:cs="Symbol" w:hint="default"/>
+        <w:rFonts w:ascii="Symbol" w:hAnsi="Symbol" w:cs="Symbol" w:hint="default" w:eastAsia="黑体"/>
       </w:rPr>
     </w:lvl>
     <w:lvl w:ilvl="7">
@@ -2857,7 +3140,7 @@
         <w:ind w:left="5760" w:hanging="360"/>
       </w:pPr>
       <w:rPr>
-        <w:rFonts w:ascii="Courier New" w:hAnsi="Courier New" w:cs="Courier New" w:hint="default"/>
+        <w:rFonts w:ascii="Courier New" w:hAnsi="Courier New" w:cs="Courier New" w:hint="default" w:eastAsia="黑体"/>
       </w:rPr>
     </w:lvl>
     <w:lvl w:ilvl="8">
@@ -2868,7 +3151,7 @@
         <w:ind w:left="6480" w:hanging="360"/>
       </w:pPr>
       <w:rPr>
-        <w:rFonts w:ascii="Wingdings" w:hAnsi="Wingdings" w:cs="Wingdings" w:hint="default"/>
+        <w:rFonts w:ascii="Wingdings" w:hAnsi="Wingdings" w:cs="Wingdings" w:hint="default" w:eastAsia="黑体"/>
       </w:rPr>
     </w:lvl>
   </w:abstractNum>
@@ -2924,11 +3207,11 @@
 </file>
 
 <file path=word/styles.xml><?xml version="1.0" encoding="utf-8"?>
-<w:styles xmlns:mc="http://schemas.openxmlformats.org/markup-compatibility/2006" xmlns:r="http://schemas.openxmlformats.org/officeDocument/2006/relationships" xmlns:w="http://schemas.openxmlformats.org/wordprocessingml/2006/main" xmlns:w14="http://schemas.microsoft.com/office/word/2010/wordml" mc:Ignorable="w14">
+<w:styles xmlns:mc="http://schemas.openxmlformats.org/markup-compatibility/2006" xmlns:w="http://schemas.openxmlformats.org/wordprocessingml/2006/main" xmlns:r="http://schemas.openxmlformats.org/officeDocument/2006/relationships" xmlns:w14="http://schemas.microsoft.com/office/word/2010/wordml" mc:Ignorable="w14">
   <w:docDefaults>
     <w:rPrDefault>
       <w:rPr>
-        <w:rFonts w:asciiTheme="minorHAnsi" w:cstheme="minorBidi" w:eastAsiaTheme="minorEastAsia" w:hAnsiTheme="minorHAnsi"/>
+        <w:rFonts w:asciiTheme="minorHAnsi" w:cstheme="minorBidi" w:hAnsiTheme="minorHAnsi" w:eastAsia="黑体"/>
         <w:sz w:val="22"/>
         <w:szCs w:val="22"/>
         <w:lang w:bidi="ar-SA" w:eastAsia="en-US" w:val="en-US"/>
@@ -3150,7 +3433,7 @@
       <w:outlineLvl w:val="0"/>
     </w:pPr>
     <w:rPr>
-      <w:rFonts w:ascii="Times New Roman" w:asciiTheme="majorHAnsi" w:cstheme="majorBidi" w:eastAsia="黑体" w:eastAsiaTheme="majorEastAsia" w:hAnsi="Times New Roman" w:hAnsiTheme="majorHAnsi"/>
+      <w:rFonts w:ascii="Times New Roman" w:asciiTheme="majorHAnsi" w:cstheme="majorBidi" w:eastAsia="黑体" w:hAnsi="Times New Roman" w:hAnsiTheme="majorHAnsi"/>
       <w:b/>
       <w:bCs/>
       <w:color w:val="1F3864"/>
@@ -3174,7 +3457,7 @@
       <w:outlineLvl w:val="1"/>
     </w:pPr>
     <w:rPr>
-      <w:rFonts w:ascii="Times New Roman" w:asciiTheme="majorHAnsi" w:cstheme="majorBidi" w:eastAsia="黑体" w:eastAsiaTheme="majorEastAsia" w:hAnsi="Times New Roman" w:hAnsiTheme="majorHAnsi"/>
+      <w:rFonts w:ascii="Times New Roman" w:asciiTheme="majorHAnsi" w:cstheme="majorBidi" w:eastAsia="黑体" w:hAnsi="Times New Roman" w:hAnsiTheme="majorHAnsi"/>
       <w:b/>
       <w:bCs/>
       <w:color w:val="2E4E7E"/>
@@ -3198,7 +3481,7 @@
       <w:outlineLvl w:val="2"/>
     </w:pPr>
     <w:rPr>
-      <w:rFonts w:ascii="Times New Roman" w:asciiTheme="majorHAnsi" w:cstheme="majorBidi" w:eastAsia="黑体" w:eastAsiaTheme="majorEastAsia" w:hAnsi="Times New Roman" w:hAnsiTheme="majorHAnsi"/>
+      <w:rFonts w:ascii="Times New Roman" w:asciiTheme="majorHAnsi" w:cstheme="majorBidi" w:eastAsia="黑体" w:hAnsi="Times New Roman" w:hAnsiTheme="majorHAnsi"/>
       <w:b/>
       <w:bCs/>
       <w:color w:val="2E4E7E"/>
@@ -3222,7 +3505,7 @@
       <w:outlineLvl w:val="3"/>
     </w:pPr>
     <w:rPr>
-      <w:rFonts w:ascii="Times New Roman" w:asciiTheme="majorHAnsi" w:cstheme="majorBidi" w:eastAsia="黑体" w:eastAsiaTheme="majorEastAsia" w:hAnsi="Times New Roman" w:hAnsiTheme="majorHAnsi"/>
+      <w:rFonts w:ascii="Times New Roman" w:asciiTheme="majorHAnsi" w:cstheme="majorBidi" w:eastAsia="黑体" w:hAnsi="Times New Roman" w:hAnsiTheme="majorHAnsi"/>
       <w:b/>
       <w:bCs/>
       <w:i/>
@@ -3248,7 +3531,7 @@
       <w:outlineLvl w:val="4"/>
     </w:pPr>
     <w:rPr>
-      <w:rFonts w:ascii="Times New Roman" w:asciiTheme="majorHAnsi" w:cstheme="majorBidi" w:eastAsia="黑体" w:eastAsiaTheme="majorEastAsia" w:hAnsi="Times New Roman" w:hAnsiTheme="majorHAnsi"/>
+      <w:rFonts w:ascii="Times New Roman" w:asciiTheme="majorHAnsi" w:cstheme="majorBidi" w:eastAsia="黑体" w:hAnsi="Times New Roman" w:hAnsiTheme="majorHAnsi"/>
       <w:b/>
       <w:color w:val="333333"/>
       <w:sz w:val="22"/>
@@ -3271,7 +3554,7 @@
       <w:outlineLvl w:val="5"/>
     </w:pPr>
     <w:rPr>
-      <w:rFonts w:asciiTheme="majorHAnsi" w:cstheme="majorBidi" w:eastAsiaTheme="majorEastAsia" w:hAnsiTheme="majorHAnsi"/>
+      <w:rFonts w:asciiTheme="majorHAnsi" w:cstheme="majorBidi" w:hAnsiTheme="majorHAnsi" w:eastAsia="黑体"/>
       <w:i/>
       <w:iCs/>
       <w:color w:themeColor="accent1" w:themeShade="7F" w:val="243F60"/>
@@ -3294,7 +3577,7 @@
       <w:outlineLvl w:val="6"/>
     </w:pPr>
     <w:rPr>
-      <w:rFonts w:asciiTheme="majorHAnsi" w:cstheme="majorBidi" w:eastAsiaTheme="majorEastAsia" w:hAnsiTheme="majorHAnsi"/>
+      <w:rFonts w:asciiTheme="majorHAnsi" w:cstheme="majorBidi" w:hAnsiTheme="majorHAnsi" w:eastAsia="黑体"/>
       <w:i/>
       <w:iCs/>
       <w:color w:themeColor="text1" w:themeTint="BF" w:val="404040"/>
@@ -3317,7 +3600,7 @@
       <w:outlineLvl w:val="7"/>
     </w:pPr>
     <w:rPr>
-      <w:rFonts w:asciiTheme="majorHAnsi" w:cstheme="majorBidi" w:eastAsiaTheme="majorEastAsia" w:hAnsiTheme="majorHAnsi"/>
+      <w:rFonts w:asciiTheme="majorHAnsi" w:cstheme="majorBidi" w:hAnsiTheme="majorHAnsi" w:eastAsia="黑体"/>
       <w:color w:themeColor="accent1" w:val="4F81BD"/>
       <w:sz w:val="20"/>
       <w:szCs w:val="20"/>
@@ -3340,7 +3623,7 @@
       <w:outlineLvl w:val="8"/>
     </w:pPr>
     <w:rPr>
-      <w:rFonts w:asciiTheme="majorHAnsi" w:cstheme="majorBidi" w:eastAsiaTheme="majorEastAsia" w:hAnsiTheme="majorHAnsi"/>
+      <w:rFonts w:asciiTheme="majorHAnsi" w:cstheme="majorBidi" w:hAnsiTheme="majorHAnsi" w:eastAsia="黑体"/>
       <w:i/>
       <w:iCs/>
       <w:color w:themeColor="text1" w:themeTint="BF" w:val="404040"/>
@@ -3391,7 +3674,7 @@
     <w:uiPriority w:val="9"/>
     <w:rsid w:val="00FC693F"/>
     <w:rPr>
-      <w:rFonts w:asciiTheme="majorHAnsi" w:cstheme="majorBidi" w:eastAsiaTheme="majorEastAsia" w:hAnsiTheme="majorHAnsi"/>
+      <w:rFonts w:asciiTheme="majorHAnsi" w:cstheme="majorBidi" w:hAnsiTheme="majorHAnsi" w:eastAsia="黑体"/>
       <w:b/>
       <w:bCs/>
       <w:color w:themeColor="accent1" w:themeShade="BF" w:val="365F91"/>
@@ -3406,7 +3689,7 @@
     <w:uiPriority w:val="9"/>
     <w:rsid w:val="00FC693F"/>
     <w:rPr>
-      <w:rFonts w:asciiTheme="majorHAnsi" w:cstheme="majorBidi" w:eastAsiaTheme="majorEastAsia" w:hAnsiTheme="majorHAnsi"/>
+      <w:rFonts w:asciiTheme="majorHAnsi" w:cstheme="majorBidi" w:hAnsiTheme="majorHAnsi" w:eastAsia="黑体"/>
       <w:b/>
       <w:bCs/>
       <w:color w:themeColor="accent1" w:val="4F81BD"/>
@@ -3421,7 +3704,7 @@
     <w:uiPriority w:val="9"/>
     <w:rsid w:val="00FC693F"/>
     <w:rPr>
-      <w:rFonts w:asciiTheme="majorHAnsi" w:cstheme="majorBidi" w:eastAsiaTheme="majorEastAsia" w:hAnsiTheme="majorHAnsi"/>
+      <w:rFonts w:asciiTheme="majorHAnsi" w:cstheme="majorBidi" w:hAnsiTheme="majorHAnsi" w:eastAsia="黑体"/>
       <w:b/>
       <w:bCs/>
       <w:color w:themeColor="accent1" w:val="4F81BD"/>
@@ -3444,7 +3727,7 @@
       <w:contextualSpacing/>
     </w:pPr>
     <w:rPr>
-      <w:rFonts w:ascii="Times New Roman" w:asciiTheme="majorHAnsi" w:cstheme="majorBidi" w:eastAsia="黑体" w:eastAsiaTheme="majorEastAsia" w:hAnsi="Times New Roman" w:hAnsiTheme="majorHAnsi"/>
+      <w:rFonts w:ascii="Times New Roman" w:asciiTheme="majorHAnsi" w:cstheme="majorBidi" w:eastAsia="黑体" w:hAnsi="Times New Roman" w:hAnsiTheme="majorHAnsi"/>
       <w:b/>
       <w:color w:val="1F3864"/>
       <w:spacing w:val="5"/>
@@ -3460,7 +3743,7 @@
     <w:uiPriority w:val="10"/>
     <w:rsid w:val="00FC693F"/>
     <w:rPr>
-      <w:rFonts w:asciiTheme="majorHAnsi" w:cstheme="majorBidi" w:eastAsiaTheme="majorEastAsia" w:hAnsiTheme="majorHAnsi"/>
+      <w:rFonts w:asciiTheme="majorHAnsi" w:cstheme="majorBidi" w:hAnsiTheme="majorHAnsi" w:eastAsia="黑体"/>
       <w:color w:themeColor="text2" w:themeShade="BF" w:val="17365D"/>
       <w:spacing w:val="5"/>
       <w:kern w:val="28"/>
@@ -3482,7 +3765,7 @@
       </w:numPr>
     </w:pPr>
     <w:rPr>
-      <w:rFonts w:asciiTheme="majorHAnsi" w:cstheme="majorBidi" w:eastAsiaTheme="majorEastAsia" w:hAnsiTheme="majorHAnsi"/>
+      <w:rFonts w:asciiTheme="majorHAnsi" w:cstheme="majorBidi" w:hAnsiTheme="majorHAnsi" w:eastAsia="黑体"/>
       <w:i/>
       <w:iCs/>
       <w:color w:themeColor="accent1" w:val="4F81BD"/>
@@ -3498,7 +3781,7 @@
     <w:uiPriority w:val="11"/>
     <w:rsid w:val="00FC693F"/>
     <w:rPr>
-      <w:rFonts w:asciiTheme="majorHAnsi" w:cstheme="majorBidi" w:eastAsiaTheme="majorEastAsia" w:hAnsiTheme="majorHAnsi"/>
+      <w:rFonts w:asciiTheme="majorHAnsi" w:cstheme="majorBidi" w:hAnsiTheme="majorHAnsi" w:eastAsia="黑体"/>
       <w:i/>
       <w:iCs/>
       <w:color w:themeColor="accent1" w:val="4F81BD"/>
@@ -3565,6 +3848,7 @@
       <w:spacing w:after="120"/>
     </w:pPr>
     <w:rPr>
+      <w:rFonts w:eastAsia="黑体"/>
       <w:sz w:val="16"/>
       <w:szCs w:val="16"/>
     </w:rPr>
@@ -3576,6 +3860,7 @@
     <w:uiPriority w:val="99"/>
     <w:rsid w:val="00AA1D8D"/>
     <w:rPr>
+      <w:rFonts w:eastAsia="黑体"/>
       <w:sz w:val="16"/>
       <w:szCs w:val="16"/>
     </w:rPr>
@@ -3745,7 +4030,7 @@
       </w:tabs>
     </w:pPr>
     <w:rPr>
-      <w:rFonts w:ascii="Courier" w:hAnsi="Courier"/>
+      <w:rFonts w:ascii="Courier" w:hAnsi="Courier" w:eastAsia="黑体"/>
       <w:sz w:val="20"/>
       <w:szCs w:val="20"/>
     </w:rPr>
@@ -3757,7 +4042,7 @@
     <w:uiPriority w:val="99"/>
     <w:rsid w:val="0029639D"/>
     <w:rPr>
-      <w:rFonts w:ascii="Courier" w:hAnsi="Courier"/>
+      <w:rFonts w:ascii="Courier" w:hAnsi="Courier" w:eastAsia="黑体"/>
       <w:sz w:val="20"/>
       <w:szCs w:val="20"/>
     </w:rPr>
@@ -3793,6 +4078,7 @@
     <w:uiPriority w:val="29"/>
     <w:rsid w:val="00FC693F"/>
     <w:rPr>
+      <w:rFonts w:eastAsia="黑体"/>
       <w:i/>
       <w:iCs/>
       <w:color w:themeColor="text1" w:val="000000"/>
@@ -3806,7 +4092,7 @@
     <w:semiHidden/>
     <w:rsid w:val="00FC693F"/>
     <w:rPr>
-      <w:rFonts w:asciiTheme="majorHAnsi" w:cstheme="majorBidi" w:eastAsiaTheme="majorEastAsia" w:hAnsiTheme="majorHAnsi"/>
+      <w:rFonts w:asciiTheme="majorHAnsi" w:cstheme="majorBidi" w:hAnsiTheme="majorHAnsi" w:eastAsia="黑体"/>
       <w:b/>
       <w:bCs/>
       <w:i/>
@@ -3822,7 +4108,7 @@
     <w:semiHidden/>
     <w:rsid w:val="00FC693F"/>
     <w:rPr>
-      <w:rFonts w:asciiTheme="majorHAnsi" w:cstheme="majorBidi" w:eastAsiaTheme="majorEastAsia" w:hAnsiTheme="majorHAnsi"/>
+      <w:rFonts w:asciiTheme="majorHAnsi" w:cstheme="majorBidi" w:hAnsiTheme="majorHAnsi" w:eastAsia="黑体"/>
       <w:color w:themeColor="accent1" w:themeShade="7F" w:val="243F60"/>
     </w:rPr>
   </w:style>
@@ -3834,7 +4120,7 @@
     <w:semiHidden/>
     <w:rsid w:val="00FC693F"/>
     <w:rPr>
-      <w:rFonts w:asciiTheme="majorHAnsi" w:cstheme="majorBidi" w:eastAsiaTheme="majorEastAsia" w:hAnsiTheme="majorHAnsi"/>
+      <w:rFonts w:asciiTheme="majorHAnsi" w:cstheme="majorBidi" w:hAnsiTheme="majorHAnsi" w:eastAsia="黑体"/>
       <w:i/>
       <w:iCs/>
       <w:color w:themeColor="accent1" w:themeShade="7F" w:val="243F60"/>
@@ -3848,7 +4134,7 @@
     <w:semiHidden/>
     <w:rsid w:val="00FC693F"/>
     <w:rPr>
-      <w:rFonts w:asciiTheme="majorHAnsi" w:cstheme="majorBidi" w:eastAsiaTheme="majorEastAsia" w:hAnsiTheme="majorHAnsi"/>
+      <w:rFonts w:asciiTheme="majorHAnsi" w:cstheme="majorBidi" w:hAnsiTheme="majorHAnsi" w:eastAsia="黑体"/>
       <w:i/>
       <w:iCs/>
       <w:color w:themeColor="text1" w:themeTint="BF" w:val="404040"/>
@@ -3862,7 +4148,7 @@
     <w:semiHidden/>
     <w:rsid w:val="00FC693F"/>
     <w:rPr>
-      <w:rFonts w:asciiTheme="majorHAnsi" w:cstheme="majorBidi" w:eastAsiaTheme="majorEastAsia" w:hAnsiTheme="majorHAnsi"/>
+      <w:rFonts w:asciiTheme="majorHAnsi" w:cstheme="majorBidi" w:hAnsiTheme="majorHAnsi" w:eastAsia="黑体"/>
       <w:color w:themeColor="accent1" w:val="4F81BD"/>
       <w:sz w:val="20"/>
       <w:szCs w:val="20"/>
@@ -3876,7 +4162,7 @@
     <w:semiHidden/>
     <w:rsid w:val="00FC693F"/>
     <w:rPr>
-      <w:rFonts w:asciiTheme="majorHAnsi" w:cstheme="majorBidi" w:eastAsiaTheme="majorEastAsia" w:hAnsiTheme="majorHAnsi"/>
+      <w:rFonts w:asciiTheme="majorHAnsi" w:cstheme="majorBidi" w:hAnsiTheme="majorHAnsi" w:eastAsia="黑体"/>
       <w:i/>
       <w:iCs/>
       <w:color w:themeColor="text1" w:themeTint="BF" w:val="404040"/>
@@ -3897,6 +4183,7 @@
       <w:spacing w:line="240" w:lineRule="auto"/>
     </w:pPr>
     <w:rPr>
+      <w:rFonts w:eastAsia="黑体"/>
       <w:b/>
       <w:bCs/>
       <w:color w:themeColor="accent1" w:val="4F81BD"/>
@@ -3911,6 +4198,7 @@
     <w:qFormat/>
     <w:rsid w:val="00FC693F"/>
     <w:rPr>
+      <w:rFonts w:eastAsia="黑体"/>
       <w:b/>
       <w:bCs/>
     </w:rPr>
@@ -3922,6 +4210,7 @@
     <w:qFormat/>
     <w:rsid w:val="00FC693F"/>
     <w:rPr>
+      <w:rFonts w:eastAsia="黑体"/>
       <w:i/>
       <w:iCs/>
     </w:rPr>
@@ -3942,6 +4231,7 @@
       <w:ind w:left="936" w:right="936"/>
     </w:pPr>
     <w:rPr>
+      <w:rFonts w:eastAsia="黑体"/>
       <w:b/>
       <w:bCs/>
       <w:i/>
@@ -3956,6 +4246,7 @@
     <w:uiPriority w:val="30"/>
     <w:rsid w:val="00FC693F"/>
     <w:rPr>
+      <w:rFonts w:eastAsia="黑体"/>
       <w:b/>
       <w:bCs/>
       <w:i/>
@@ -3970,6 +4261,7 @@
     <w:qFormat/>
     <w:rsid w:val="00FC693F"/>
     <w:rPr>
+      <w:rFonts w:eastAsia="黑体"/>
       <w:i/>
       <w:iCs/>
       <w:color w:themeColor="text1" w:themeTint="7F" w:val="808080"/>
@@ -3982,6 +4274,7 @@
     <w:qFormat/>
     <w:rsid w:val="00FC693F"/>
     <w:rPr>
+      <w:rFonts w:eastAsia="黑体"/>
       <w:b/>
       <w:bCs/>
       <w:i/>
@@ -3996,6 +4289,7 @@
     <w:qFormat/>
     <w:rsid w:val="00FC693F"/>
     <w:rPr>
+      <w:rFonts w:eastAsia="黑体"/>
       <w:smallCaps/>
       <w:color w:themeColor="accent2" w:val="C0504D"/>
       <w:u w:val="single"/>
@@ -4008,6 +4302,7 @@
     <w:qFormat/>
     <w:rsid w:val="00FC693F"/>
     <w:rPr>
+      <w:rFonts w:eastAsia="黑体"/>
       <w:b/>
       <w:bCs/>
       <w:smallCaps/>
@@ -4023,6 +4318,7 @@
     <w:qFormat/>
     <w:rsid w:val="00FC693F"/>
     <w:rPr>
+      <w:rFonts w:eastAsia="黑体"/>
       <w:b/>
       <w:bCs/>
       <w:smallCaps/>
@@ -4077,6 +4373,7 @@
       <w:spacing w:after="0" w:line="240" w:lineRule="auto"/>
     </w:pPr>
     <w:rPr>
+      <w:rFonts w:eastAsia="黑体"/>
       <w:color w:themeColor="text1" w:themeShade="BF" w:val="000000"/>
     </w:rPr>
     <w:tblPr>
@@ -4099,6 +4396,7 @@
         <w:spacing w:after="0" w:before="0" w:line="240" w:lineRule="auto"/>
       </w:pPr>
       <w:rPr>
+        <w:rFonts w:eastAsia="黑体"/>
         <w:b/>
         <w:bCs/>
       </w:rPr>
@@ -4119,6 +4417,7 @@
         <w:spacing w:after="0" w:before="0" w:line="240" w:lineRule="auto"/>
       </w:pPr>
       <w:rPr>
+        <w:rFonts w:eastAsia="黑体"/>
         <w:b/>
         <w:bCs/>
       </w:rPr>
@@ -4136,12 +4435,14 @@
     </w:tblStylePr>
     <w:tblStylePr w:type="firstCol">
       <w:rPr>
+        <w:rFonts w:eastAsia="黑体"/>
         <w:b/>
         <w:bCs/>
       </w:rPr>
     </w:tblStylePr>
     <w:tblStylePr w:type="lastCol">
       <w:rPr>
+        <w:rFonts w:eastAsia="黑体"/>
         <w:b/>
         <w:bCs/>
       </w:rPr>
@@ -4180,6 +4481,7 @@
       <w:spacing w:after="0" w:line="240" w:lineRule="auto"/>
     </w:pPr>
     <w:rPr>
+      <w:rFonts w:eastAsia="黑体"/>
       <w:color w:themeColor="accent1" w:themeShade="BF" w:val="365F91"/>
     </w:rPr>
     <w:tblPr>
@@ -4202,6 +4504,7 @@
         <w:spacing w:after="0" w:before="0" w:line="240" w:lineRule="auto"/>
       </w:pPr>
       <w:rPr>
+        <w:rFonts w:eastAsia="黑体"/>
         <w:b/>
         <w:bCs/>
       </w:rPr>
@@ -4222,6 +4525,7 @@
         <w:spacing w:after="0" w:before="0" w:line="240" w:lineRule="auto"/>
       </w:pPr>
       <w:rPr>
+        <w:rFonts w:eastAsia="黑体"/>
         <w:b/>
         <w:bCs/>
       </w:rPr>
@@ -4239,12 +4543,14 @@
     </w:tblStylePr>
     <w:tblStylePr w:type="firstCol">
       <w:rPr>
+        <w:rFonts w:eastAsia="黑体"/>
         <w:b/>
         <w:bCs/>
       </w:rPr>
     </w:tblStylePr>
     <w:tblStylePr w:type="lastCol">
       <w:rPr>
+        <w:rFonts w:eastAsia="黑体"/>
         <w:b/>
         <w:bCs/>
       </w:rPr>
@@ -4283,6 +4589,7 @@
       <w:spacing w:after="0" w:line="240" w:lineRule="auto"/>
     </w:pPr>
     <w:rPr>
+      <w:rFonts w:eastAsia="黑体"/>
       <w:color w:themeColor="accent2" w:themeShade="BF" w:val="943634"/>
     </w:rPr>
     <w:tblPr>
@@ -4305,6 +4612,7 @@
         <w:spacing w:after="0" w:before="0" w:line="240" w:lineRule="auto"/>
       </w:pPr>
       <w:rPr>
+        <w:rFonts w:eastAsia="黑体"/>
         <w:b/>
         <w:bCs/>
       </w:rPr>
@@ -4325,6 +4633,7 @@
         <w:spacing w:after="0" w:before="0" w:line="240" w:lineRule="auto"/>
       </w:pPr>
       <w:rPr>
+        <w:rFonts w:eastAsia="黑体"/>
         <w:b/>
         <w:bCs/>
       </w:rPr>
@@ -4342,12 +4651,14 @@
     </w:tblStylePr>
     <w:tblStylePr w:type="firstCol">
       <w:rPr>
+        <w:rFonts w:eastAsia="黑体"/>
         <w:b/>
         <w:bCs/>
       </w:rPr>
     </w:tblStylePr>
     <w:tblStylePr w:type="lastCol">
       <w:rPr>
+        <w:rFonts w:eastAsia="黑体"/>
         <w:b/>
         <w:bCs/>
       </w:rPr>
@@ -4386,6 +4697,7 @@
       <w:spacing w:after="0" w:line="240" w:lineRule="auto"/>
     </w:pPr>
     <w:rPr>
+      <w:rFonts w:eastAsia="黑体"/>
       <w:color w:themeColor="accent3" w:themeShade="BF" w:val="76923C"/>
     </w:rPr>
     <w:tblPr>
@@ -4408,6 +4720,7 @@
         <w:spacing w:after="0" w:before="0" w:line="240" w:lineRule="auto"/>
       </w:pPr>
       <w:rPr>
+        <w:rFonts w:eastAsia="黑体"/>
         <w:b/>
         <w:bCs/>
       </w:rPr>
@@ -4428,6 +4741,7 @@
         <w:spacing w:after="0" w:before="0" w:line="240" w:lineRule="auto"/>
       </w:pPr>
       <w:rPr>
+        <w:rFonts w:eastAsia="黑体"/>
         <w:b/>
         <w:bCs/>
       </w:rPr>
@@ -4445,12 +4759,14 @@
     </w:tblStylePr>
     <w:tblStylePr w:type="firstCol">
       <w:rPr>
+        <w:rFonts w:eastAsia="黑体"/>
         <w:b/>
         <w:bCs/>
       </w:rPr>
     </w:tblStylePr>
     <w:tblStylePr w:type="lastCol">
       <w:rPr>
+        <w:rFonts w:eastAsia="黑体"/>
         <w:b/>
         <w:bCs/>
       </w:rPr>
@@ -4489,6 +4805,7 @@
       <w:spacing w:after="0" w:line="240" w:lineRule="auto"/>
     </w:pPr>
     <w:rPr>
+      <w:rFonts w:eastAsia="黑体"/>
       <w:color w:themeColor="accent4" w:themeShade="BF" w:val="5F497A"/>
     </w:rPr>
     <w:tblPr>
@@ -4511,6 +4828,7 @@
         <w:spacing w:after="0" w:before="0" w:line="240" w:lineRule="auto"/>
       </w:pPr>
       <w:rPr>
+        <w:rFonts w:eastAsia="黑体"/>
         <w:b/>
         <w:bCs/>
       </w:rPr>
@@ -4531,6 +4849,7 @@
         <w:spacing w:after="0" w:before="0" w:line="240" w:lineRule="auto"/>
       </w:pPr>
       <w:rPr>
+        <w:rFonts w:eastAsia="黑体"/>
         <w:b/>
         <w:bCs/>
       </w:rPr>
@@ -4548,12 +4867,14 @@
     </w:tblStylePr>
     <w:tblStylePr w:type="firstCol">
       <w:rPr>
+        <w:rFonts w:eastAsia="黑体"/>
         <w:b/>
         <w:bCs/>
       </w:rPr>
     </w:tblStylePr>
     <w:tblStylePr w:type="lastCol">
       <w:rPr>
+        <w:rFonts w:eastAsia="黑体"/>
         <w:b/>
         <w:bCs/>
       </w:rPr>
@@ -4592,6 +4913,7 @@
       <w:spacing w:after="0" w:line="240" w:lineRule="auto"/>
     </w:pPr>
     <w:rPr>
+      <w:rFonts w:eastAsia="黑体"/>
       <w:color w:themeColor="accent5" w:themeShade="BF" w:val="31849B"/>
     </w:rPr>
     <w:tblPr>
@@ -4614,6 +4936,7 @@
         <w:spacing w:after="0" w:before="0" w:line="240" w:lineRule="auto"/>
       </w:pPr>
       <w:rPr>
+        <w:rFonts w:eastAsia="黑体"/>
         <w:b/>
         <w:bCs/>
       </w:rPr>
@@ -4634,6 +4957,7 @@
         <w:spacing w:after="0" w:before="0" w:line="240" w:lineRule="auto"/>
       </w:pPr>
       <w:rPr>
+        <w:rFonts w:eastAsia="黑体"/>
         <w:b/>
         <w:bCs/>
       </w:rPr>
@@ -4651,12 +4975,14 @@
     </w:tblStylePr>
     <w:tblStylePr w:type="firstCol">
       <w:rPr>
+        <w:rFonts w:eastAsia="黑体"/>
         <w:b/>
         <w:bCs/>
       </w:rPr>
     </w:tblStylePr>
     <w:tblStylePr w:type="lastCol">
       <w:rPr>
+        <w:rFonts w:eastAsia="黑体"/>
         <w:b/>
         <w:bCs/>
       </w:rPr>
@@ -4695,6 +5021,7 @@
       <w:spacing w:after="0" w:line="240" w:lineRule="auto"/>
     </w:pPr>
     <w:rPr>
+      <w:rFonts w:eastAsia="黑体"/>
       <w:color w:themeColor="accent6" w:themeShade="BF" w:val="E36C0A"/>
     </w:rPr>
     <w:tblPr>
@@ -4717,6 +5044,7 @@
         <w:spacing w:after="0" w:before="0" w:line="240" w:lineRule="auto"/>
       </w:pPr>
       <w:rPr>
+        <w:rFonts w:eastAsia="黑体"/>
         <w:b/>
         <w:bCs/>
       </w:rPr>
@@ -4737,6 +5065,7 @@
         <w:spacing w:after="0" w:before="0" w:line="240" w:lineRule="auto"/>
       </w:pPr>
       <w:rPr>
+        <w:rFonts w:eastAsia="黑体"/>
         <w:b/>
         <w:bCs/>
       </w:rPr>
@@ -4754,12 +5083,14 @@
     </w:tblStylePr>
     <w:tblStylePr w:type="firstCol">
       <w:rPr>
+        <w:rFonts w:eastAsia="黑体"/>
         <w:b/>
         <w:bCs/>
       </w:rPr>
     </w:tblStylePr>
     <w:tblStylePr w:type="lastCol">
       <w:rPr>
+        <w:rFonts w:eastAsia="黑体"/>
         <w:b/>
         <w:bCs/>
       </w:rPr>
@@ -4819,6 +5150,7 @@
         <w:spacing w:after="0" w:before="0" w:line="240" w:lineRule="auto"/>
       </w:pPr>
       <w:rPr>
+        <w:rFonts w:eastAsia="黑体"/>
         <w:b/>
         <w:bCs/>
         <w:color w:themeColor="background1" w:val="FFFFFF"/>
@@ -4833,6 +5165,7 @@
         <w:spacing w:after="0" w:before="0" w:line="240" w:lineRule="auto"/>
       </w:pPr>
       <w:rPr>
+        <w:rFonts w:eastAsia="黑体"/>
         <w:b/>
         <w:bCs/>
       </w:rPr>
@@ -4848,12 +5181,14 @@
     </w:tblStylePr>
     <w:tblStylePr w:type="firstCol">
       <w:rPr>
+        <w:rFonts w:eastAsia="黑体"/>
         <w:b/>
         <w:bCs/>
       </w:rPr>
     </w:tblStylePr>
     <w:tblStylePr w:type="lastCol">
       <w:rPr>
+        <w:rFonts w:eastAsia="黑体"/>
         <w:b/>
         <w:bCs/>
       </w:rPr>
@@ -4911,6 +5246,7 @@
         <w:spacing w:after="0" w:before="0" w:line="240" w:lineRule="auto"/>
       </w:pPr>
       <w:rPr>
+        <w:rFonts w:eastAsia="黑体"/>
         <w:b/>
         <w:bCs/>
         <w:color w:themeColor="background1" w:val="FFFFFF"/>
@@ -4925,6 +5261,7 @@
         <w:spacing w:after="0" w:before="0" w:line="240" w:lineRule="auto"/>
       </w:pPr>
       <w:rPr>
+        <w:rFonts w:eastAsia="黑体"/>
         <w:b/>
         <w:bCs/>
       </w:rPr>
@@ -4940,12 +5277,14 @@
     </w:tblStylePr>
     <w:tblStylePr w:type="firstCol">
       <w:rPr>
+        <w:rFonts w:eastAsia="黑体"/>
         <w:b/>
         <w:bCs/>
       </w:rPr>
     </w:tblStylePr>
     <w:tblStylePr w:type="lastCol">
       <w:rPr>
+        <w:rFonts w:eastAsia="黑体"/>
         <w:b/>
         <w:bCs/>
       </w:rPr>
@@ -5003,6 +5342,7 @@
         <w:spacing w:after="0" w:before="0" w:line="240" w:lineRule="auto"/>
       </w:pPr>
       <w:rPr>
+        <w:rFonts w:eastAsia="黑体"/>
         <w:b/>
         <w:bCs/>
         <w:color w:themeColor="background1" w:val="FFFFFF"/>
@@ -5017,6 +5357,7 @@
         <w:spacing w:after="0" w:before="0" w:line="240" w:lineRule="auto"/>
       </w:pPr>
       <w:rPr>
+        <w:rFonts w:eastAsia="黑体"/>
         <w:b/>
         <w:bCs/>
       </w:rPr>
@@ -5032,12 +5373,14 @@
     </w:tblStylePr>
     <w:tblStylePr w:type="firstCol">
       <w:rPr>
+        <w:rFonts w:eastAsia="黑体"/>
         <w:b/>
         <w:bCs/>
       </w:rPr>
     </w:tblStylePr>
     <w:tblStylePr w:type="lastCol">
       <w:rPr>
+        <w:rFonts w:eastAsia="黑体"/>
         <w:b/>
         <w:bCs/>
       </w:rPr>
@@ -5095,6 +5438,7 @@
         <w:spacing w:after="0" w:before="0" w:line="240" w:lineRule="auto"/>
       </w:pPr>
       <w:rPr>
+        <w:rFonts w:eastAsia="黑体"/>
         <w:b/>
         <w:bCs/>
         <w:color w:themeColor="background1" w:val="FFFFFF"/>
@@ -5109,6 +5453,7 @@
         <w:spacing w:after="0" w:before="0" w:line="240" w:lineRule="auto"/>
       </w:pPr>
       <w:rPr>
+        <w:rFonts w:eastAsia="黑体"/>
         <w:b/>
         <w:bCs/>
       </w:rPr>
@@ -5124,12 +5469,14 @@
     </w:tblStylePr>
     <w:tblStylePr w:type="firstCol">
       <w:rPr>
+        <w:rFonts w:eastAsia="黑体"/>
         <w:b/>
         <w:bCs/>
       </w:rPr>
     </w:tblStylePr>
     <w:tblStylePr w:type="lastCol">
       <w:rPr>
+        <w:rFonts w:eastAsia="黑体"/>
         <w:b/>
         <w:bCs/>
       </w:rPr>
@@ -5187,6 +5534,7 @@
         <w:spacing w:after="0" w:before="0" w:line="240" w:lineRule="auto"/>
       </w:pPr>
       <w:rPr>
+        <w:rFonts w:eastAsia="黑体"/>
         <w:b/>
         <w:bCs/>
         <w:color w:themeColor="background1" w:val="FFFFFF"/>
@@ -5201,6 +5549,7 @@
         <w:spacing w:after="0" w:before="0" w:line="240" w:lineRule="auto"/>
       </w:pPr>
       <w:rPr>
+        <w:rFonts w:eastAsia="黑体"/>
         <w:b/>
         <w:bCs/>
       </w:rPr>
@@ -5216,12 +5565,14 @@
     </w:tblStylePr>
     <w:tblStylePr w:type="firstCol">
       <w:rPr>
+        <w:rFonts w:eastAsia="黑体"/>
         <w:b/>
         <w:bCs/>
       </w:rPr>
     </w:tblStylePr>
     <w:tblStylePr w:type="lastCol">
       <w:rPr>
+        <w:rFonts w:eastAsia="黑体"/>
         <w:b/>
         <w:bCs/>
       </w:rPr>
@@ -5279,6 +5630,7 @@
         <w:spacing w:after="0" w:before="0" w:line="240" w:lineRule="auto"/>
       </w:pPr>
       <w:rPr>
+        <w:rFonts w:eastAsia="黑体"/>
         <w:b/>
         <w:bCs/>
         <w:color w:themeColor="background1" w:val="FFFFFF"/>
@@ -5293,6 +5645,7 @@
         <w:spacing w:after="0" w:before="0" w:line="240" w:lineRule="auto"/>
       </w:pPr>
       <w:rPr>
+        <w:rFonts w:eastAsia="黑体"/>
         <w:b/>
         <w:bCs/>
       </w:rPr>
@@ -5308,12 +5661,14 @@
     </w:tblStylePr>
     <w:tblStylePr w:type="firstCol">
       <w:rPr>
+        <w:rFonts w:eastAsia="黑体"/>
         <w:b/>
         <w:bCs/>
       </w:rPr>
     </w:tblStylePr>
     <w:tblStylePr w:type="lastCol">
       <w:rPr>
+        <w:rFonts w:eastAsia="黑体"/>
         <w:b/>
         <w:bCs/>
       </w:rPr>
@@ -5371,6 +5726,7 @@
         <w:spacing w:after="0" w:before="0" w:line="240" w:lineRule="auto"/>
       </w:pPr>
       <w:rPr>
+        <w:rFonts w:eastAsia="黑体"/>
         <w:b/>
         <w:bCs/>
         <w:color w:themeColor="background1" w:val="FFFFFF"/>
@@ -5385,6 +5741,7 @@
         <w:spacing w:after="0" w:before="0" w:line="240" w:lineRule="auto"/>
       </w:pPr>
       <w:rPr>
+        <w:rFonts w:eastAsia="黑体"/>
         <w:b/>
         <w:bCs/>
       </w:rPr>
@@ -5400,12 +5757,14 @@
     </w:tblStylePr>
     <w:tblStylePr w:type="firstCol">
       <w:rPr>
+        <w:rFonts w:eastAsia="黑体"/>
         <w:b/>
         <w:bCs/>
       </w:rPr>
     </w:tblStylePr>
     <w:tblStylePr w:type="lastCol">
       <w:rPr>
+        <w:rFonts w:eastAsia="黑体"/>
         <w:b/>
         <w:bCs/>
       </w:rPr>
@@ -5465,7 +5824,7 @@
         <w:spacing w:after="0" w:before="0" w:line="240" w:lineRule="auto"/>
       </w:pPr>
       <w:rPr>
-        <w:rFonts w:asciiTheme="majorHAnsi" w:cstheme="majorBidi" w:eastAsiaTheme="majorEastAsia" w:hAnsiTheme="majorHAnsi"/>
+        <w:rFonts w:asciiTheme="majorHAnsi" w:cstheme="majorBidi" w:hAnsiTheme="majorHAnsi" w:eastAsia="黑体"/>
         <w:b/>
         <w:bCs/>
       </w:rPr>
@@ -5486,7 +5845,7 @@
         <w:spacing w:after="0" w:before="0" w:line="240" w:lineRule="auto"/>
       </w:pPr>
       <w:rPr>
-        <w:rFonts w:asciiTheme="majorHAnsi" w:cstheme="majorBidi" w:eastAsiaTheme="majorEastAsia" w:hAnsiTheme="majorHAnsi"/>
+        <w:rFonts w:asciiTheme="majorHAnsi" w:cstheme="majorBidi" w:hAnsiTheme="majorHAnsi" w:eastAsia="黑体"/>
         <w:b/>
         <w:bCs/>
       </w:rPr>
@@ -5504,14 +5863,14 @@
     </w:tblStylePr>
     <w:tblStylePr w:type="firstCol">
       <w:rPr>
-        <w:rFonts w:asciiTheme="majorHAnsi" w:cstheme="majorBidi" w:eastAsiaTheme="majorEastAsia" w:hAnsiTheme="majorHAnsi"/>
+        <w:rFonts w:asciiTheme="majorHAnsi" w:cstheme="majorBidi" w:hAnsiTheme="majorHAnsi" w:eastAsia="黑体"/>
         <w:b/>
         <w:bCs/>
       </w:rPr>
     </w:tblStylePr>
     <w:tblStylePr w:type="lastCol">
       <w:rPr>
-        <w:rFonts w:asciiTheme="majorHAnsi" w:cstheme="majorBidi" w:eastAsiaTheme="majorEastAsia" w:hAnsiTheme="majorHAnsi"/>
+        <w:rFonts w:asciiTheme="majorHAnsi" w:cstheme="majorBidi" w:hAnsiTheme="majorHAnsi" w:eastAsia="黑体"/>
         <w:b/>
         <w:bCs/>
       </w:rPr>
@@ -5595,7 +5954,7 @@
         <w:spacing w:after="0" w:before="0" w:line="240" w:lineRule="auto"/>
       </w:pPr>
       <w:rPr>
-        <w:rFonts w:asciiTheme="majorHAnsi" w:cstheme="majorBidi" w:eastAsiaTheme="majorEastAsia" w:hAnsiTheme="majorHAnsi"/>
+        <w:rFonts w:asciiTheme="majorHAnsi" w:cstheme="majorBidi" w:hAnsiTheme="majorHAnsi" w:eastAsia="黑体"/>
         <w:b/>
         <w:bCs/>
       </w:rPr>
@@ -5616,7 +5975,7 @@
         <w:spacing w:after="0" w:before="0" w:line="240" w:lineRule="auto"/>
       </w:pPr>
       <w:rPr>
-        <w:rFonts w:asciiTheme="majorHAnsi" w:cstheme="majorBidi" w:eastAsiaTheme="majorEastAsia" w:hAnsiTheme="majorHAnsi"/>
+        <w:rFonts w:asciiTheme="majorHAnsi" w:cstheme="majorBidi" w:hAnsiTheme="majorHAnsi" w:eastAsia="黑体"/>
         <w:b/>
         <w:bCs/>
       </w:rPr>
@@ -5634,14 +5993,14 @@
     </w:tblStylePr>
     <w:tblStylePr w:type="firstCol">
       <w:rPr>
-        <w:rFonts w:asciiTheme="majorHAnsi" w:cstheme="majorBidi" w:eastAsiaTheme="majorEastAsia" w:hAnsiTheme="majorHAnsi"/>
+        <w:rFonts w:asciiTheme="majorHAnsi" w:cstheme="majorBidi" w:hAnsiTheme="majorHAnsi" w:eastAsia="黑体"/>
         <w:b/>
         <w:bCs/>
       </w:rPr>
     </w:tblStylePr>
     <w:tblStylePr w:type="lastCol">
       <w:rPr>
-        <w:rFonts w:asciiTheme="majorHAnsi" w:cstheme="majorBidi" w:eastAsiaTheme="majorEastAsia" w:hAnsiTheme="majorHAnsi"/>
+        <w:rFonts w:asciiTheme="majorHAnsi" w:cstheme="majorBidi" w:hAnsiTheme="majorHAnsi" w:eastAsia="黑体"/>
         <w:b/>
         <w:bCs/>
       </w:rPr>
@@ -5725,7 +6084,7 @@
         <w:spacing w:after="0" w:before="0" w:line="240" w:lineRule="auto"/>
       </w:pPr>
       <w:rPr>
-        <w:rFonts w:asciiTheme="majorHAnsi" w:cstheme="majorBidi" w:eastAsiaTheme="majorEastAsia" w:hAnsiTheme="majorHAnsi"/>
+        <w:rFonts w:asciiTheme="majorHAnsi" w:cstheme="majorBidi" w:hAnsiTheme="majorHAnsi" w:eastAsia="黑体"/>
         <w:b/>
         <w:bCs/>
       </w:rPr>
@@ -5746,7 +6105,7 @@
         <w:spacing w:after="0" w:before="0" w:line="240" w:lineRule="auto"/>
       </w:pPr>
       <w:rPr>
-        <w:rFonts w:asciiTheme="majorHAnsi" w:cstheme="majorBidi" w:eastAsiaTheme="majorEastAsia" w:hAnsiTheme="majorHAnsi"/>
+        <w:rFonts w:asciiTheme="majorHAnsi" w:cstheme="majorBidi" w:hAnsiTheme="majorHAnsi" w:eastAsia="黑体"/>
         <w:b/>
         <w:bCs/>
       </w:rPr>
@@ -5764,14 +6123,14 @@
     </w:tblStylePr>
     <w:tblStylePr w:type="firstCol">
       <w:rPr>
-        <w:rFonts w:asciiTheme="majorHAnsi" w:cstheme="majorBidi" w:eastAsiaTheme="majorEastAsia" w:hAnsiTheme="majorHAnsi"/>
+        <w:rFonts w:asciiTheme="majorHAnsi" w:cstheme="majorBidi" w:hAnsiTheme="majorHAnsi" w:eastAsia="黑体"/>
         <w:b/>
         <w:bCs/>
       </w:rPr>
     </w:tblStylePr>
     <w:tblStylePr w:type="lastCol">
       <w:rPr>
-        <w:rFonts w:asciiTheme="majorHAnsi" w:cstheme="majorBidi" w:eastAsiaTheme="majorEastAsia" w:hAnsiTheme="majorHAnsi"/>
+        <w:rFonts w:asciiTheme="majorHAnsi" w:cstheme="majorBidi" w:hAnsiTheme="majorHAnsi" w:eastAsia="黑体"/>
         <w:b/>
         <w:bCs/>
       </w:rPr>
@@ -5855,7 +6214,7 @@
         <w:spacing w:after="0" w:before="0" w:line="240" w:lineRule="auto"/>
       </w:pPr>
       <w:rPr>
-        <w:rFonts w:asciiTheme="majorHAnsi" w:cstheme="majorBidi" w:eastAsiaTheme="majorEastAsia" w:hAnsiTheme="majorHAnsi"/>
+        <w:rFonts w:asciiTheme="majorHAnsi" w:cstheme="majorBidi" w:hAnsiTheme="majorHAnsi" w:eastAsia="黑体"/>
         <w:b/>
         <w:bCs/>
       </w:rPr>
@@ -5876,7 +6235,7 @@
         <w:spacing w:after="0" w:before="0" w:line="240" w:lineRule="auto"/>
       </w:pPr>
       <w:rPr>
-        <w:rFonts w:asciiTheme="majorHAnsi" w:cstheme="majorBidi" w:eastAsiaTheme="majorEastAsia" w:hAnsiTheme="majorHAnsi"/>
+        <w:rFonts w:asciiTheme="majorHAnsi" w:cstheme="majorBidi" w:hAnsiTheme="majorHAnsi" w:eastAsia="黑体"/>
         <w:b/>
         <w:bCs/>
       </w:rPr>
@@ -5894,14 +6253,14 @@
     </w:tblStylePr>
     <w:tblStylePr w:type="firstCol">
       <w:rPr>
-        <w:rFonts w:asciiTheme="majorHAnsi" w:cstheme="majorBidi" w:eastAsiaTheme="majorEastAsia" w:hAnsiTheme="majorHAnsi"/>
+        <w:rFonts w:asciiTheme="majorHAnsi" w:cstheme="majorBidi" w:hAnsiTheme="majorHAnsi" w:eastAsia="黑体"/>
         <w:b/>
         <w:bCs/>
       </w:rPr>
     </w:tblStylePr>
     <w:tblStylePr w:type="lastCol">
       <w:rPr>
-        <w:rFonts w:asciiTheme="majorHAnsi" w:cstheme="majorBidi" w:eastAsiaTheme="majorEastAsia" w:hAnsiTheme="majorHAnsi"/>
+        <w:rFonts w:asciiTheme="majorHAnsi" w:cstheme="majorBidi" w:hAnsiTheme="majorHAnsi" w:eastAsia="黑体"/>
         <w:b/>
         <w:bCs/>
       </w:rPr>
@@ -5985,7 +6344,7 @@
         <w:spacing w:after="0" w:before="0" w:line="240" w:lineRule="auto"/>
       </w:pPr>
       <w:rPr>
-        <w:rFonts w:asciiTheme="majorHAnsi" w:cstheme="majorBidi" w:eastAsiaTheme="majorEastAsia" w:hAnsiTheme="majorHAnsi"/>
+        <w:rFonts w:asciiTheme="majorHAnsi" w:cstheme="majorBidi" w:hAnsiTheme="majorHAnsi" w:eastAsia="黑体"/>
         <w:b/>
         <w:bCs/>
       </w:rPr>
@@ -6006,7 +6365,7 @@
         <w:spacing w:after="0" w:before="0" w:line="240" w:lineRule="auto"/>
       </w:pPr>
       <w:rPr>
-        <w:rFonts w:asciiTheme="majorHAnsi" w:cstheme="majorBidi" w:eastAsiaTheme="majorEastAsia" w:hAnsiTheme="majorHAnsi"/>
+        <w:rFonts w:asciiTheme="majorHAnsi" w:cstheme="majorBidi" w:hAnsiTheme="majorHAnsi" w:eastAsia="黑体"/>
         <w:b/>
         <w:bCs/>
       </w:rPr>
@@ -6024,14 +6383,14 @@
     </w:tblStylePr>
     <w:tblStylePr w:type="firstCol">
       <w:rPr>
-        <w:rFonts w:asciiTheme="majorHAnsi" w:cstheme="majorBidi" w:eastAsiaTheme="majorEastAsia" w:hAnsiTheme="majorHAnsi"/>
+        <w:rFonts w:asciiTheme="majorHAnsi" w:cstheme="majorBidi" w:hAnsiTheme="majorHAnsi" w:eastAsia="黑体"/>
         <w:b/>
         <w:bCs/>
       </w:rPr>
     </w:tblStylePr>
     <w:tblStylePr w:type="lastCol">
       <w:rPr>
-        <w:rFonts w:asciiTheme="majorHAnsi" w:cstheme="majorBidi" w:eastAsiaTheme="majorEastAsia" w:hAnsiTheme="majorHAnsi"/>
+        <w:rFonts w:asciiTheme="majorHAnsi" w:cstheme="majorBidi" w:hAnsiTheme="majorHAnsi" w:eastAsia="黑体"/>
         <w:b/>
         <w:bCs/>
       </w:rPr>
@@ -6115,7 +6474,7 @@
         <w:spacing w:after="0" w:before="0" w:line="240" w:lineRule="auto"/>
       </w:pPr>
       <w:rPr>
-        <w:rFonts w:asciiTheme="majorHAnsi" w:cstheme="majorBidi" w:eastAsiaTheme="majorEastAsia" w:hAnsiTheme="majorHAnsi"/>
+        <w:rFonts w:asciiTheme="majorHAnsi" w:cstheme="majorBidi" w:hAnsiTheme="majorHAnsi" w:eastAsia="黑体"/>
         <w:b/>
         <w:bCs/>
       </w:rPr>
@@ -6136,7 +6495,7 @@
         <w:spacing w:after="0" w:before="0" w:line="240" w:lineRule="auto"/>
       </w:pPr>
       <w:rPr>
-        <w:rFonts w:asciiTheme="majorHAnsi" w:cstheme="majorBidi" w:eastAsiaTheme="majorEastAsia" w:hAnsiTheme="majorHAnsi"/>
+        <w:rFonts w:asciiTheme="majorHAnsi" w:cstheme="majorBidi" w:hAnsiTheme="majorHAnsi" w:eastAsia="黑体"/>
         <w:b/>
         <w:bCs/>
       </w:rPr>
@@ -6154,14 +6513,14 @@
     </w:tblStylePr>
     <w:tblStylePr w:type="firstCol">
       <w:rPr>
-        <w:rFonts w:asciiTheme="majorHAnsi" w:cstheme="majorBidi" w:eastAsiaTheme="majorEastAsia" w:hAnsiTheme="majorHAnsi"/>
+        <w:rFonts w:asciiTheme="majorHAnsi" w:cstheme="majorBidi" w:hAnsiTheme="majorHAnsi" w:eastAsia="黑体"/>
         <w:b/>
         <w:bCs/>
       </w:rPr>
     </w:tblStylePr>
     <w:tblStylePr w:type="lastCol">
       <w:rPr>
-        <w:rFonts w:asciiTheme="majorHAnsi" w:cstheme="majorBidi" w:eastAsiaTheme="majorEastAsia" w:hAnsiTheme="majorHAnsi"/>
+        <w:rFonts w:asciiTheme="majorHAnsi" w:cstheme="majorBidi" w:hAnsiTheme="majorHAnsi" w:eastAsia="黑体"/>
         <w:b/>
         <w:bCs/>
       </w:rPr>
@@ -6245,7 +6604,7 @@
         <w:spacing w:after="0" w:before="0" w:line="240" w:lineRule="auto"/>
       </w:pPr>
       <w:rPr>
-        <w:rFonts w:asciiTheme="majorHAnsi" w:cstheme="majorBidi" w:eastAsiaTheme="majorEastAsia" w:hAnsiTheme="majorHAnsi"/>
+        <w:rFonts w:asciiTheme="majorHAnsi" w:cstheme="majorBidi" w:hAnsiTheme="majorHAnsi" w:eastAsia="黑体"/>
         <w:b/>
         <w:bCs/>
       </w:rPr>
@@ -6266,7 +6625,7 @@
         <w:spacing w:after="0" w:before="0" w:line="240" w:lineRule="auto"/>
       </w:pPr>
       <w:rPr>
-        <w:rFonts w:asciiTheme="majorHAnsi" w:cstheme="majorBidi" w:eastAsiaTheme="majorEastAsia" w:hAnsiTheme="majorHAnsi"/>
+        <w:rFonts w:asciiTheme="majorHAnsi" w:cstheme="majorBidi" w:hAnsiTheme="majorHAnsi" w:eastAsia="黑体"/>
         <w:b/>
         <w:bCs/>
       </w:rPr>
@@ -6284,14 +6643,14 @@
     </w:tblStylePr>
     <w:tblStylePr w:type="firstCol">
       <w:rPr>
-        <w:rFonts w:asciiTheme="majorHAnsi" w:cstheme="majorBidi" w:eastAsiaTheme="majorEastAsia" w:hAnsiTheme="majorHAnsi"/>
+        <w:rFonts w:asciiTheme="majorHAnsi" w:cstheme="majorBidi" w:hAnsiTheme="majorHAnsi" w:eastAsia="黑体"/>
         <w:b/>
         <w:bCs/>
       </w:rPr>
     </w:tblStylePr>
     <w:tblStylePr w:type="lastCol">
       <w:rPr>
-        <w:rFonts w:asciiTheme="majorHAnsi" w:cstheme="majorBidi" w:eastAsiaTheme="majorEastAsia" w:hAnsiTheme="majorHAnsi"/>
+        <w:rFonts w:asciiTheme="majorHAnsi" w:cstheme="majorBidi" w:hAnsiTheme="majorHAnsi" w:eastAsia="黑体"/>
         <w:b/>
         <w:bCs/>
       </w:rPr>
@@ -6374,6 +6733,7 @@
         <w:spacing w:after="0" w:before="0" w:line="240" w:lineRule="auto"/>
       </w:pPr>
       <w:rPr>
+        <w:rFonts w:eastAsia="黑体"/>
         <w:b/>
         <w:bCs/>
         <w:color w:themeColor="background1" w:val="FFFFFF"/>
@@ -6396,6 +6756,7 @@
         <w:spacing w:after="0" w:before="0" w:line="240" w:lineRule="auto"/>
       </w:pPr>
       <w:rPr>
+        <w:rFonts w:eastAsia="黑体"/>
         <w:b/>
         <w:bCs/>
       </w:rPr>
@@ -6413,12 +6774,14 @@
     </w:tblStylePr>
     <w:tblStylePr w:type="firstCol">
       <w:rPr>
+        <w:rFonts w:eastAsia="黑体"/>
         <w:b/>
         <w:bCs/>
       </w:rPr>
     </w:tblStylePr>
     <w:tblStylePr w:type="lastCol">
       <w:rPr>
+        <w:rFonts w:eastAsia="黑体"/>
         <w:b/>
         <w:bCs/>
       </w:rPr>
@@ -6480,6 +6843,7 @@
         <w:spacing w:after="0" w:before="0" w:line="240" w:lineRule="auto"/>
       </w:pPr>
       <w:rPr>
+        <w:rFonts w:eastAsia="黑体"/>
         <w:b/>
         <w:bCs/>
         <w:color w:themeColor="background1" w:val="FFFFFF"/>
@@ -6502,6 +6866,7 @@
         <w:spacing w:after="0" w:before="0" w:line="240" w:lineRule="auto"/>
       </w:pPr>
       <w:rPr>
+        <w:rFonts w:eastAsia="黑体"/>
         <w:b/>
         <w:bCs/>
       </w:rPr>
@@ -6519,12 +6884,14 @@
     </w:tblStylePr>
     <w:tblStylePr w:type="firstCol">
       <w:rPr>
+        <w:rFonts w:eastAsia="黑体"/>
         <w:b/>
         <w:bCs/>
       </w:rPr>
     </w:tblStylePr>
     <w:tblStylePr w:type="lastCol">
       <w:rPr>
+        <w:rFonts w:eastAsia="黑体"/>
         <w:b/>
         <w:bCs/>
       </w:rPr>
@@ -6586,6 +6953,7 @@
         <w:spacing w:after="0" w:before="0" w:line="240" w:lineRule="auto"/>
       </w:pPr>
       <w:rPr>
+        <w:rFonts w:eastAsia="黑体"/>
         <w:b/>
         <w:bCs/>
         <w:color w:themeColor="background1" w:val="FFFFFF"/>
@@ -6608,6 +6976,7 @@
         <w:spacing w:after="0" w:before="0" w:line="240" w:lineRule="auto"/>
       </w:pPr>
       <w:rPr>
+        <w:rFonts w:eastAsia="黑体"/>
         <w:b/>
         <w:bCs/>
       </w:rPr>
@@ -6625,12 +6994,14 @@
     </w:tblStylePr>
     <w:tblStylePr w:type="firstCol">
       <w:rPr>
+        <w:rFonts w:eastAsia="黑体"/>
         <w:b/>
         <w:bCs/>
       </w:rPr>
     </w:tblStylePr>
     <w:tblStylePr w:type="lastCol">
       <w:rPr>
+        <w:rFonts w:eastAsia="黑体"/>
         <w:b/>
         <w:bCs/>
       </w:rPr>
@@ -6692,6 +7063,7 @@
         <w:spacing w:after="0" w:before="0" w:line="240" w:lineRule="auto"/>
       </w:pPr>
       <w:rPr>
+        <w:rFonts w:eastAsia="黑体"/>
         <w:b/>
         <w:bCs/>
         <w:color w:themeColor="background1" w:val="FFFFFF"/>
@@ -6714,6 +7086,7 @@
         <w:spacing w:after="0" w:before="0" w:line="240" w:lineRule="auto"/>
       </w:pPr>
       <w:rPr>
+        <w:rFonts w:eastAsia="黑体"/>
         <w:b/>
         <w:bCs/>
       </w:rPr>
@@ -6731,12 +7104,14 @@
     </w:tblStylePr>
     <w:tblStylePr w:type="firstCol">
       <w:rPr>
+        <w:rFonts w:eastAsia="黑体"/>
         <w:b/>
         <w:bCs/>
       </w:rPr>
     </w:tblStylePr>
     <w:tblStylePr w:type="lastCol">
       <w:rPr>
+        <w:rFonts w:eastAsia="黑体"/>
         <w:b/>
         <w:bCs/>
       </w:rPr>
@@ -6798,6 +7173,7 @@
         <w:spacing w:after="0" w:before="0" w:line="240" w:lineRule="auto"/>
       </w:pPr>
       <w:rPr>
+        <w:rFonts w:eastAsia="黑体"/>
         <w:b/>
         <w:bCs/>
         <w:color w:themeColor="background1" w:val="FFFFFF"/>
@@ -6820,6 +7196,7 @@
         <w:spacing w:after="0" w:before="0" w:line="240" w:lineRule="auto"/>
       </w:pPr>
       <w:rPr>
+        <w:rFonts w:eastAsia="黑体"/>
         <w:b/>
         <w:bCs/>
       </w:rPr>
@@ -6837,12 +7214,14 @@
     </w:tblStylePr>
     <w:tblStylePr w:type="firstCol">
       <w:rPr>
+        <w:rFonts w:eastAsia="黑体"/>
         <w:b/>
         <w:bCs/>
       </w:rPr>
     </w:tblStylePr>
     <w:tblStylePr w:type="lastCol">
       <w:rPr>
+        <w:rFonts w:eastAsia="黑体"/>
         <w:b/>
         <w:bCs/>
       </w:rPr>
@@ -6904,6 +7283,7 @@
         <w:spacing w:after="0" w:before="0" w:line="240" w:lineRule="auto"/>
       </w:pPr>
       <w:rPr>
+        <w:rFonts w:eastAsia="黑体"/>
         <w:b/>
         <w:bCs/>
         <w:color w:themeColor="background1" w:val="FFFFFF"/>
@@ -6926,6 +7306,7 @@
         <w:spacing w:after="0" w:before="0" w:line="240" w:lineRule="auto"/>
       </w:pPr>
       <w:rPr>
+        <w:rFonts w:eastAsia="黑体"/>
         <w:b/>
         <w:bCs/>
       </w:rPr>
@@ -6943,12 +7324,14 @@
     </w:tblStylePr>
     <w:tblStylePr w:type="firstCol">
       <w:rPr>
+        <w:rFonts w:eastAsia="黑体"/>
         <w:b/>
         <w:bCs/>
       </w:rPr>
     </w:tblStylePr>
     <w:tblStylePr w:type="lastCol">
       <w:rPr>
+        <w:rFonts w:eastAsia="黑体"/>
         <w:b/>
         <w:bCs/>
       </w:rPr>
@@ -7010,6 +7393,7 @@
         <w:spacing w:after="0" w:before="0" w:line="240" w:lineRule="auto"/>
       </w:pPr>
       <w:rPr>
+        <w:rFonts w:eastAsia="黑体"/>
         <w:b/>
         <w:bCs/>
         <w:color w:themeColor="background1" w:val="FFFFFF"/>
@@ -7032,6 +7416,7 @@
         <w:spacing w:after="0" w:before="0" w:line="240" w:lineRule="auto"/>
       </w:pPr>
       <w:rPr>
+        <w:rFonts w:eastAsia="黑体"/>
         <w:b/>
         <w:bCs/>
       </w:rPr>
@@ -7049,12 +7434,14 @@
     </w:tblStylePr>
     <w:tblStylePr w:type="firstCol">
       <w:rPr>
+        <w:rFonts w:eastAsia="黑体"/>
         <w:b/>
         <w:bCs/>
       </w:rPr>
     </w:tblStylePr>
     <w:tblStylePr w:type="lastCol">
       <w:rPr>
+        <w:rFonts w:eastAsia="黑体"/>
         <w:b/>
         <w:bCs/>
       </w:rPr>
@@ -7113,6 +7500,7 @@
         <w:spacing w:after="0" w:before="0" w:line="240" w:lineRule="auto"/>
       </w:pPr>
       <w:rPr>
+        <w:rFonts w:eastAsia="黑体"/>
         <w:b/>
         <w:bCs/>
         <w:color w:themeColor="background1" w:val="FFFFFF"/>
@@ -7135,6 +7523,7 @@
         <w:spacing w:after="0" w:before="0" w:line="240" w:lineRule="auto"/>
       </w:pPr>
       <w:rPr>
+        <w:rFonts w:eastAsia="黑体"/>
         <w:color w:val="auto"/>
       </w:rPr>
       <w:tblPr/>
@@ -7152,6 +7541,7 @@
     </w:tblStylePr>
     <w:tblStylePr w:type="firstCol">
       <w:rPr>
+        <w:rFonts w:eastAsia="黑体"/>
         <w:b/>
         <w:bCs/>
         <w:color w:themeColor="background1" w:val="FFFFFF"/>
@@ -7171,6 +7561,7 @@
     </w:tblStylePr>
     <w:tblStylePr w:type="lastCol">
       <w:rPr>
+        <w:rFonts w:eastAsia="黑体"/>
         <w:b/>
         <w:bCs/>
         <w:color w:themeColor="background1" w:val="FFFFFF"/>
@@ -7219,6 +7610,7 @@
     </w:tblStylePr>
     <w:tblStylePr w:type="nwCell">
       <w:rPr>
+        <w:rFonts w:eastAsia="黑体"/>
         <w:color w:themeColor="background1" w:val="FFFFFF"/>
       </w:rPr>
       <w:tblPr/>
@@ -7262,6 +7654,7 @@
         <w:spacing w:after="0" w:before="0" w:line="240" w:lineRule="auto"/>
       </w:pPr>
       <w:rPr>
+        <w:rFonts w:eastAsia="黑体"/>
         <w:b/>
         <w:bCs/>
         <w:color w:themeColor="background1" w:val="FFFFFF"/>
@@ -7284,6 +7677,7 @@
         <w:spacing w:after="0" w:before="0" w:line="240" w:lineRule="auto"/>
       </w:pPr>
       <w:rPr>
+        <w:rFonts w:eastAsia="黑体"/>
         <w:color w:val="auto"/>
       </w:rPr>
       <w:tblPr/>
@@ -7301,6 +7695,7 @@
     </w:tblStylePr>
     <w:tblStylePr w:type="firstCol">
       <w:rPr>
+        <w:rFonts w:eastAsia="黑体"/>
         <w:b/>
         <w:bCs/>
         <w:color w:themeColor="background1" w:val="FFFFFF"/>
@@ -7320,6 +7715,7 @@
     </w:tblStylePr>
     <w:tblStylePr w:type="lastCol">
       <w:rPr>
+        <w:rFonts w:eastAsia="黑体"/>
         <w:b/>
         <w:bCs/>
         <w:color w:themeColor="background1" w:val="FFFFFF"/>
@@ -7368,6 +7764,7 @@
     </w:tblStylePr>
     <w:tblStylePr w:type="nwCell">
       <w:rPr>
+        <w:rFonts w:eastAsia="黑体"/>
         <w:color w:themeColor="background1" w:val="FFFFFF"/>
       </w:rPr>
       <w:tblPr/>
@@ -7411,6 +7808,7 @@
         <w:spacing w:after="0" w:before="0" w:line="240" w:lineRule="auto"/>
       </w:pPr>
       <w:rPr>
+        <w:rFonts w:eastAsia="黑体"/>
         <w:b/>
         <w:bCs/>
         <w:color w:themeColor="background1" w:val="FFFFFF"/>
@@ -7433,6 +7831,7 @@
         <w:spacing w:after="0" w:before="0" w:line="240" w:lineRule="auto"/>
       </w:pPr>
       <w:rPr>
+        <w:rFonts w:eastAsia="黑体"/>
         <w:color w:val="auto"/>
       </w:rPr>
       <w:tblPr/>
@@ -7450,6 +7849,7 @@
     </w:tblStylePr>
     <w:tblStylePr w:type="firstCol">
       <w:rPr>
+        <w:rFonts w:eastAsia="黑体"/>
         <w:b/>
         <w:bCs/>
         <w:color w:themeColor="background1" w:val="FFFFFF"/>
@@ -7469,6 +7869,7 @@
     </w:tblStylePr>
     <w:tblStylePr w:type="lastCol">
       <w:rPr>
+        <w:rFonts w:eastAsia="黑体"/>
         <w:b/>
         <w:bCs/>
         <w:color w:themeColor="background1" w:val="FFFFFF"/>
@@ -7517,6 +7918,7 @@
     </w:tblStylePr>
     <w:tblStylePr w:type="nwCell">
       <w:rPr>
+        <w:rFonts w:eastAsia="黑体"/>
         <w:color w:themeColor="background1" w:val="FFFFFF"/>
       </w:rPr>
       <w:tblPr/>
@@ -7560,6 +7962,7 @@
         <w:spacing w:after="0" w:before="0" w:line="240" w:lineRule="auto"/>
       </w:pPr>
       <w:rPr>
+        <w:rFonts w:eastAsia="黑体"/>
         <w:b/>
         <w:bCs/>
         <w:color w:themeColor="background1" w:val="FFFFFF"/>
@@ -7582,6 +7985,7 @@
         <w:spacing w:after="0" w:before="0" w:line="240" w:lineRule="auto"/>
       </w:pPr>
       <w:rPr>
+        <w:rFonts w:eastAsia="黑体"/>
         <w:color w:val="auto"/>
       </w:rPr>
       <w:tblPr/>
@@ -7599,6 +8003,7 @@
     </w:tblStylePr>
     <w:tblStylePr w:type="firstCol">
       <w:rPr>
+        <w:rFonts w:eastAsia="黑体"/>
         <w:b/>
         <w:bCs/>
         <w:color w:themeColor="background1" w:val="FFFFFF"/>
@@ -7618,6 +8023,7 @@
     </w:tblStylePr>
     <w:tblStylePr w:type="lastCol">
       <w:rPr>
+        <w:rFonts w:eastAsia="黑体"/>
         <w:b/>
         <w:bCs/>
         <w:color w:themeColor="background1" w:val="FFFFFF"/>
@@ -7666,6 +8072,7 @@
     </w:tblStylePr>
     <w:tblStylePr w:type="nwCell">
       <w:rPr>
+        <w:rFonts w:eastAsia="黑体"/>
         <w:color w:themeColor="background1" w:val="FFFFFF"/>
       </w:rPr>
       <w:tblPr/>
@@ -7709,6 +8116,7 @@
         <w:spacing w:after="0" w:before="0" w:line="240" w:lineRule="auto"/>
       </w:pPr>
       <w:rPr>
+        <w:rFonts w:eastAsia="黑体"/>
         <w:b/>
         <w:bCs/>
         <w:color w:themeColor="background1" w:val="FFFFFF"/>
@@ -7731,6 +8139,7 @@
         <w:spacing w:after="0" w:before="0" w:line="240" w:lineRule="auto"/>
       </w:pPr>
       <w:rPr>
+        <w:rFonts w:eastAsia="黑体"/>
         <w:color w:val="auto"/>
       </w:rPr>
       <w:tblPr/>
@@ -7748,6 +8157,7 @@
     </w:tblStylePr>
     <w:tblStylePr w:type="firstCol">
       <w:rPr>
+        <w:rFonts w:eastAsia="黑体"/>
         <w:b/>
         <w:bCs/>
         <w:color w:themeColor="background1" w:val="FFFFFF"/>
@@ -7767,6 +8177,7 @@
     </w:tblStylePr>
     <w:tblStylePr w:type="lastCol">
       <w:rPr>
+        <w:rFonts w:eastAsia="黑体"/>
         <w:b/>
         <w:bCs/>
         <w:color w:themeColor="background1" w:val="FFFFFF"/>
@@ -7815,6 +8226,7 @@
     </w:tblStylePr>
     <w:tblStylePr w:type="nwCell">
       <w:rPr>
+        <w:rFonts w:eastAsia="黑体"/>
         <w:color w:themeColor="background1" w:val="FFFFFF"/>
       </w:rPr>
       <w:tblPr/>
@@ -7858,6 +8270,7 @@
         <w:spacing w:after="0" w:before="0" w:line="240" w:lineRule="auto"/>
       </w:pPr>
       <w:rPr>
+        <w:rFonts w:eastAsia="黑体"/>
         <w:b/>
         <w:bCs/>
         <w:color w:themeColor="background1" w:val="FFFFFF"/>
@@ -7880,6 +8293,7 @@
         <w:spacing w:after="0" w:before="0" w:line="240" w:lineRule="auto"/>
       </w:pPr>
       <w:rPr>
+        <w:rFonts w:eastAsia="黑体"/>
         <w:color w:val="auto"/>
       </w:rPr>
       <w:tblPr/>
@@ -7897,6 +8311,7 @@
     </w:tblStylePr>
     <w:tblStylePr w:type="firstCol">
       <w:rPr>
+        <w:rFonts w:eastAsia="黑体"/>
         <w:b/>
         <w:bCs/>
         <w:color w:themeColor="background1" w:val="FFFFFF"/>
@@ -7916,6 +8331,7 @@
     </w:tblStylePr>
     <w:tblStylePr w:type="lastCol">
       <w:rPr>
+        <w:rFonts w:eastAsia="黑体"/>
         <w:b/>
         <w:bCs/>
         <w:color w:themeColor="background1" w:val="FFFFFF"/>
@@ -7964,6 +8380,7 @@
     </w:tblStylePr>
     <w:tblStylePr w:type="nwCell">
       <w:rPr>
+        <w:rFonts w:eastAsia="黑体"/>
         <w:color w:themeColor="background1" w:val="FFFFFF"/>
       </w:rPr>
       <w:tblPr/>
@@ -8007,6 +8424,7 @@
         <w:spacing w:after="0" w:before="0" w:line="240" w:lineRule="auto"/>
       </w:pPr>
       <w:rPr>
+        <w:rFonts w:eastAsia="黑体"/>
         <w:b/>
         <w:bCs/>
         <w:color w:themeColor="background1" w:val="FFFFFF"/>
@@ -8029,6 +8447,7 @@
         <w:spacing w:after="0" w:before="0" w:line="240" w:lineRule="auto"/>
       </w:pPr>
       <w:rPr>
+        <w:rFonts w:eastAsia="黑体"/>
         <w:color w:val="auto"/>
       </w:rPr>
       <w:tblPr/>
@@ -8046,6 +8465,7 @@
     </w:tblStylePr>
     <w:tblStylePr w:type="firstCol">
       <w:rPr>
+        <w:rFonts w:eastAsia="黑体"/>
         <w:b/>
         <w:bCs/>
         <w:color w:themeColor="background1" w:val="FFFFFF"/>
@@ -8065,6 +8485,7 @@
     </w:tblStylePr>
     <w:tblStylePr w:type="lastCol">
       <w:rPr>
+        <w:rFonts w:eastAsia="黑体"/>
         <w:b/>
         <w:bCs/>
         <w:color w:themeColor="background1" w:val="FFFFFF"/>
@@ -8113,6 +8534,7 @@
     </w:tblStylePr>
     <w:tblStylePr w:type="nwCell">
       <w:rPr>
+        <w:rFonts w:eastAsia="黑体"/>
         <w:color w:themeColor="background1" w:val="FFFFFF"/>
       </w:rPr>
       <w:tblPr/>
@@ -8137,6 +8559,7 @@
       <w:spacing w:after="0" w:line="240" w:lineRule="auto"/>
     </w:pPr>
     <w:rPr>
+      <w:rFonts w:eastAsia="黑体"/>
       <w:color w:themeColor="text1" w:val="000000"/>
     </w:rPr>
     <w:tblPr>
@@ -8156,7 +8579,7 @@
     </w:tblPr>
     <w:tblStylePr w:type="firstRow">
       <w:rPr>
-        <w:rFonts w:asciiTheme="majorHAnsi" w:cstheme="majorBidi" w:eastAsiaTheme="majorEastAsia" w:hAnsiTheme="majorHAnsi"/>
+        <w:rFonts w:asciiTheme="majorHAnsi" w:cstheme="majorBidi" w:hAnsiTheme="majorHAnsi" w:eastAsia="黑体"/>
       </w:rPr>
       <w:tblPr/>
       <w:tcPr>
@@ -8168,6 +8591,7 @@
     </w:tblStylePr>
     <w:tblStylePr w:type="lastRow">
       <w:rPr>
+        <w:rFonts w:eastAsia="黑体"/>
         <w:b/>
         <w:bCs/>
         <w:color w:themeColor="text2" w:val="1F497D"/>
@@ -8182,12 +8606,14 @@
     </w:tblStylePr>
     <w:tblStylePr w:type="firstCol">
       <w:rPr>
+        <w:rFonts w:eastAsia="黑体"/>
         <w:b/>
         <w:bCs/>
       </w:rPr>
     </w:tblStylePr>
     <w:tblStylePr w:type="lastCol">
       <w:rPr>
+        <w:rFonts w:eastAsia="黑体"/>
         <w:b/>
         <w:bCs/>
       </w:rPr>
@@ -8221,6 +8647,7 @@
       <w:spacing w:after="0" w:line="240" w:lineRule="auto"/>
     </w:pPr>
     <w:rPr>
+      <w:rFonts w:eastAsia="黑体"/>
       <w:color w:themeColor="text1" w:val="000000"/>
     </w:rPr>
     <w:tblPr>
@@ -8240,7 +8667,7 @@
     </w:tblPr>
     <w:tblStylePr w:type="firstRow">
       <w:rPr>
-        <w:rFonts w:asciiTheme="majorHAnsi" w:cstheme="majorBidi" w:eastAsiaTheme="majorEastAsia" w:hAnsiTheme="majorHAnsi"/>
+        <w:rFonts w:asciiTheme="majorHAnsi" w:cstheme="majorBidi" w:hAnsiTheme="majorHAnsi" w:eastAsia="黑体"/>
       </w:rPr>
       <w:tblPr/>
       <w:tcPr>
@@ -8252,6 +8679,7 @@
     </w:tblStylePr>
     <w:tblStylePr w:type="lastRow">
       <w:rPr>
+        <w:rFonts w:eastAsia="黑体"/>
         <w:b/>
         <w:bCs/>
         <w:color w:themeColor="text2" w:val="1F497D"/>
@@ -8266,12 +8694,14 @@
     </w:tblStylePr>
     <w:tblStylePr w:type="firstCol">
       <w:rPr>
+        <w:rFonts w:eastAsia="黑体"/>
         <w:b/>
         <w:bCs/>
       </w:rPr>
     </w:tblStylePr>
     <w:tblStylePr w:type="lastCol">
       <w:rPr>
+        <w:rFonts w:eastAsia="黑体"/>
         <w:b/>
         <w:bCs/>
       </w:rPr>
@@ -8305,6 +8735,7 @@
       <w:spacing w:after="0" w:line="240" w:lineRule="auto"/>
     </w:pPr>
     <w:rPr>
+      <w:rFonts w:eastAsia="黑体"/>
       <w:color w:themeColor="text1" w:val="000000"/>
     </w:rPr>
     <w:tblPr>
@@ -8324,7 +8755,7 @@
     </w:tblPr>
     <w:tblStylePr w:type="firstRow">
       <w:rPr>
-        <w:rFonts w:asciiTheme="majorHAnsi" w:cstheme="majorBidi" w:eastAsiaTheme="majorEastAsia" w:hAnsiTheme="majorHAnsi"/>
+        <w:rFonts w:asciiTheme="majorHAnsi" w:cstheme="majorBidi" w:hAnsiTheme="majorHAnsi" w:eastAsia="黑体"/>
       </w:rPr>
       <w:tblPr/>
       <w:tcPr>
@@ -8336,6 +8767,7 @@
     </w:tblStylePr>
     <w:tblStylePr w:type="lastRow">
       <w:rPr>
+        <w:rFonts w:eastAsia="黑体"/>
         <w:b/>
         <w:bCs/>
         <w:color w:themeColor="text2" w:val="1F497D"/>
@@ -8350,12 +8782,14 @@
     </w:tblStylePr>
     <w:tblStylePr w:type="firstCol">
       <w:rPr>
+        <w:rFonts w:eastAsia="黑体"/>
         <w:b/>
         <w:bCs/>
       </w:rPr>
     </w:tblStylePr>
     <w:tblStylePr w:type="lastCol">
       <w:rPr>
+        <w:rFonts w:eastAsia="黑体"/>
         <w:b/>
         <w:bCs/>
       </w:rPr>
@@ -8389,6 +8823,7 @@
       <w:spacing w:after="0" w:line="240" w:lineRule="auto"/>
     </w:pPr>
     <w:rPr>
+      <w:rFonts w:eastAsia="黑体"/>
       <w:color w:themeColor="text1" w:val="000000"/>
     </w:rPr>
     <w:tblPr>
@@ -8408,7 +8843,7 @@
     </w:tblPr>
     <w:tblStylePr w:type="firstRow">
       <w:rPr>
-        <w:rFonts w:asciiTheme="majorHAnsi" w:cstheme="majorBidi" w:eastAsiaTheme="majorEastAsia" w:hAnsiTheme="majorHAnsi"/>
+        <w:rFonts w:asciiTheme="majorHAnsi" w:cstheme="majorBidi" w:hAnsiTheme="majorHAnsi" w:eastAsia="黑体"/>
       </w:rPr>
       <w:tblPr/>
       <w:tcPr>
@@ -8420,6 +8855,7 @@
     </w:tblStylePr>
     <w:tblStylePr w:type="lastRow">
       <w:rPr>
+        <w:rFonts w:eastAsia="黑体"/>
         <w:b/>
         <w:bCs/>
         <w:color w:themeColor="text2" w:val="1F497D"/>
@@ -8434,12 +8870,14 @@
     </w:tblStylePr>
     <w:tblStylePr w:type="firstCol">
       <w:rPr>
+        <w:rFonts w:eastAsia="黑体"/>
         <w:b/>
         <w:bCs/>
       </w:rPr>
     </w:tblStylePr>
     <w:tblStylePr w:type="lastCol">
       <w:rPr>
+        <w:rFonts w:eastAsia="黑体"/>
         <w:b/>
         <w:bCs/>
       </w:rPr>
@@ -8473,6 +8911,7 @@
       <w:spacing w:after="0" w:line="240" w:lineRule="auto"/>
     </w:pPr>
     <w:rPr>
+      <w:rFonts w:eastAsia="黑体"/>
       <w:color w:themeColor="text1" w:val="000000"/>
     </w:rPr>
     <w:tblPr>
@@ -8492,7 +8931,7 @@
     </w:tblPr>
     <w:tblStylePr w:type="firstRow">
       <w:rPr>
-        <w:rFonts w:asciiTheme="majorHAnsi" w:cstheme="majorBidi" w:eastAsiaTheme="majorEastAsia" w:hAnsiTheme="majorHAnsi"/>
+        <w:rFonts w:asciiTheme="majorHAnsi" w:cstheme="majorBidi" w:hAnsiTheme="majorHAnsi" w:eastAsia="黑体"/>
       </w:rPr>
       <w:tblPr/>
       <w:tcPr>
@@ -8504,6 +8943,7 @@
     </w:tblStylePr>
     <w:tblStylePr w:type="lastRow">
       <w:rPr>
+        <w:rFonts w:eastAsia="黑体"/>
         <w:b/>
         <w:bCs/>
         <w:color w:themeColor="text2" w:val="1F497D"/>
@@ -8518,12 +8958,14 @@
     </w:tblStylePr>
     <w:tblStylePr w:type="firstCol">
       <w:rPr>
+        <w:rFonts w:eastAsia="黑体"/>
         <w:b/>
         <w:bCs/>
       </w:rPr>
     </w:tblStylePr>
     <w:tblStylePr w:type="lastCol">
       <w:rPr>
+        <w:rFonts w:eastAsia="黑体"/>
         <w:b/>
         <w:bCs/>
       </w:rPr>
@@ -8557,6 +8999,7 @@
       <w:spacing w:after="0" w:line="240" w:lineRule="auto"/>
     </w:pPr>
     <w:rPr>
+      <w:rFonts w:eastAsia="黑体"/>
       <w:color w:themeColor="text1" w:val="000000"/>
     </w:rPr>
     <w:tblPr>
@@ -8576,7 +9019,7 @@
     </w:tblPr>
     <w:tblStylePr w:type="firstRow">
       <w:rPr>
-        <w:rFonts w:asciiTheme="majorHAnsi" w:cstheme="majorBidi" w:eastAsiaTheme="majorEastAsia" w:hAnsiTheme="majorHAnsi"/>
+        <w:rFonts w:asciiTheme="majorHAnsi" w:cstheme="majorBidi" w:hAnsiTheme="majorHAnsi" w:eastAsia="黑体"/>
       </w:rPr>
       <w:tblPr/>
       <w:tcPr>
@@ -8588,6 +9031,7 @@
     </w:tblStylePr>
     <w:tblStylePr w:type="lastRow">
       <w:rPr>
+        <w:rFonts w:eastAsia="黑体"/>
         <w:b/>
         <w:bCs/>
         <w:color w:themeColor="text2" w:val="1F497D"/>
@@ -8602,12 +9046,14 @@
     </w:tblStylePr>
     <w:tblStylePr w:type="firstCol">
       <w:rPr>
+        <w:rFonts w:eastAsia="黑体"/>
         <w:b/>
         <w:bCs/>
       </w:rPr>
     </w:tblStylePr>
     <w:tblStylePr w:type="lastCol">
       <w:rPr>
+        <w:rFonts w:eastAsia="黑体"/>
         <w:b/>
         <w:bCs/>
       </w:rPr>
@@ -8641,6 +9087,7 @@
       <w:spacing w:after="0" w:line="240" w:lineRule="auto"/>
     </w:pPr>
     <w:rPr>
+      <w:rFonts w:eastAsia="黑体"/>
       <w:color w:themeColor="text1" w:val="000000"/>
     </w:rPr>
     <w:tblPr>
@@ -8660,7 +9107,7 @@
     </w:tblPr>
     <w:tblStylePr w:type="firstRow">
       <w:rPr>
-        <w:rFonts w:asciiTheme="majorHAnsi" w:cstheme="majorBidi" w:eastAsiaTheme="majorEastAsia" w:hAnsiTheme="majorHAnsi"/>
+        <w:rFonts w:asciiTheme="majorHAnsi" w:cstheme="majorBidi" w:hAnsiTheme="majorHAnsi" w:eastAsia="黑体"/>
       </w:rPr>
       <w:tblPr/>
       <w:tcPr>
@@ -8672,6 +9119,7 @@
     </w:tblStylePr>
     <w:tblStylePr w:type="lastRow">
       <w:rPr>
+        <w:rFonts w:eastAsia="黑体"/>
         <w:b/>
         <w:bCs/>
         <w:color w:themeColor="text2" w:val="1F497D"/>
@@ -8686,12 +9134,14 @@
     </w:tblStylePr>
     <w:tblStylePr w:type="firstCol">
       <w:rPr>
+        <w:rFonts w:eastAsia="黑体"/>
         <w:b/>
         <w:bCs/>
       </w:rPr>
     </w:tblStylePr>
     <w:tblStylePr w:type="lastCol">
       <w:rPr>
+        <w:rFonts w:eastAsia="黑体"/>
         <w:b/>
         <w:bCs/>
       </w:rPr>
@@ -8725,7 +9175,7 @@
       <w:spacing w:after="0" w:line="240" w:lineRule="auto"/>
     </w:pPr>
     <w:rPr>
-      <w:rFonts w:asciiTheme="majorHAnsi" w:cstheme="majorBidi" w:eastAsiaTheme="majorEastAsia" w:hAnsiTheme="majorHAnsi"/>
+      <w:rFonts w:asciiTheme="majorHAnsi" w:cstheme="majorBidi" w:hAnsiTheme="majorHAnsi" w:eastAsia="黑体"/>
       <w:color w:themeColor="text1" w:val="000000"/>
     </w:rPr>
     <w:tblPr>
@@ -8747,6 +9197,7 @@
     </w:tblPr>
     <w:tblStylePr w:type="firstRow">
       <w:rPr>
+        <w:rFonts w:eastAsia="黑体"/>
         <w:sz w:val="24"/>
         <w:szCs w:val="24"/>
       </w:rPr>
@@ -8853,7 +9304,7 @@
       <w:spacing w:after="0" w:line="240" w:lineRule="auto"/>
     </w:pPr>
     <w:rPr>
-      <w:rFonts w:asciiTheme="majorHAnsi" w:cstheme="majorBidi" w:eastAsiaTheme="majorEastAsia" w:hAnsiTheme="majorHAnsi"/>
+      <w:rFonts w:asciiTheme="majorHAnsi" w:cstheme="majorBidi" w:hAnsiTheme="majorHAnsi" w:eastAsia="黑体"/>
       <w:color w:themeColor="text1" w:val="000000"/>
     </w:rPr>
     <w:tblPr>
@@ -8875,6 +9326,7 @@
     </w:tblPr>
     <w:tblStylePr w:type="firstRow">
       <w:rPr>
+        <w:rFonts w:eastAsia="黑体"/>
         <w:sz w:val="24"/>
         <w:szCs w:val="24"/>
       </w:rPr>
@@ -8981,7 +9433,7 @@
       <w:spacing w:after="0" w:line="240" w:lineRule="auto"/>
     </w:pPr>
     <w:rPr>
-      <w:rFonts w:asciiTheme="majorHAnsi" w:cstheme="majorBidi" w:eastAsiaTheme="majorEastAsia" w:hAnsiTheme="majorHAnsi"/>
+      <w:rFonts w:asciiTheme="majorHAnsi" w:cstheme="majorBidi" w:hAnsiTheme="majorHAnsi" w:eastAsia="黑体"/>
       <w:color w:themeColor="text1" w:val="000000"/>
     </w:rPr>
     <w:tblPr>
@@ -9003,6 +9455,7 @@
     </w:tblPr>
     <w:tblStylePr w:type="firstRow">
       <w:rPr>
+        <w:rFonts w:eastAsia="黑体"/>
         <w:sz w:val="24"/>
         <w:szCs w:val="24"/>
       </w:rPr>
@@ -9109,7 +9562,7 @@
       <w:spacing w:after="0" w:line="240" w:lineRule="auto"/>
     </w:pPr>
     <w:rPr>
-      <w:rFonts w:asciiTheme="majorHAnsi" w:cstheme="majorBidi" w:eastAsiaTheme="majorEastAsia" w:hAnsiTheme="majorHAnsi"/>
+      <w:rFonts w:asciiTheme="majorHAnsi" w:cstheme="majorBidi" w:hAnsiTheme="majorHAnsi" w:eastAsia="黑体"/>
       <w:color w:themeColor="text1" w:val="000000"/>
     </w:rPr>
     <w:tblPr>
@@ -9131,6 +9584,7 @@
     </w:tblPr>
     <w:tblStylePr w:type="firstRow">
       <w:rPr>
+        <w:rFonts w:eastAsia="黑体"/>
         <w:sz w:val="24"/>
         <w:szCs w:val="24"/>
       </w:rPr>
@@ -9237,7 +9691,7 @@
       <w:spacing w:after="0" w:line="240" w:lineRule="auto"/>
     </w:pPr>
     <w:rPr>
-      <w:rFonts w:asciiTheme="majorHAnsi" w:cstheme="majorBidi" w:eastAsiaTheme="majorEastAsia" w:hAnsiTheme="majorHAnsi"/>
+      <w:rFonts w:asciiTheme="majorHAnsi" w:cstheme="majorBidi" w:hAnsiTheme="majorHAnsi" w:eastAsia="黑体"/>
       <w:color w:themeColor="text1" w:val="000000"/>
     </w:rPr>
     <w:tblPr>
@@ -9259,6 +9713,7 @@
     </w:tblPr>
     <w:tblStylePr w:type="firstRow">
       <w:rPr>
+        <w:rFonts w:eastAsia="黑体"/>
         <w:sz w:val="24"/>
         <w:szCs w:val="24"/>
       </w:rPr>
@@ -9365,7 +9820,7 @@
       <w:spacing w:after="0" w:line="240" w:lineRule="auto"/>
     </w:pPr>
     <w:rPr>
-      <w:rFonts w:asciiTheme="majorHAnsi" w:cstheme="majorBidi" w:eastAsiaTheme="majorEastAsia" w:hAnsiTheme="majorHAnsi"/>
+      <w:rFonts w:asciiTheme="majorHAnsi" w:cstheme="majorBidi" w:hAnsiTheme="majorHAnsi" w:eastAsia="黑体"/>
       <w:color w:themeColor="text1" w:val="000000"/>
     </w:rPr>
     <w:tblPr>
@@ -9387,6 +9842,7 @@
     </w:tblPr>
     <w:tblStylePr w:type="firstRow">
       <w:rPr>
+        <w:rFonts w:eastAsia="黑体"/>
         <w:sz w:val="24"/>
         <w:szCs w:val="24"/>
       </w:rPr>
@@ -9493,7 +9949,7 @@
       <w:spacing w:after="0" w:line="240" w:lineRule="auto"/>
     </w:pPr>
     <w:rPr>
-      <w:rFonts w:asciiTheme="majorHAnsi" w:cstheme="majorBidi" w:eastAsiaTheme="majorEastAsia" w:hAnsiTheme="majorHAnsi"/>
+      <w:rFonts w:asciiTheme="majorHAnsi" w:cstheme="majorBidi" w:hAnsiTheme="majorHAnsi" w:eastAsia="黑体"/>
       <w:color w:themeColor="text1" w:val="000000"/>
     </w:rPr>
     <w:tblPr>
@@ -9515,6 +9971,7 @@
     </w:tblPr>
     <w:tblStylePr w:type="firstRow">
       <w:rPr>
+        <w:rFonts w:eastAsia="黑体"/>
         <w:sz w:val="24"/>
         <w:szCs w:val="24"/>
       </w:rPr>
@@ -9644,12 +10101,14 @@
     </w:tcPr>
     <w:tblStylePr w:type="firstRow">
       <w:rPr>
+        <w:rFonts w:eastAsia="黑体"/>
         <w:b/>
         <w:bCs/>
       </w:rPr>
     </w:tblStylePr>
     <w:tblStylePr w:type="lastRow">
       <w:rPr>
+        <w:rFonts w:eastAsia="黑体"/>
         <w:b/>
         <w:bCs/>
       </w:rPr>
@@ -9662,12 +10121,14 @@
     </w:tblStylePr>
     <w:tblStylePr w:type="firstCol">
       <w:rPr>
+        <w:rFonts w:eastAsia="黑体"/>
         <w:b/>
         <w:bCs/>
       </w:rPr>
     </w:tblStylePr>
     <w:tblStylePr w:type="lastCol">
       <w:rPr>
+        <w:rFonts w:eastAsia="黑体"/>
         <w:b/>
         <w:bCs/>
       </w:rPr>
@@ -9717,12 +10178,14 @@
     </w:tcPr>
     <w:tblStylePr w:type="firstRow">
       <w:rPr>
+        <w:rFonts w:eastAsia="黑体"/>
         <w:b/>
         <w:bCs/>
       </w:rPr>
     </w:tblStylePr>
     <w:tblStylePr w:type="lastRow">
       <w:rPr>
+        <w:rFonts w:eastAsia="黑体"/>
         <w:b/>
         <w:bCs/>
       </w:rPr>
@@ -9735,12 +10198,14 @@
     </w:tblStylePr>
     <w:tblStylePr w:type="firstCol">
       <w:rPr>
+        <w:rFonts w:eastAsia="黑体"/>
         <w:b/>
         <w:bCs/>
       </w:rPr>
     </w:tblStylePr>
     <w:tblStylePr w:type="lastCol">
       <w:rPr>
+        <w:rFonts w:eastAsia="黑体"/>
         <w:b/>
         <w:bCs/>
       </w:rPr>
@@ -9790,12 +10255,14 @@
     </w:tcPr>
     <w:tblStylePr w:type="firstRow">
       <w:rPr>
+        <w:rFonts w:eastAsia="黑体"/>
         <w:b/>
         <w:bCs/>
       </w:rPr>
     </w:tblStylePr>
     <w:tblStylePr w:type="lastRow">
       <w:rPr>
+        <w:rFonts w:eastAsia="黑体"/>
         <w:b/>
         <w:bCs/>
       </w:rPr>
@@ -9808,12 +10275,14 @@
     </w:tblStylePr>
     <w:tblStylePr w:type="firstCol">
       <w:rPr>
+        <w:rFonts w:eastAsia="黑体"/>
         <w:b/>
         <w:bCs/>
       </w:rPr>
     </w:tblStylePr>
     <w:tblStylePr w:type="lastCol">
       <w:rPr>
+        <w:rFonts w:eastAsia="黑体"/>
         <w:b/>
         <w:bCs/>
       </w:rPr>
@@ -9863,12 +10332,14 @@
     </w:tcPr>
     <w:tblStylePr w:type="firstRow">
       <w:rPr>
+        <w:rFonts w:eastAsia="黑体"/>
         <w:b/>
         <w:bCs/>
       </w:rPr>
     </w:tblStylePr>
     <w:tblStylePr w:type="lastRow">
       <w:rPr>
+        <w:rFonts w:eastAsia="黑体"/>
         <w:b/>
         <w:bCs/>
       </w:rPr>
@@ -9881,12 +10352,14 @@
     </w:tblStylePr>
     <w:tblStylePr w:type="firstCol">
       <w:rPr>
+        <w:rFonts w:eastAsia="黑体"/>
         <w:b/>
         <w:bCs/>
       </w:rPr>
     </w:tblStylePr>
     <w:tblStylePr w:type="lastCol">
       <w:rPr>
+        <w:rFonts w:eastAsia="黑体"/>
         <w:b/>
         <w:bCs/>
       </w:rPr>
@@ -9936,12 +10409,14 @@
     </w:tcPr>
     <w:tblStylePr w:type="firstRow">
       <w:rPr>
+        <w:rFonts w:eastAsia="黑体"/>
         <w:b/>
         <w:bCs/>
       </w:rPr>
     </w:tblStylePr>
     <w:tblStylePr w:type="lastRow">
       <w:rPr>
+        <w:rFonts w:eastAsia="黑体"/>
         <w:b/>
         <w:bCs/>
       </w:rPr>
@@ -9954,12 +10429,14 @@
     </w:tblStylePr>
     <w:tblStylePr w:type="firstCol">
       <w:rPr>
+        <w:rFonts w:eastAsia="黑体"/>
         <w:b/>
         <w:bCs/>
       </w:rPr>
     </w:tblStylePr>
     <w:tblStylePr w:type="lastCol">
       <w:rPr>
+        <w:rFonts w:eastAsia="黑体"/>
         <w:b/>
         <w:bCs/>
       </w:rPr>
@@ -10009,12 +10486,14 @@
     </w:tcPr>
     <w:tblStylePr w:type="firstRow">
       <w:rPr>
+        <w:rFonts w:eastAsia="黑体"/>
         <w:b/>
         <w:bCs/>
       </w:rPr>
     </w:tblStylePr>
     <w:tblStylePr w:type="lastRow">
       <w:rPr>
+        <w:rFonts w:eastAsia="黑体"/>
         <w:b/>
         <w:bCs/>
       </w:rPr>
@@ -10027,12 +10506,14 @@
     </w:tblStylePr>
     <w:tblStylePr w:type="firstCol">
       <w:rPr>
+        <w:rFonts w:eastAsia="黑体"/>
         <w:b/>
         <w:bCs/>
       </w:rPr>
     </w:tblStylePr>
     <w:tblStylePr w:type="lastCol">
       <w:rPr>
+        <w:rFonts w:eastAsia="黑体"/>
         <w:b/>
         <w:bCs/>
       </w:rPr>
@@ -10082,12 +10563,14 @@
     </w:tcPr>
     <w:tblStylePr w:type="firstRow">
       <w:rPr>
+        <w:rFonts w:eastAsia="黑体"/>
         <w:b/>
         <w:bCs/>
       </w:rPr>
     </w:tblStylePr>
     <w:tblStylePr w:type="lastRow">
       <w:rPr>
+        <w:rFonts w:eastAsia="黑体"/>
         <w:b/>
         <w:bCs/>
       </w:rPr>
@@ -10100,12 +10583,14 @@
     </w:tblStylePr>
     <w:tblStylePr w:type="firstCol">
       <w:rPr>
+        <w:rFonts w:eastAsia="黑体"/>
         <w:b/>
         <w:bCs/>
       </w:rPr>
     </w:tblStylePr>
     <w:tblStylePr w:type="lastCol">
       <w:rPr>
+        <w:rFonts w:eastAsia="黑体"/>
         <w:b/>
         <w:bCs/>
       </w:rPr>
@@ -10132,7 +10617,7 @@
       <w:spacing w:after="0" w:line="240" w:lineRule="auto"/>
     </w:pPr>
     <w:rPr>
-      <w:rFonts w:asciiTheme="majorHAnsi" w:cstheme="majorBidi" w:eastAsiaTheme="majorEastAsia" w:hAnsiTheme="majorHAnsi"/>
+      <w:rFonts w:asciiTheme="majorHAnsi" w:cstheme="majorBidi" w:hAnsiTheme="majorHAnsi" w:eastAsia="黑体"/>
       <w:color w:themeColor="text1" w:val="000000"/>
     </w:rPr>
     <w:tblPr>
@@ -10159,6 +10644,7 @@
     </w:tcPr>
     <w:tblStylePr w:type="firstRow">
       <w:rPr>
+        <w:rFonts w:eastAsia="黑体"/>
         <w:b/>
         <w:bCs/>
         <w:color w:themeColor="text1" w:val="000000"/>
@@ -10170,6 +10656,7 @@
     </w:tblStylePr>
     <w:tblStylePr w:type="lastRow">
       <w:rPr>
+        <w:rFonts w:eastAsia="黑体"/>
         <w:b/>
         <w:bCs/>
         <w:color w:themeColor="text1" w:val="000000"/>
@@ -10189,6 +10676,7 @@
     </w:tblStylePr>
     <w:tblStylePr w:type="firstCol">
       <w:rPr>
+        <w:rFonts w:eastAsia="黑体"/>
         <w:b/>
         <w:bCs/>
         <w:color w:themeColor="text1" w:val="000000"/>
@@ -10208,6 +10696,7 @@
     </w:tblStylePr>
     <w:tblStylePr w:type="lastCol">
       <w:rPr>
+        <w:rFonts w:eastAsia="黑体"/>
         <w:b w:val="0"/>
         <w:bCs w:val="0"/>
         <w:color w:themeColor="text1" w:val="000000"/>
@@ -10257,7 +10746,7 @@
       <w:spacing w:after="0" w:line="240" w:lineRule="auto"/>
     </w:pPr>
     <w:rPr>
-      <w:rFonts w:asciiTheme="majorHAnsi" w:cstheme="majorBidi" w:eastAsiaTheme="majorEastAsia" w:hAnsiTheme="majorHAnsi"/>
+      <w:rFonts w:asciiTheme="majorHAnsi" w:cstheme="majorBidi" w:hAnsiTheme="majorHAnsi" w:eastAsia="黑体"/>
       <w:color w:themeColor="text1" w:val="000000"/>
     </w:rPr>
     <w:tblPr>
@@ -10284,6 +10773,7 @@
     </w:tcPr>
     <w:tblStylePr w:type="firstRow">
       <w:rPr>
+        <w:rFonts w:eastAsia="黑体"/>
         <w:b/>
         <w:bCs/>
         <w:color w:themeColor="text1" w:val="000000"/>
@@ -10295,6 +10785,7 @@
     </w:tblStylePr>
     <w:tblStylePr w:type="lastRow">
       <w:rPr>
+        <w:rFonts w:eastAsia="黑体"/>
         <w:b/>
         <w:bCs/>
         <w:color w:themeColor="text1" w:val="000000"/>
@@ -10314,6 +10805,7 @@
     </w:tblStylePr>
     <w:tblStylePr w:type="firstCol">
       <w:rPr>
+        <w:rFonts w:eastAsia="黑体"/>
         <w:b/>
         <w:bCs/>
         <w:color w:themeColor="text1" w:val="000000"/>
@@ -10333,6 +10825,7 @@
     </w:tblStylePr>
     <w:tblStylePr w:type="lastCol">
       <w:rPr>
+        <w:rFonts w:eastAsia="黑体"/>
         <w:b w:val="0"/>
         <w:bCs w:val="0"/>
         <w:color w:themeColor="text1" w:val="000000"/>
@@ -10382,7 +10875,7 @@
       <w:spacing w:after="0" w:line="240" w:lineRule="auto"/>
     </w:pPr>
     <w:rPr>
-      <w:rFonts w:asciiTheme="majorHAnsi" w:cstheme="majorBidi" w:eastAsiaTheme="majorEastAsia" w:hAnsiTheme="majorHAnsi"/>
+      <w:rFonts w:asciiTheme="majorHAnsi" w:cstheme="majorBidi" w:hAnsiTheme="majorHAnsi" w:eastAsia="黑体"/>
       <w:color w:themeColor="text1" w:val="000000"/>
     </w:rPr>
     <w:tblPr>
@@ -10409,6 +10902,7 @@
     </w:tcPr>
     <w:tblStylePr w:type="firstRow">
       <w:rPr>
+        <w:rFonts w:eastAsia="黑体"/>
         <w:b/>
         <w:bCs/>
         <w:color w:themeColor="text1" w:val="000000"/>
@@ -10420,6 +10914,7 @@
     </w:tblStylePr>
     <w:tblStylePr w:type="lastRow">
       <w:rPr>
+        <w:rFonts w:eastAsia="黑体"/>
         <w:b/>
         <w:bCs/>
         <w:color w:themeColor="text1" w:val="000000"/>
@@ -10439,6 +10934,7 @@
     </w:tblStylePr>
     <w:tblStylePr w:type="firstCol">
       <w:rPr>
+        <w:rFonts w:eastAsia="黑体"/>
         <w:b/>
         <w:bCs/>
         <w:color w:themeColor="text1" w:val="000000"/>
@@ -10458,6 +10954,7 @@
     </w:tblStylePr>
     <w:tblStylePr w:type="lastCol">
       <w:rPr>
+        <w:rFonts w:eastAsia="黑体"/>
         <w:b w:val="0"/>
         <w:bCs w:val="0"/>
         <w:color w:themeColor="text1" w:val="000000"/>
@@ -10507,7 +11004,7 @@
       <w:spacing w:after="0" w:line="240" w:lineRule="auto"/>
     </w:pPr>
     <w:rPr>
-      <w:rFonts w:asciiTheme="majorHAnsi" w:cstheme="majorBidi" w:eastAsiaTheme="majorEastAsia" w:hAnsiTheme="majorHAnsi"/>
+      <w:rFonts w:asciiTheme="majorHAnsi" w:cstheme="majorBidi" w:hAnsiTheme="majorHAnsi" w:eastAsia="黑体"/>
       <w:color w:themeColor="text1" w:val="000000"/>
     </w:rPr>
     <w:tblPr>
@@ -10534,6 +11031,7 @@
     </w:tcPr>
     <w:tblStylePr w:type="firstRow">
       <w:rPr>
+        <w:rFonts w:eastAsia="黑体"/>
         <w:b/>
         <w:bCs/>
         <w:color w:themeColor="text1" w:val="000000"/>
@@ -10545,6 +11043,7 @@
     </w:tblStylePr>
     <w:tblStylePr w:type="lastRow">
       <w:rPr>
+        <w:rFonts w:eastAsia="黑体"/>
         <w:b/>
         <w:bCs/>
         <w:color w:themeColor="text1" w:val="000000"/>
@@ -10564,6 +11063,7 @@
     </w:tblStylePr>
     <w:tblStylePr w:type="firstCol">
       <w:rPr>
+        <w:rFonts w:eastAsia="黑体"/>
         <w:b/>
         <w:bCs/>
         <w:color w:themeColor="text1" w:val="000000"/>
@@ -10583,6 +11083,7 @@
     </w:tblStylePr>
     <w:tblStylePr w:type="lastCol">
       <w:rPr>
+        <w:rFonts w:eastAsia="黑体"/>
         <w:b w:val="0"/>
         <w:bCs w:val="0"/>
         <w:color w:themeColor="text1" w:val="000000"/>
@@ -10632,7 +11133,7 @@
       <w:spacing w:after="0" w:line="240" w:lineRule="auto"/>
     </w:pPr>
     <w:rPr>
-      <w:rFonts w:asciiTheme="majorHAnsi" w:cstheme="majorBidi" w:eastAsiaTheme="majorEastAsia" w:hAnsiTheme="majorHAnsi"/>
+      <w:rFonts w:asciiTheme="majorHAnsi" w:cstheme="majorBidi" w:hAnsiTheme="majorHAnsi" w:eastAsia="黑体"/>
       <w:color w:themeColor="text1" w:val="000000"/>
     </w:rPr>
     <w:tblPr>
@@ -10659,6 +11160,7 @@
     </w:tcPr>
     <w:tblStylePr w:type="firstRow">
       <w:rPr>
+        <w:rFonts w:eastAsia="黑体"/>
         <w:b/>
         <w:bCs/>
         <w:color w:themeColor="text1" w:val="000000"/>
@@ -10670,6 +11172,7 @@
     </w:tblStylePr>
     <w:tblStylePr w:type="lastRow">
       <w:rPr>
+        <w:rFonts w:eastAsia="黑体"/>
         <w:b/>
         <w:bCs/>
         <w:color w:themeColor="text1" w:val="000000"/>
@@ -10689,6 +11192,7 @@
     </w:tblStylePr>
     <w:tblStylePr w:type="firstCol">
       <w:rPr>
+        <w:rFonts w:eastAsia="黑体"/>
         <w:b/>
         <w:bCs/>
         <w:color w:themeColor="text1" w:val="000000"/>
@@ -10708,6 +11212,7 @@
     </w:tblStylePr>
     <w:tblStylePr w:type="lastCol">
       <w:rPr>
+        <w:rFonts w:eastAsia="黑体"/>
         <w:b w:val="0"/>
         <w:bCs w:val="0"/>
         <w:color w:themeColor="text1" w:val="000000"/>
@@ -10757,7 +11262,7 @@
       <w:spacing w:after="0" w:line="240" w:lineRule="auto"/>
     </w:pPr>
     <w:rPr>
-      <w:rFonts w:asciiTheme="majorHAnsi" w:cstheme="majorBidi" w:eastAsiaTheme="majorEastAsia" w:hAnsiTheme="majorHAnsi"/>
+      <w:rFonts w:asciiTheme="majorHAnsi" w:cstheme="majorBidi" w:hAnsiTheme="majorHAnsi" w:eastAsia="黑体"/>
       <w:color w:themeColor="text1" w:val="000000"/>
     </w:rPr>
     <w:tblPr>
@@ -10784,6 +11289,7 @@
     </w:tcPr>
     <w:tblStylePr w:type="firstRow">
       <w:rPr>
+        <w:rFonts w:eastAsia="黑体"/>
         <w:b/>
         <w:bCs/>
         <w:color w:themeColor="text1" w:val="000000"/>
@@ -10795,6 +11301,7 @@
     </w:tblStylePr>
     <w:tblStylePr w:type="lastRow">
       <w:rPr>
+        <w:rFonts w:eastAsia="黑体"/>
         <w:b/>
         <w:bCs/>
         <w:color w:themeColor="text1" w:val="000000"/>
@@ -10814,6 +11321,7 @@
     </w:tblStylePr>
     <w:tblStylePr w:type="firstCol">
       <w:rPr>
+        <w:rFonts w:eastAsia="黑体"/>
         <w:b/>
         <w:bCs/>
         <w:color w:themeColor="text1" w:val="000000"/>
@@ -10833,6 +11341,7 @@
     </w:tblStylePr>
     <w:tblStylePr w:type="lastCol">
       <w:rPr>
+        <w:rFonts w:eastAsia="黑体"/>
         <w:b w:val="0"/>
         <w:bCs w:val="0"/>
         <w:color w:themeColor="text1" w:val="000000"/>
@@ -10882,7 +11391,7 @@
       <w:spacing w:after="0" w:line="240" w:lineRule="auto"/>
     </w:pPr>
     <w:rPr>
-      <w:rFonts w:asciiTheme="majorHAnsi" w:cstheme="majorBidi" w:eastAsiaTheme="majorEastAsia" w:hAnsiTheme="majorHAnsi"/>
+      <w:rFonts w:asciiTheme="majorHAnsi" w:cstheme="majorBidi" w:hAnsiTheme="majorHAnsi" w:eastAsia="黑体"/>
       <w:color w:themeColor="text1" w:val="000000"/>
     </w:rPr>
     <w:tblPr>
@@ -10909,6 +11418,7 @@
     </w:tcPr>
     <w:tblStylePr w:type="firstRow">
       <w:rPr>
+        <w:rFonts w:eastAsia="黑体"/>
         <w:b/>
         <w:bCs/>
         <w:color w:themeColor="text1" w:val="000000"/>
@@ -10920,6 +11430,7 @@
     </w:tblStylePr>
     <w:tblStylePr w:type="lastRow">
       <w:rPr>
+        <w:rFonts w:eastAsia="黑体"/>
         <w:b/>
         <w:bCs/>
         <w:color w:themeColor="text1" w:val="000000"/>
@@ -10939,6 +11450,7 @@
     </w:tblStylePr>
     <w:tblStylePr w:type="firstCol">
       <w:rPr>
+        <w:rFonts w:eastAsia="黑体"/>
         <w:b/>
         <w:bCs/>
         <w:color w:themeColor="text1" w:val="000000"/>
@@ -10958,6 +11470,7 @@
     </w:tblStylePr>
     <w:tblStylePr w:type="lastCol">
       <w:rPr>
+        <w:rFonts w:eastAsia="黑体"/>
         <w:b w:val="0"/>
         <w:bCs w:val="0"/>
         <w:color w:themeColor="text1" w:val="000000"/>
@@ -11030,6 +11543,7 @@
     </w:tcPr>
     <w:tblStylePr w:type="firstRow">
       <w:rPr>
+        <w:rFonts w:eastAsia="黑体"/>
         <w:b/>
         <w:bCs/>
         <w:i w:val="0"/>
@@ -11051,6 +11565,7 @@
     </w:tblStylePr>
     <w:tblStylePr w:type="lastRow">
       <w:rPr>
+        <w:rFonts w:eastAsia="黑体"/>
         <w:b/>
         <w:bCs/>
         <w:i w:val="0"/>
@@ -11072,6 +11587,7 @@
     </w:tblStylePr>
     <w:tblStylePr w:type="firstCol">
       <w:rPr>
+        <w:rFonts w:eastAsia="黑体"/>
         <w:b/>
         <w:bCs/>
         <w:i w:val="0"/>
@@ -11091,6 +11607,7 @@
     </w:tblStylePr>
     <w:tblStylePr w:type="lastCol">
       <w:rPr>
+        <w:rFonts w:eastAsia="黑体"/>
         <w:b/>
         <w:bCs/>
         <w:i w:val="0"/>
@@ -11171,6 +11688,7 @@
     </w:tcPr>
     <w:tblStylePr w:type="firstRow">
       <w:rPr>
+        <w:rFonts w:eastAsia="黑体"/>
         <w:b/>
         <w:bCs/>
         <w:i w:val="0"/>
@@ -11192,6 +11710,7 @@
     </w:tblStylePr>
     <w:tblStylePr w:type="lastRow">
       <w:rPr>
+        <w:rFonts w:eastAsia="黑体"/>
         <w:b/>
         <w:bCs/>
         <w:i w:val="0"/>
@@ -11213,6 +11732,7 @@
     </w:tblStylePr>
     <w:tblStylePr w:type="firstCol">
       <w:rPr>
+        <w:rFonts w:eastAsia="黑体"/>
         <w:b/>
         <w:bCs/>
         <w:i w:val="0"/>
@@ -11232,6 +11752,7 @@
     </w:tblStylePr>
     <w:tblStylePr w:type="lastCol">
       <w:rPr>
+        <w:rFonts w:eastAsia="黑体"/>
         <w:b/>
         <w:bCs/>
         <w:i w:val="0"/>
@@ -11312,6 +11833,7 @@
     </w:tcPr>
     <w:tblStylePr w:type="firstRow">
       <w:rPr>
+        <w:rFonts w:eastAsia="黑体"/>
         <w:b/>
         <w:bCs/>
         <w:i w:val="0"/>
@@ -11333,6 +11855,7 @@
     </w:tblStylePr>
     <w:tblStylePr w:type="lastRow">
       <w:rPr>
+        <w:rFonts w:eastAsia="黑体"/>
         <w:b/>
         <w:bCs/>
         <w:i w:val="0"/>
@@ -11354,6 +11877,7 @@
     </w:tblStylePr>
     <w:tblStylePr w:type="firstCol">
       <w:rPr>
+        <w:rFonts w:eastAsia="黑体"/>
         <w:b/>
         <w:bCs/>
         <w:i w:val="0"/>
@@ -11373,6 +11897,7 @@
     </w:tblStylePr>
     <w:tblStylePr w:type="lastCol">
       <w:rPr>
+        <w:rFonts w:eastAsia="黑体"/>
         <w:b/>
         <w:bCs/>
         <w:i w:val="0"/>
@@ -11453,6 +11978,7 @@
     </w:tcPr>
     <w:tblStylePr w:type="firstRow">
       <w:rPr>
+        <w:rFonts w:eastAsia="黑体"/>
         <w:b/>
         <w:bCs/>
         <w:i w:val="0"/>
@@ -11474,6 +12000,7 @@
     </w:tblStylePr>
     <w:tblStylePr w:type="lastRow">
       <w:rPr>
+        <w:rFonts w:eastAsia="黑体"/>
         <w:b/>
         <w:bCs/>
         <w:i w:val="0"/>
@@ -11495,6 +12022,7 @@
     </w:tblStylePr>
     <w:tblStylePr w:type="firstCol">
       <w:rPr>
+        <w:rFonts w:eastAsia="黑体"/>
         <w:b/>
         <w:bCs/>
         <w:i w:val="0"/>
@@ -11514,6 +12042,7 @@
     </w:tblStylePr>
     <w:tblStylePr w:type="lastCol">
       <w:rPr>
+        <w:rFonts w:eastAsia="黑体"/>
         <w:b/>
         <w:bCs/>
         <w:i w:val="0"/>
@@ -11594,6 +12123,7 @@
     </w:tcPr>
     <w:tblStylePr w:type="firstRow">
       <w:rPr>
+        <w:rFonts w:eastAsia="黑体"/>
         <w:b/>
         <w:bCs/>
         <w:i w:val="0"/>
@@ -11615,6 +12145,7 @@
     </w:tblStylePr>
     <w:tblStylePr w:type="lastRow">
       <w:rPr>
+        <w:rFonts w:eastAsia="黑体"/>
         <w:b/>
         <w:bCs/>
         <w:i w:val="0"/>
@@ -11636,6 +12167,7 @@
     </w:tblStylePr>
     <w:tblStylePr w:type="firstCol">
       <w:rPr>
+        <w:rFonts w:eastAsia="黑体"/>
         <w:b/>
         <w:bCs/>
         <w:i w:val="0"/>
@@ -11655,6 +12187,7 @@
     </w:tblStylePr>
     <w:tblStylePr w:type="lastCol">
       <w:rPr>
+        <w:rFonts w:eastAsia="黑体"/>
         <w:b/>
         <w:bCs/>
         <w:i w:val="0"/>
@@ -11735,6 +12268,7 @@
     </w:tcPr>
     <w:tblStylePr w:type="firstRow">
       <w:rPr>
+        <w:rFonts w:eastAsia="黑体"/>
         <w:b/>
         <w:bCs/>
         <w:i w:val="0"/>
@@ -11756,6 +12290,7 @@
     </w:tblStylePr>
     <w:tblStylePr w:type="lastRow">
       <w:rPr>
+        <w:rFonts w:eastAsia="黑体"/>
         <w:b/>
         <w:bCs/>
         <w:i w:val="0"/>
@@ -11777,6 +12312,7 @@
     </w:tblStylePr>
     <w:tblStylePr w:type="firstCol">
       <w:rPr>
+        <w:rFonts w:eastAsia="黑体"/>
         <w:b/>
         <w:bCs/>
         <w:i w:val="0"/>
@@ -11796,6 +12332,7 @@
     </w:tblStylePr>
     <w:tblStylePr w:type="lastCol">
       <w:rPr>
+        <w:rFonts w:eastAsia="黑体"/>
         <w:b/>
         <w:bCs/>
         <w:i w:val="0"/>
@@ -11876,6 +12413,7 @@
     </w:tcPr>
     <w:tblStylePr w:type="firstRow">
       <w:rPr>
+        <w:rFonts w:eastAsia="黑体"/>
         <w:b/>
         <w:bCs/>
         <w:i w:val="0"/>
@@ -11897,6 +12435,7 @@
     </w:tblStylePr>
     <w:tblStylePr w:type="lastRow">
       <w:rPr>
+        <w:rFonts w:eastAsia="黑体"/>
         <w:b/>
         <w:bCs/>
         <w:i w:val="0"/>
@@ -11918,6 +12457,7 @@
     </w:tblStylePr>
     <w:tblStylePr w:type="firstCol">
       <w:rPr>
+        <w:rFonts w:eastAsia="黑体"/>
         <w:b/>
         <w:bCs/>
         <w:i w:val="0"/>
@@ -11937,6 +12477,7 @@
     </w:tblStylePr>
     <w:tblStylePr w:type="lastCol">
       <w:rPr>
+        <w:rFonts w:eastAsia="黑体"/>
         <w:b/>
         <w:bCs/>
         <w:i w:val="0"/>
@@ -11994,6 +12535,7 @@
       <w:spacing w:after="0" w:line="240" w:lineRule="auto"/>
     </w:pPr>
     <w:rPr>
+      <w:rFonts w:eastAsia="黑体"/>
       <w:color w:themeColor="background1" w:val="FFFFFF"/>
     </w:rPr>
     <w:tblPr>
@@ -12012,6 +12554,7 @@
     </w:tcPr>
     <w:tblStylePr w:type="firstRow">
       <w:rPr>
+        <w:rFonts w:eastAsia="黑体"/>
         <w:b/>
         <w:bCs/>
       </w:rPr>
@@ -12108,6 +12651,7 @@
       <w:spacing w:after="0" w:line="240" w:lineRule="auto"/>
     </w:pPr>
     <w:rPr>
+      <w:rFonts w:eastAsia="黑体"/>
       <w:color w:themeColor="background1" w:val="FFFFFF"/>
     </w:rPr>
     <w:tblPr>
@@ -12126,6 +12670,7 @@
     </w:tcPr>
     <w:tblStylePr w:type="firstRow">
       <w:rPr>
+        <w:rFonts w:eastAsia="黑体"/>
         <w:b/>
         <w:bCs/>
       </w:rPr>
@@ -12222,6 +12767,7 @@
       <w:spacing w:after="0" w:line="240" w:lineRule="auto"/>
     </w:pPr>
     <w:rPr>
+      <w:rFonts w:eastAsia="黑体"/>
       <w:color w:themeColor="background1" w:val="FFFFFF"/>
     </w:rPr>
     <w:tblPr>
@@ -12240,6 +12786,7 @@
     </w:tcPr>
     <w:tblStylePr w:type="firstRow">
       <w:rPr>
+        <w:rFonts w:eastAsia="黑体"/>
         <w:b/>
         <w:bCs/>
       </w:rPr>
@@ -12336,6 +12883,7 @@
       <w:spacing w:after="0" w:line="240" w:lineRule="auto"/>
     </w:pPr>
     <w:rPr>
+      <w:rFonts w:eastAsia="黑体"/>
       <w:color w:themeColor="background1" w:val="FFFFFF"/>
     </w:rPr>
     <w:tblPr>
@@ -12354,6 +12902,7 @@
     </w:tcPr>
     <w:tblStylePr w:type="firstRow">
       <w:rPr>
+        <w:rFonts w:eastAsia="黑体"/>
         <w:b/>
         <w:bCs/>
       </w:rPr>
@@ -12450,6 +12999,7 @@
       <w:spacing w:after="0" w:line="240" w:lineRule="auto"/>
     </w:pPr>
     <w:rPr>
+      <w:rFonts w:eastAsia="黑体"/>
       <w:color w:themeColor="background1" w:val="FFFFFF"/>
     </w:rPr>
     <w:tblPr>
@@ -12468,6 +13018,7 @@
     </w:tcPr>
     <w:tblStylePr w:type="firstRow">
       <w:rPr>
+        <w:rFonts w:eastAsia="黑体"/>
         <w:b/>
         <w:bCs/>
       </w:rPr>
@@ -12564,6 +13115,7 @@
       <w:spacing w:after="0" w:line="240" w:lineRule="auto"/>
     </w:pPr>
     <w:rPr>
+      <w:rFonts w:eastAsia="黑体"/>
       <w:color w:themeColor="background1" w:val="FFFFFF"/>
     </w:rPr>
     <w:tblPr>
@@ -12582,6 +13134,7 @@
     </w:tcPr>
     <w:tblStylePr w:type="firstRow">
       <w:rPr>
+        <w:rFonts w:eastAsia="黑体"/>
         <w:b/>
         <w:bCs/>
       </w:rPr>
@@ -12678,6 +13231,7 @@
       <w:spacing w:after="0" w:line="240" w:lineRule="auto"/>
     </w:pPr>
     <w:rPr>
+      <w:rFonts w:eastAsia="黑体"/>
       <w:color w:themeColor="background1" w:val="FFFFFF"/>
     </w:rPr>
     <w:tblPr>
@@ -12696,6 +13250,7 @@
     </w:tcPr>
     <w:tblStylePr w:type="firstRow">
       <w:rPr>
+        <w:rFonts w:eastAsia="黑体"/>
         <w:b/>
         <w:bCs/>
       </w:rPr>
@@ -12792,6 +13347,7 @@
       <w:spacing w:after="0" w:line="240" w:lineRule="auto"/>
     </w:pPr>
     <w:rPr>
+      <w:rFonts w:eastAsia="黑体"/>
       <w:color w:themeColor="text1" w:val="000000"/>
     </w:rPr>
     <w:tblPr>
@@ -12818,6 +13374,7 @@
     </w:tcPr>
     <w:tblStylePr w:type="firstRow">
       <w:rPr>
+        <w:rFonts w:eastAsia="黑体"/>
         <w:b/>
         <w:bCs/>
       </w:rPr>
@@ -12836,6 +13393,7 @@
     </w:tblStylePr>
     <w:tblStylePr w:type="lastRow">
       <w:rPr>
+        <w:rFonts w:eastAsia="黑体"/>
         <w:b/>
         <w:bCs/>
         <w:color w:themeColor="background1" w:val="FFFFFF"/>
@@ -12850,6 +13408,7 @@
     </w:tblStylePr>
     <w:tblStylePr w:type="firstCol">
       <w:rPr>
+        <w:rFonts w:eastAsia="黑体"/>
         <w:color w:themeColor="background1" w:val="FFFFFF"/>
       </w:rPr>
       <w:tblPr/>
@@ -12867,6 +13426,7 @@
     </w:tblStylePr>
     <w:tblStylePr w:type="lastCol">
       <w:rPr>
+        <w:rFonts w:eastAsia="黑体"/>
         <w:color w:themeColor="background1" w:val="FFFFFF"/>
       </w:rPr>
       <w:tblPr/>
@@ -12896,11 +13456,13 @@
     </w:tblStylePr>
     <w:tblStylePr w:type="neCell">
       <w:rPr>
+        <w:rFonts w:eastAsia="黑体"/>
         <w:color w:themeColor="text1" w:val="000000"/>
       </w:rPr>
     </w:tblStylePr>
     <w:tblStylePr w:type="nwCell">
       <w:rPr>
+        <w:rFonts w:eastAsia="黑体"/>
         <w:color w:themeColor="text1" w:val="000000"/>
       </w:rPr>
     </w:tblStylePr>
@@ -12914,6 +13476,7 @@
       <w:spacing w:after="0" w:line="240" w:lineRule="auto"/>
     </w:pPr>
     <w:rPr>
+      <w:rFonts w:eastAsia="黑体"/>
       <w:color w:themeColor="text1" w:val="000000"/>
     </w:rPr>
     <w:tblPr>
@@ -12940,6 +13503,7 @@
     </w:tcPr>
     <w:tblStylePr w:type="firstRow">
       <w:rPr>
+        <w:rFonts w:eastAsia="黑体"/>
         <w:b/>
         <w:bCs/>
       </w:rPr>
@@ -12958,6 +13522,7 @@
     </w:tblStylePr>
     <w:tblStylePr w:type="lastRow">
       <w:rPr>
+        <w:rFonts w:eastAsia="黑体"/>
         <w:b/>
         <w:bCs/>
         <w:color w:themeColor="background1" w:val="FFFFFF"/>
@@ -12972,6 +13537,7 @@
     </w:tblStylePr>
     <w:tblStylePr w:type="firstCol">
       <w:rPr>
+        <w:rFonts w:eastAsia="黑体"/>
         <w:color w:themeColor="background1" w:val="FFFFFF"/>
       </w:rPr>
       <w:tblPr/>
@@ -12989,6 +13555,7 @@
     </w:tblStylePr>
     <w:tblStylePr w:type="lastCol">
       <w:rPr>
+        <w:rFonts w:eastAsia="黑体"/>
         <w:color w:themeColor="background1" w:val="FFFFFF"/>
       </w:rPr>
       <w:tblPr/>
@@ -13018,11 +13585,13 @@
     </w:tblStylePr>
     <w:tblStylePr w:type="neCell">
       <w:rPr>
+        <w:rFonts w:eastAsia="黑体"/>
         <w:color w:themeColor="text1" w:val="000000"/>
       </w:rPr>
     </w:tblStylePr>
     <w:tblStylePr w:type="nwCell">
       <w:rPr>
+        <w:rFonts w:eastAsia="黑体"/>
         <w:color w:themeColor="text1" w:val="000000"/>
       </w:rPr>
     </w:tblStylePr>
@@ -13036,6 +13605,7 @@
       <w:spacing w:after="0" w:line="240" w:lineRule="auto"/>
     </w:pPr>
     <w:rPr>
+      <w:rFonts w:eastAsia="黑体"/>
       <w:color w:themeColor="text1" w:val="000000"/>
     </w:rPr>
     <w:tblPr>
@@ -13062,6 +13632,7 @@
     </w:tcPr>
     <w:tblStylePr w:type="firstRow">
       <w:rPr>
+        <w:rFonts w:eastAsia="黑体"/>
         <w:b/>
         <w:bCs/>
       </w:rPr>
@@ -13080,6 +13651,7 @@
     </w:tblStylePr>
     <w:tblStylePr w:type="lastRow">
       <w:rPr>
+        <w:rFonts w:eastAsia="黑体"/>
         <w:b/>
         <w:bCs/>
         <w:color w:themeColor="background1" w:val="FFFFFF"/>
@@ -13094,6 +13666,7 @@
     </w:tblStylePr>
     <w:tblStylePr w:type="firstCol">
       <w:rPr>
+        <w:rFonts w:eastAsia="黑体"/>
         <w:color w:themeColor="background1" w:val="FFFFFF"/>
       </w:rPr>
       <w:tblPr/>
@@ -13111,6 +13684,7 @@
     </w:tblStylePr>
     <w:tblStylePr w:type="lastCol">
       <w:rPr>
+        <w:rFonts w:eastAsia="黑体"/>
         <w:color w:themeColor="background1" w:val="FFFFFF"/>
       </w:rPr>
       <w:tblPr/>
@@ -13140,11 +13714,13 @@
     </w:tblStylePr>
     <w:tblStylePr w:type="neCell">
       <w:rPr>
+        <w:rFonts w:eastAsia="黑体"/>
         <w:color w:themeColor="text1" w:val="000000"/>
       </w:rPr>
     </w:tblStylePr>
     <w:tblStylePr w:type="nwCell">
       <w:rPr>
+        <w:rFonts w:eastAsia="黑体"/>
         <w:color w:themeColor="text1" w:val="000000"/>
       </w:rPr>
     </w:tblStylePr>
@@ -13158,6 +13734,7 @@
       <w:spacing w:after="0" w:line="240" w:lineRule="auto"/>
     </w:pPr>
     <w:rPr>
+      <w:rFonts w:eastAsia="黑体"/>
       <w:color w:themeColor="text1" w:val="000000"/>
     </w:rPr>
     <w:tblPr>
@@ -13184,6 +13761,7 @@
     </w:tcPr>
     <w:tblStylePr w:type="firstRow">
       <w:rPr>
+        <w:rFonts w:eastAsia="黑体"/>
         <w:b/>
         <w:bCs/>
       </w:rPr>
@@ -13202,6 +13780,7 @@
     </w:tblStylePr>
     <w:tblStylePr w:type="lastRow">
       <w:rPr>
+        <w:rFonts w:eastAsia="黑体"/>
         <w:b/>
         <w:bCs/>
         <w:color w:themeColor="background1" w:val="FFFFFF"/>
@@ -13216,6 +13795,7 @@
     </w:tblStylePr>
     <w:tblStylePr w:type="firstCol">
       <w:rPr>
+        <w:rFonts w:eastAsia="黑体"/>
         <w:color w:themeColor="background1" w:val="FFFFFF"/>
       </w:rPr>
       <w:tblPr/>
@@ -13233,6 +13813,7 @@
     </w:tblStylePr>
     <w:tblStylePr w:type="lastCol">
       <w:rPr>
+        <w:rFonts w:eastAsia="黑体"/>
         <w:color w:themeColor="background1" w:val="FFFFFF"/>
       </w:rPr>
       <w:tblPr/>
@@ -13270,6 +13851,7 @@
       <w:spacing w:after="0" w:line="240" w:lineRule="auto"/>
     </w:pPr>
     <w:rPr>
+      <w:rFonts w:eastAsia="黑体"/>
       <w:color w:themeColor="text1" w:val="000000"/>
     </w:rPr>
     <w:tblPr>
@@ -13296,6 +13878,7 @@
     </w:tcPr>
     <w:tblStylePr w:type="firstRow">
       <w:rPr>
+        <w:rFonts w:eastAsia="黑体"/>
         <w:b/>
         <w:bCs/>
       </w:rPr>
@@ -13314,6 +13897,7 @@
     </w:tblStylePr>
     <w:tblStylePr w:type="lastRow">
       <w:rPr>
+        <w:rFonts w:eastAsia="黑体"/>
         <w:b/>
         <w:bCs/>
         <w:color w:themeColor="background1" w:val="FFFFFF"/>
@@ -13328,6 +13912,7 @@
     </w:tblStylePr>
     <w:tblStylePr w:type="firstCol">
       <w:rPr>
+        <w:rFonts w:eastAsia="黑体"/>
         <w:color w:themeColor="background1" w:val="FFFFFF"/>
       </w:rPr>
       <w:tblPr/>
@@ -13345,6 +13930,7 @@
     </w:tblStylePr>
     <w:tblStylePr w:type="lastCol">
       <w:rPr>
+        <w:rFonts w:eastAsia="黑体"/>
         <w:color w:themeColor="background1" w:val="FFFFFF"/>
       </w:rPr>
       <w:tblPr/>
@@ -13374,11 +13960,13 @@
     </w:tblStylePr>
     <w:tblStylePr w:type="neCell">
       <w:rPr>
+        <w:rFonts w:eastAsia="黑体"/>
         <w:color w:themeColor="text1" w:val="000000"/>
       </w:rPr>
     </w:tblStylePr>
     <w:tblStylePr w:type="nwCell">
       <w:rPr>
+        <w:rFonts w:eastAsia="黑体"/>
         <w:color w:themeColor="text1" w:val="000000"/>
       </w:rPr>
     </w:tblStylePr>
@@ -13392,6 +13980,7 @@
       <w:spacing w:after="0" w:line="240" w:lineRule="auto"/>
     </w:pPr>
     <w:rPr>
+      <w:rFonts w:eastAsia="黑体"/>
       <w:color w:themeColor="text1" w:val="000000"/>
     </w:rPr>
     <w:tblPr>
@@ -13418,6 +14007,7 @@
     </w:tcPr>
     <w:tblStylePr w:type="firstRow">
       <w:rPr>
+        <w:rFonts w:eastAsia="黑体"/>
         <w:b/>
         <w:bCs/>
       </w:rPr>
@@ -13436,6 +14026,7 @@
     </w:tblStylePr>
     <w:tblStylePr w:type="lastRow">
       <w:rPr>
+        <w:rFonts w:eastAsia="黑体"/>
         <w:b/>
         <w:bCs/>
         <w:color w:themeColor="background1" w:val="FFFFFF"/>
@@ -13450,6 +14041,7 @@
     </w:tblStylePr>
     <w:tblStylePr w:type="firstCol">
       <w:rPr>
+        <w:rFonts w:eastAsia="黑体"/>
         <w:color w:themeColor="background1" w:val="FFFFFF"/>
       </w:rPr>
       <w:tblPr/>
@@ -13467,6 +14059,7 @@
     </w:tblStylePr>
     <w:tblStylePr w:type="lastCol">
       <w:rPr>
+        <w:rFonts w:eastAsia="黑体"/>
         <w:color w:themeColor="background1" w:val="FFFFFF"/>
       </w:rPr>
       <w:tblPr/>
@@ -13496,11 +14089,13 @@
     </w:tblStylePr>
     <w:tblStylePr w:type="neCell">
       <w:rPr>
+        <w:rFonts w:eastAsia="黑体"/>
         <w:color w:themeColor="text1" w:val="000000"/>
       </w:rPr>
     </w:tblStylePr>
     <w:tblStylePr w:type="nwCell">
       <w:rPr>
+        <w:rFonts w:eastAsia="黑体"/>
         <w:color w:themeColor="text1" w:val="000000"/>
       </w:rPr>
     </w:tblStylePr>
@@ -13514,6 +14109,7 @@
       <w:spacing w:after="0" w:line="240" w:lineRule="auto"/>
     </w:pPr>
     <w:rPr>
+      <w:rFonts w:eastAsia="黑体"/>
       <w:color w:themeColor="text1" w:val="000000"/>
     </w:rPr>
     <w:tblPr>
@@ -13540,6 +14136,7 @@
     </w:tcPr>
     <w:tblStylePr w:type="firstRow">
       <w:rPr>
+        <w:rFonts w:eastAsia="黑体"/>
         <w:b/>
         <w:bCs/>
       </w:rPr>
@@ -13558,6 +14155,7 @@
     </w:tblStylePr>
     <w:tblStylePr w:type="lastRow">
       <w:rPr>
+        <w:rFonts w:eastAsia="黑体"/>
         <w:b/>
         <w:bCs/>
         <w:color w:themeColor="background1" w:val="FFFFFF"/>
@@ -13572,6 +14170,7 @@
     </w:tblStylePr>
     <w:tblStylePr w:type="firstCol">
       <w:rPr>
+        <w:rFonts w:eastAsia="黑体"/>
         <w:color w:themeColor="background1" w:val="FFFFFF"/>
       </w:rPr>
       <w:tblPr/>
@@ -13589,6 +14188,7 @@
     </w:tblStylePr>
     <w:tblStylePr w:type="lastCol">
       <w:rPr>
+        <w:rFonts w:eastAsia="黑体"/>
         <w:color w:themeColor="background1" w:val="FFFFFF"/>
       </w:rPr>
       <w:tblPr/>
@@ -13618,11 +14218,13 @@
     </w:tblStylePr>
     <w:tblStylePr w:type="neCell">
       <w:rPr>
+        <w:rFonts w:eastAsia="黑体"/>
         <w:color w:themeColor="text1" w:val="000000"/>
       </w:rPr>
     </w:tblStylePr>
     <w:tblStylePr w:type="nwCell">
       <w:rPr>
+        <w:rFonts w:eastAsia="黑体"/>
         <w:color w:themeColor="text1" w:val="000000"/>
       </w:rPr>
     </w:tblStylePr>
@@ -13636,6 +14238,7 @@
       <w:spacing w:after="0" w:line="240" w:lineRule="auto"/>
     </w:pPr>
     <w:rPr>
+      <w:rFonts w:eastAsia="黑体"/>
       <w:color w:themeColor="text1" w:val="000000"/>
     </w:rPr>
     <w:tblPr>
@@ -13654,6 +14257,7 @@
     </w:tcPr>
     <w:tblStylePr w:type="firstRow">
       <w:rPr>
+        <w:rFonts w:eastAsia="黑体"/>
         <w:b/>
         <w:bCs/>
         <w:color w:themeColor="background1" w:val="FFFFFF"/>
@@ -13668,6 +14272,7 @@
     </w:tblStylePr>
     <w:tblStylePr w:type="lastRow">
       <w:rPr>
+        <w:rFonts w:eastAsia="黑体"/>
         <w:b/>
         <w:bCs/>
         <w:color w:themeColor="accent2" w:themeShade="CC" w:val="9E3A38"/>
@@ -13682,12 +14287,14 @@
     </w:tblStylePr>
     <w:tblStylePr w:type="firstCol">
       <w:rPr>
+        <w:rFonts w:eastAsia="黑体"/>
         <w:b/>
         <w:bCs/>
       </w:rPr>
     </w:tblStylePr>
     <w:tblStylePr w:type="lastCol">
       <w:rPr>
+        <w:rFonts w:eastAsia="黑体"/>
         <w:b/>
         <w:bCs/>
       </w:rPr>
@@ -13722,6 +14329,7 @@
       <w:spacing w:after="0" w:line="240" w:lineRule="auto"/>
     </w:pPr>
     <w:rPr>
+      <w:rFonts w:eastAsia="黑体"/>
       <w:color w:themeColor="text1" w:val="000000"/>
     </w:rPr>
     <w:tblPr>
@@ -13740,6 +14348,7 @@
     </w:tcPr>
     <w:tblStylePr w:type="firstRow">
       <w:rPr>
+        <w:rFonts w:eastAsia="黑体"/>
         <w:b/>
         <w:bCs/>
         <w:color w:themeColor="background1" w:val="FFFFFF"/>
@@ -13754,6 +14363,7 @@
     </w:tblStylePr>
     <w:tblStylePr w:type="lastRow">
       <w:rPr>
+        <w:rFonts w:eastAsia="黑体"/>
         <w:b/>
         <w:bCs/>
         <w:color w:themeColor="accent2" w:themeShade="CC" w:val="9E3A38"/>
@@ -13768,12 +14378,14 @@
     </w:tblStylePr>
     <w:tblStylePr w:type="firstCol">
       <w:rPr>
+        <w:rFonts w:eastAsia="黑体"/>
         <w:b/>
         <w:bCs/>
       </w:rPr>
     </w:tblStylePr>
     <w:tblStylePr w:type="lastCol">
       <w:rPr>
+        <w:rFonts w:eastAsia="黑体"/>
         <w:b/>
         <w:bCs/>
       </w:rPr>
@@ -13808,6 +14420,7 @@
       <w:spacing w:after="0" w:line="240" w:lineRule="auto"/>
     </w:pPr>
     <w:rPr>
+      <w:rFonts w:eastAsia="黑体"/>
       <w:color w:themeColor="text1" w:val="000000"/>
     </w:rPr>
     <w:tblPr>
@@ -13826,6 +14439,7 @@
     </w:tcPr>
     <w:tblStylePr w:type="firstRow">
       <w:rPr>
+        <w:rFonts w:eastAsia="黑体"/>
         <w:b/>
         <w:bCs/>
         <w:color w:themeColor="background1" w:val="FFFFFF"/>
@@ -13840,6 +14454,7 @@
     </w:tblStylePr>
     <w:tblStylePr w:type="lastRow">
       <w:rPr>
+        <w:rFonts w:eastAsia="黑体"/>
         <w:b/>
         <w:bCs/>
         <w:color w:themeColor="accent2" w:themeShade="CC" w:val="9E3A38"/>
@@ -13854,12 +14469,14 @@
     </w:tblStylePr>
     <w:tblStylePr w:type="firstCol">
       <w:rPr>
+        <w:rFonts w:eastAsia="黑体"/>
         <w:b/>
         <w:bCs/>
       </w:rPr>
     </w:tblStylePr>
     <w:tblStylePr w:type="lastCol">
       <w:rPr>
+        <w:rFonts w:eastAsia="黑体"/>
         <w:b/>
         <w:bCs/>
       </w:rPr>
@@ -13894,6 +14511,7 @@
       <w:spacing w:after="0" w:line="240" w:lineRule="auto"/>
     </w:pPr>
     <w:rPr>
+      <w:rFonts w:eastAsia="黑体"/>
       <w:color w:themeColor="text1" w:val="000000"/>
     </w:rPr>
     <w:tblPr>
@@ -13912,6 +14530,7 @@
     </w:tcPr>
     <w:tblStylePr w:type="firstRow">
       <w:rPr>
+        <w:rFonts w:eastAsia="黑体"/>
         <w:b/>
         <w:bCs/>
         <w:color w:themeColor="background1" w:val="FFFFFF"/>
@@ -13926,6 +14545,7 @@
     </w:tblStylePr>
     <w:tblStylePr w:type="lastRow">
       <w:rPr>
+        <w:rFonts w:eastAsia="黑体"/>
         <w:b/>
         <w:bCs/>
         <w:color w:themeColor="accent4" w:themeShade="CC" w:val="664E82"/>
@@ -13940,12 +14560,14 @@
     </w:tblStylePr>
     <w:tblStylePr w:type="firstCol">
       <w:rPr>
+        <w:rFonts w:eastAsia="黑体"/>
         <w:b/>
         <w:bCs/>
       </w:rPr>
     </w:tblStylePr>
     <w:tblStylePr w:type="lastCol">
       <w:rPr>
+        <w:rFonts w:eastAsia="黑体"/>
         <w:b/>
         <w:bCs/>
       </w:rPr>
@@ -13980,6 +14602,7 @@
       <w:spacing w:after="0" w:line="240" w:lineRule="auto"/>
     </w:pPr>
     <w:rPr>
+      <w:rFonts w:eastAsia="黑体"/>
       <w:color w:themeColor="text1" w:val="000000"/>
     </w:rPr>
     <w:tblPr>
@@ -13998,6 +14621,7 @@
     </w:tcPr>
     <w:tblStylePr w:type="firstRow">
       <w:rPr>
+        <w:rFonts w:eastAsia="黑体"/>
         <w:b/>
         <w:bCs/>
         <w:color w:themeColor="background1" w:val="FFFFFF"/>
@@ -14012,6 +14636,7 @@
     </w:tblStylePr>
     <w:tblStylePr w:type="lastRow">
       <w:rPr>
+        <w:rFonts w:eastAsia="黑体"/>
         <w:b/>
         <w:bCs/>
         <w:color w:themeColor="accent3" w:themeShade="CC" w:val="7E9C40"/>
@@ -14026,12 +14651,14 @@
     </w:tblStylePr>
     <w:tblStylePr w:type="firstCol">
       <w:rPr>
+        <w:rFonts w:eastAsia="黑体"/>
         <w:b/>
         <w:bCs/>
       </w:rPr>
     </w:tblStylePr>
     <w:tblStylePr w:type="lastCol">
       <w:rPr>
+        <w:rFonts w:eastAsia="黑体"/>
         <w:b/>
         <w:bCs/>
       </w:rPr>
@@ -14066,6 +14693,7 @@
       <w:spacing w:after="0" w:line="240" w:lineRule="auto"/>
     </w:pPr>
     <w:rPr>
+      <w:rFonts w:eastAsia="黑体"/>
       <w:color w:themeColor="text1" w:val="000000"/>
     </w:rPr>
     <w:tblPr>
@@ -14084,6 +14712,7 @@
     </w:tcPr>
     <w:tblStylePr w:type="firstRow">
       <w:rPr>
+        <w:rFonts w:eastAsia="黑体"/>
         <w:b/>
         <w:bCs/>
         <w:color w:themeColor="background1" w:val="FFFFFF"/>
@@ -14098,6 +14727,7 @@
     </w:tblStylePr>
     <w:tblStylePr w:type="lastRow">
       <w:rPr>
+        <w:rFonts w:eastAsia="黑体"/>
         <w:b/>
         <w:bCs/>
         <w:color w:themeColor="accent6" w:themeShade="CC" w:val="F2730A"/>
@@ -14112,12 +14742,14 @@
     </w:tblStylePr>
     <w:tblStylePr w:type="firstCol">
       <w:rPr>
+        <w:rFonts w:eastAsia="黑体"/>
         <w:b/>
         <w:bCs/>
       </w:rPr>
     </w:tblStylePr>
     <w:tblStylePr w:type="lastCol">
       <w:rPr>
+        <w:rFonts w:eastAsia="黑体"/>
         <w:b/>
         <w:bCs/>
       </w:rPr>
@@ -14152,6 +14784,7 @@
       <w:spacing w:after="0" w:line="240" w:lineRule="auto"/>
     </w:pPr>
     <w:rPr>
+      <w:rFonts w:eastAsia="黑体"/>
       <w:color w:themeColor="text1" w:val="000000"/>
     </w:rPr>
     <w:tblPr>
@@ -14170,6 +14803,7 @@
     </w:tcPr>
     <w:tblStylePr w:type="firstRow">
       <w:rPr>
+        <w:rFonts w:eastAsia="黑体"/>
         <w:b/>
         <w:bCs/>
         <w:color w:themeColor="background1" w:val="FFFFFF"/>
@@ -14184,6 +14818,7 @@
     </w:tblStylePr>
     <w:tblStylePr w:type="lastRow">
       <w:rPr>
+        <w:rFonts w:eastAsia="黑体"/>
         <w:b/>
         <w:bCs/>
         <w:color w:themeColor="accent5" w:themeShade="CC" w:val="348DA5"/>
@@ -14198,12 +14833,14 @@
     </w:tblStylePr>
     <w:tblStylePr w:type="firstCol">
       <w:rPr>
+        <w:rFonts w:eastAsia="黑体"/>
         <w:b/>
         <w:bCs/>
       </w:rPr>
     </w:tblStylePr>
     <w:tblStylePr w:type="lastCol">
       <w:rPr>
+        <w:rFonts w:eastAsia="黑体"/>
         <w:b/>
         <w:bCs/>
       </w:rPr>
@@ -14238,6 +14875,7 @@
       <w:spacing w:after="0" w:line="240" w:lineRule="auto"/>
     </w:pPr>
     <w:rPr>
+      <w:rFonts w:eastAsia="黑体"/>
       <w:color w:themeColor="text1" w:val="000000"/>
     </w:rPr>
     <w:tblPr>
@@ -14259,6 +14897,7 @@
     </w:tcPr>
     <w:tblStylePr w:type="firstRow">
       <w:rPr>
+        <w:rFonts w:eastAsia="黑体"/>
         <w:b/>
         <w:bCs/>
       </w:rPr>
@@ -14269,6 +14908,7 @@
     </w:tblStylePr>
     <w:tblStylePr w:type="lastRow">
       <w:rPr>
+        <w:rFonts w:eastAsia="黑体"/>
         <w:b/>
         <w:bCs/>
         <w:color w:themeColor="text1" w:val="000000"/>
@@ -14280,6 +14920,7 @@
     </w:tblStylePr>
     <w:tblStylePr w:type="firstCol">
       <w:rPr>
+        <w:rFonts w:eastAsia="黑体"/>
         <w:color w:themeColor="background1" w:val="FFFFFF"/>
       </w:rPr>
       <w:tblPr/>
@@ -14289,6 +14930,7 @@
     </w:tblStylePr>
     <w:tblStylePr w:type="lastCol">
       <w:rPr>
+        <w:rFonts w:eastAsia="黑体"/>
         <w:color w:themeColor="background1" w:val="FFFFFF"/>
       </w:rPr>
       <w:tblPr/>
@@ -14318,6 +14960,7 @@
       <w:spacing w:after="0" w:line="240" w:lineRule="auto"/>
     </w:pPr>
     <w:rPr>
+      <w:rFonts w:eastAsia="黑体"/>
       <w:color w:themeColor="text1" w:val="000000"/>
     </w:rPr>
     <w:tblPr>
@@ -14339,6 +14982,7 @@
     </w:tcPr>
     <w:tblStylePr w:type="firstRow">
       <w:rPr>
+        <w:rFonts w:eastAsia="黑体"/>
         <w:b/>
         <w:bCs/>
       </w:rPr>
@@ -14349,6 +14993,7 @@
     </w:tblStylePr>
     <w:tblStylePr w:type="lastRow">
       <w:rPr>
+        <w:rFonts w:eastAsia="黑体"/>
         <w:b/>
         <w:bCs/>
         <w:color w:themeColor="text1" w:val="000000"/>
@@ -14360,6 +15005,7 @@
     </w:tblStylePr>
     <w:tblStylePr w:type="firstCol">
       <w:rPr>
+        <w:rFonts w:eastAsia="黑体"/>
         <w:color w:themeColor="background1" w:val="FFFFFF"/>
       </w:rPr>
       <w:tblPr/>
@@ -14369,6 +15015,7 @@
     </w:tblStylePr>
     <w:tblStylePr w:type="lastCol">
       <w:rPr>
+        <w:rFonts w:eastAsia="黑体"/>
         <w:color w:themeColor="background1" w:val="FFFFFF"/>
       </w:rPr>
       <w:tblPr/>
@@ -14398,6 +15045,7 @@
       <w:spacing w:after="0" w:line="240" w:lineRule="auto"/>
     </w:pPr>
     <w:rPr>
+      <w:rFonts w:eastAsia="黑体"/>
       <w:color w:themeColor="text1" w:val="000000"/>
     </w:rPr>
     <w:tblPr>
@@ -14419,6 +15067,7 @@
     </w:tcPr>
     <w:tblStylePr w:type="firstRow">
       <w:rPr>
+        <w:rFonts w:eastAsia="黑体"/>
         <w:b/>
         <w:bCs/>
       </w:rPr>
@@ -14429,6 +15078,7 @@
     </w:tblStylePr>
     <w:tblStylePr w:type="lastRow">
       <w:rPr>
+        <w:rFonts w:eastAsia="黑体"/>
         <w:b/>
         <w:bCs/>
         <w:color w:themeColor="text1" w:val="000000"/>
@@ -14440,6 +15090,7 @@
     </w:tblStylePr>
     <w:tblStylePr w:type="firstCol">
       <w:rPr>
+        <w:rFonts w:eastAsia="黑体"/>
         <w:color w:themeColor="background1" w:val="FFFFFF"/>
       </w:rPr>
       <w:tblPr/>
@@ -14449,6 +15100,7 @@
     </w:tblStylePr>
     <w:tblStylePr w:type="lastCol">
       <w:rPr>
+        <w:rFonts w:eastAsia="黑体"/>
         <w:color w:themeColor="background1" w:val="FFFFFF"/>
       </w:rPr>
       <w:tblPr/>
@@ -14478,6 +15130,7 @@
       <w:spacing w:after="0" w:line="240" w:lineRule="auto"/>
     </w:pPr>
     <w:rPr>
+      <w:rFonts w:eastAsia="黑体"/>
       <w:color w:themeColor="text1" w:val="000000"/>
     </w:rPr>
     <w:tblPr>
@@ -14499,6 +15152,7 @@
     </w:tcPr>
     <w:tblStylePr w:type="firstRow">
       <w:rPr>
+        <w:rFonts w:eastAsia="黑体"/>
         <w:b/>
         <w:bCs/>
       </w:rPr>
@@ -14509,6 +15163,7 @@
     </w:tblStylePr>
     <w:tblStylePr w:type="lastRow">
       <w:rPr>
+        <w:rFonts w:eastAsia="黑体"/>
         <w:b/>
         <w:bCs/>
         <w:color w:themeColor="text1" w:val="000000"/>
@@ -14520,6 +15175,7 @@
     </w:tblStylePr>
     <w:tblStylePr w:type="firstCol">
       <w:rPr>
+        <w:rFonts w:eastAsia="黑体"/>
         <w:color w:themeColor="background1" w:val="FFFFFF"/>
       </w:rPr>
       <w:tblPr/>
@@ -14529,6 +15185,7 @@
     </w:tblStylePr>
     <w:tblStylePr w:type="lastCol">
       <w:rPr>
+        <w:rFonts w:eastAsia="黑体"/>
         <w:color w:themeColor="background1" w:val="FFFFFF"/>
       </w:rPr>
       <w:tblPr/>
@@ -14558,6 +15215,7 @@
       <w:spacing w:after="0" w:line="240" w:lineRule="auto"/>
     </w:pPr>
     <w:rPr>
+      <w:rFonts w:eastAsia="黑体"/>
       <w:color w:themeColor="text1" w:val="000000"/>
     </w:rPr>
     <w:tblPr>
@@ -14579,6 +15237,7 @@
     </w:tcPr>
     <w:tblStylePr w:type="firstRow">
       <w:rPr>
+        <w:rFonts w:eastAsia="黑体"/>
         <w:b/>
         <w:bCs/>
       </w:rPr>
@@ -14589,6 +15248,7 @@
     </w:tblStylePr>
     <w:tblStylePr w:type="lastRow">
       <w:rPr>
+        <w:rFonts w:eastAsia="黑体"/>
         <w:b/>
         <w:bCs/>
         <w:color w:themeColor="text1" w:val="000000"/>
@@ -14600,6 +15260,7 @@
     </w:tblStylePr>
     <w:tblStylePr w:type="firstCol">
       <w:rPr>
+        <w:rFonts w:eastAsia="黑体"/>
         <w:color w:themeColor="background1" w:val="FFFFFF"/>
       </w:rPr>
       <w:tblPr/>
@@ -14609,6 +15270,7 @@
     </w:tblStylePr>
     <w:tblStylePr w:type="lastCol">
       <w:rPr>
+        <w:rFonts w:eastAsia="黑体"/>
         <w:color w:themeColor="background1" w:val="FFFFFF"/>
       </w:rPr>
       <w:tblPr/>
@@ -14638,6 +15300,7 @@
       <w:spacing w:after="0" w:line="240" w:lineRule="auto"/>
     </w:pPr>
     <w:rPr>
+      <w:rFonts w:eastAsia="黑体"/>
       <w:color w:themeColor="text1" w:val="000000"/>
     </w:rPr>
     <w:tblPr>
@@ -14659,6 +15322,7 @@
     </w:tcPr>
     <w:tblStylePr w:type="firstRow">
       <w:rPr>
+        <w:rFonts w:eastAsia="黑体"/>
         <w:b/>
         <w:bCs/>
       </w:rPr>
@@ -14669,6 +15333,7 @@
     </w:tblStylePr>
     <w:tblStylePr w:type="lastRow">
       <w:rPr>
+        <w:rFonts w:eastAsia="黑体"/>
         <w:b/>
         <w:bCs/>
         <w:color w:themeColor="text1" w:val="000000"/>
@@ -14680,6 +15345,7 @@
     </w:tblStylePr>
     <w:tblStylePr w:type="firstCol">
       <w:rPr>
+        <w:rFonts w:eastAsia="黑体"/>
         <w:color w:themeColor="background1" w:val="FFFFFF"/>
       </w:rPr>
       <w:tblPr/>
@@ -14689,6 +15355,7 @@
     </w:tblStylePr>
     <w:tblStylePr w:type="lastCol">
       <w:rPr>
+        <w:rFonts w:eastAsia="黑体"/>
         <w:color w:themeColor="background1" w:val="FFFFFF"/>
       </w:rPr>
       <w:tblPr/>
@@ -14718,6 +15385,7 @@
       <w:spacing w:after="0" w:line="240" w:lineRule="auto"/>
     </w:pPr>
     <w:rPr>
+      <w:rFonts w:eastAsia="黑体"/>
       <w:color w:themeColor="text1" w:val="000000"/>
     </w:rPr>
     <w:tblPr>
@@ -14739,6 +15407,7 @@
     </w:tcPr>
     <w:tblStylePr w:type="firstRow">
       <w:rPr>
+        <w:rFonts w:eastAsia="黑体"/>
         <w:b/>
         <w:bCs/>
       </w:rPr>
@@ -14749,6 +15418,7 @@
     </w:tblStylePr>
     <w:tblStylePr w:type="lastRow">
       <w:rPr>
+        <w:rFonts w:eastAsia="黑体"/>
         <w:b/>
         <w:bCs/>
         <w:color w:themeColor="text1" w:val="000000"/>
@@ -14760,6 +15430,7 @@
     </w:tblStylePr>
     <w:tblStylePr w:type="firstCol">
       <w:rPr>
+        <w:rFonts w:eastAsia="黑体"/>
         <w:color w:themeColor="background1" w:val="FFFFFF"/>
       </w:rPr>
       <w:tblPr/>
@@ -14769,6 +15440,7 @@
     </w:tblStylePr>
     <w:tblStylePr w:type="lastCol">
       <w:rPr>
+        <w:rFonts w:eastAsia="黑体"/>
         <w:color w:themeColor="background1" w:val="FFFFFF"/>
       </w:rPr>
       <w:tblPr/>
@@ -14801,6 +15473,7 @@
     <w:name w:val="KeywordTok"/>
     <w:basedOn w:val="VerbatimChar"/>
     <w:rPr>
+      <w:rFonts w:eastAsia="黑体"/>
       <w:b/>
       <w:color w:val="007020"/>
     </w:rPr>
@@ -14809,6 +15482,7 @@
     <w:name w:val="DataTypeTok"/>
     <w:basedOn w:val="VerbatimChar"/>
     <w:rPr>
+      <w:rFonts w:eastAsia="黑体"/>
       <w:color w:val="902000"/>
     </w:rPr>
   </w:style>
@@ -14816,6 +15490,7 @@
     <w:name w:val="DecValTok"/>
     <w:basedOn w:val="VerbatimChar"/>
     <w:rPr>
+      <w:rFonts w:eastAsia="黑体"/>
       <w:color w:val="40a070"/>
     </w:rPr>
   </w:style>
@@ -14823,6 +15498,7 @@
     <w:name w:val="BaseNTok"/>
     <w:basedOn w:val="VerbatimChar"/>
     <w:rPr>
+      <w:rFonts w:eastAsia="黑体"/>
       <w:color w:val="40a070"/>
     </w:rPr>
   </w:style>
@@ -14830,6 +15506,7 @@
     <w:name w:val="FloatTok"/>
     <w:basedOn w:val="VerbatimChar"/>
     <w:rPr>
+      <w:rFonts w:eastAsia="黑体"/>
       <w:color w:val="40a070"/>
     </w:rPr>
   </w:style>
@@ -14837,6 +15514,7 @@
     <w:name w:val="ConstantTok"/>
     <w:basedOn w:val="VerbatimChar"/>
     <w:rPr>
+      <w:rFonts w:eastAsia="黑体"/>
       <w:color w:val="880000"/>
     </w:rPr>
   </w:style>
@@ -14844,6 +15522,7 @@
     <w:name w:val="CharTok"/>
     <w:basedOn w:val="VerbatimChar"/>
     <w:rPr>
+      <w:rFonts w:eastAsia="黑体"/>
       <w:color w:val="4070a0"/>
     </w:rPr>
   </w:style>
@@ -14851,6 +15530,7 @@
     <w:name w:val="SpecialCharTok"/>
     <w:basedOn w:val="VerbatimChar"/>
     <w:rPr>
+      <w:rFonts w:eastAsia="黑体"/>
       <w:color w:val="4070a0"/>
     </w:rPr>
   </w:style>
@@ -14858,6 +15538,7 @@
     <w:name w:val="StringTok"/>
     <w:basedOn w:val="VerbatimChar"/>
     <w:rPr>
+      <w:rFonts w:eastAsia="黑体"/>
       <w:color w:val="4070a0"/>
     </w:rPr>
   </w:style>
@@ -14865,6 +15546,7 @@
     <w:name w:val="VerbatimStringTok"/>
     <w:basedOn w:val="VerbatimChar"/>
     <w:rPr>
+      <w:rFonts w:eastAsia="黑体"/>
       <w:color w:val="4070a0"/>
     </w:rPr>
   </w:style>
@@ -14872,6 +15554,7 @@
     <w:name w:val="SpecialStringTok"/>
     <w:basedOn w:val="VerbatimChar"/>
     <w:rPr>
+      <w:rFonts w:eastAsia="黑体"/>
       <w:color w:val="bb6688"/>
     </w:rPr>
   </w:style>
@@ -14879,6 +15562,7 @@
     <w:name w:val="ImportTok"/>
     <w:basedOn w:val="VerbatimChar"/>
     <w:rPr>
+      <w:rFonts w:eastAsia="黑体"/>
       <w:b/>
       <w:color w:val="008000"/>
     </w:rPr>
@@ -14887,6 +15571,7 @@
     <w:name w:val="CommentTok"/>
     <w:basedOn w:val="VerbatimChar"/>
     <w:rPr>
+      <w:rFonts w:eastAsia="黑体"/>
       <w:i/>
       <w:color w:val="60a0b0"/>
     </w:rPr>
@@ -14895,6 +15580,7 @@
     <w:name w:val="DocumentationTok"/>
     <w:basedOn w:val="VerbatimChar"/>
     <w:rPr>
+      <w:rFonts w:eastAsia="黑体"/>
       <w:i/>
       <w:color w:val="ba2121"/>
     </w:rPr>
@@ -14903,6 +15589,7 @@
     <w:name w:val="AnnotationTok"/>
     <w:basedOn w:val="VerbatimChar"/>
     <w:rPr>
+      <w:rFonts w:eastAsia="黑体"/>
       <w:b/>
       <w:i/>
       <w:color w:val="60a0b0"/>
@@ -14912,6 +15599,7 @@
     <w:name w:val="CommentVarTok"/>
     <w:basedOn w:val="VerbatimChar"/>
     <w:rPr>
+      <w:rFonts w:eastAsia="黑体"/>
       <w:b/>
       <w:i/>
       <w:color w:val="60a0b0"/>
@@ -14921,6 +15609,7 @@
     <w:name w:val="OtherTok"/>
     <w:basedOn w:val="VerbatimChar"/>
     <w:rPr>
+      <w:rFonts w:eastAsia="黑体"/>
       <w:color w:val="007020"/>
     </w:rPr>
   </w:style>
@@ -14928,6 +15617,7 @@
     <w:name w:val="FunctionTok"/>
     <w:basedOn w:val="VerbatimChar"/>
     <w:rPr>
+      <w:rFonts w:eastAsia="黑体"/>
       <w:color w:val="06287e"/>
     </w:rPr>
   </w:style>
@@ -14935,6 +15625,7 @@
     <w:name w:val="VariableTok"/>
     <w:basedOn w:val="VerbatimChar"/>
     <w:rPr>
+      <w:rFonts w:eastAsia="黑体"/>
       <w:color w:val="19177c"/>
     </w:rPr>
   </w:style>
@@ -14942,6 +15633,7 @@
     <w:name w:val="ControlFlowTok"/>
     <w:basedOn w:val="VerbatimChar"/>
     <w:rPr>
+      <w:rFonts w:eastAsia="黑体"/>
       <w:b/>
       <w:color w:val="007020"/>
     </w:rPr>
@@ -14950,6 +15642,7 @@
     <w:name w:val="OperatorTok"/>
     <w:basedOn w:val="VerbatimChar"/>
     <w:rPr>
+      <w:rFonts w:eastAsia="黑体"/>
       <w:color w:val="666666"/>
     </w:rPr>
   </w:style>
@@ -14957,18 +15650,22 @@
     <w:name w:val="BuiltInTok"/>
     <w:basedOn w:val="VerbatimChar"/>
     <w:rPr>
+      <w:rFonts w:eastAsia="黑体"/>
       <w:color w:val="008000"/>
     </w:rPr>
   </w:style>
   <w:style w:type="character" w:customStyle="1" w:styleId="ExtensionTok">
     <w:name w:val="ExtensionTok"/>
     <w:basedOn w:val="VerbatimChar"/>
-    <w:rPr/>
+    <w:rPr>
+      <w:rFonts w:eastAsia="黑体"/>
+    </w:rPr>
   </w:style>
   <w:style w:type="character" w:customStyle="1" w:styleId="PreprocessorTok">
     <w:name w:val="PreprocessorTok"/>
     <w:basedOn w:val="VerbatimChar"/>
     <w:rPr>
+      <w:rFonts w:eastAsia="黑体"/>
       <w:color w:val="bc7a00"/>
     </w:rPr>
   </w:style>
@@ -14976,18 +15673,22 @@
     <w:name w:val="AttributeTok"/>
     <w:basedOn w:val="VerbatimChar"/>
     <w:rPr>
+      <w:rFonts w:eastAsia="黑体"/>
       <w:color w:val="7d9029"/>
     </w:rPr>
   </w:style>
   <w:style w:type="character" w:customStyle="1" w:styleId="RegionMarkerTok">
     <w:name w:val="RegionMarkerTok"/>
     <w:basedOn w:val="VerbatimChar"/>
-    <w:rPr/>
+    <w:rPr>
+      <w:rFonts w:eastAsia="黑体"/>
+    </w:rPr>
   </w:style>
   <w:style w:type="character" w:customStyle="1" w:styleId="InformationTok">
     <w:name w:val="InformationTok"/>
     <w:basedOn w:val="VerbatimChar"/>
     <w:rPr>
+      <w:rFonts w:eastAsia="黑体"/>
       <w:b/>
       <w:i/>
       <w:color w:val="60a0b0"/>
@@ -14997,6 +15698,7 @@
     <w:name w:val="WarningTok"/>
     <w:basedOn w:val="VerbatimChar"/>
     <w:rPr>
+      <w:rFonts w:eastAsia="黑体"/>
       <w:b/>
       <w:i/>
       <w:color w:val="60a0b0"/>
@@ -15006,6 +15708,7 @@
     <w:name w:val="AlertTok"/>
     <w:basedOn w:val="VerbatimChar"/>
     <w:rPr>
+      <w:rFonts w:eastAsia="黑体"/>
       <w:b/>
       <w:color w:val="ff0000"/>
     </w:rPr>
@@ -15014,6 +15717,7 @@
     <w:name w:val="ErrorTok"/>
     <w:basedOn w:val="VerbatimChar"/>
     <w:rPr>
+      <w:rFonts w:eastAsia="黑体"/>
       <w:b/>
       <w:color w:val="ff0000"/>
     </w:rPr>
@@ -15021,7 +15725,9 @@
   <w:style w:type="character" w:customStyle="1" w:styleId="NormalTok">
     <w:name w:val="NormalTok"/>
     <w:basedOn w:val="VerbatimChar"/>
-    <w:rPr/>
+    <w:rPr>
+      <w:rFonts w:eastAsia="黑体"/>
+    </w:rPr>
   </w:style>
 </w:styles>
 </file>
@@ -15070,12 +15776,12 @@
     <a:fontScheme name="Office">
       <a:majorFont>
         <a:latin typeface="Calibri"/>
-        <a:ea typeface=""/>
+        <a:ea typeface="黑体"/>
         <a:cs typeface=""/>
         <a:font script="Jpan" typeface="ＭＳ ゴシック"/>
         <a:font script="Hang" typeface="맑은 고딕"/>
-        <a:font script="Hans" typeface="宋体"/>
-        <a:font script="Hant" typeface="新細明體"/>
+        <a:font script="Hans" typeface="黑体"/>
+        <a:font script="Hant" typeface="黑体"/>
         <a:font script="Arab" typeface="Times New Roman"/>
         <a:font script="Hebr" typeface="Times New Roman"/>
         <a:font script="Thai" typeface="Angsana New"/>
@@ -15105,12 +15811,12 @@
       </a:majorFont>
       <a:minorFont>
         <a:latin typeface="Cambria"/>
-        <a:ea typeface=""/>
+        <a:ea typeface="黑体"/>
         <a:cs typeface=""/>
         <a:font script="Jpan" typeface="ＭＳ 明朝"/>
         <a:font script="Hang" typeface="맑은 고딕"/>
-        <a:font script="Hans" typeface="宋体"/>
-        <a:font script="Hant" typeface="新細明體"/>
+        <a:font script="Hans" typeface="黑体"/>
+        <a:font script="Hant" typeface="黑体"/>
         <a:font script="Arab" typeface="Arial"/>
         <a:font script="Hebr" typeface="Arial"/>
         <a:font script="Thai" typeface="Cordia New"/>

--- a/09-通信电路/05-其他通信电路/红外通信IrDA电路/红外通信IrDA电路.docx
+++ b/09-通信电路/05-其他通信电路/红外通信IrDA电路/红外通信IrDA电路.docx
@@ -2705,7 +2705,7 @@
           <w:color w:val="555555"/>
           <w:sz w:val="21"/>
         </w:rPr>
-        <w:t>材料收集者：杜文杰，WX手机：19519196569，QQ:3478827729</w:t>
+        <w:t>材料收集者：杜文杰，微信/手机：19519196569，QQ:3478827729</w:t>
       </w:r>
     </w:p>
     <w:sectPr>
